--- a/CDA_install.docx
+++ b/CDA_install.docx
@@ -2,85 +2,2483 @@
 <file path=word/document.xml><?xml version="1.0" encoding="utf-8"?>
 <w:document xmlns:wpc="http://schemas.microsoft.com/office/word/2010/wordprocessingCanvas" xmlns:cx="http://schemas.microsoft.com/office/drawing/2014/chartex" xmlns:cx1="http://schemas.microsoft.com/office/drawing/2015/9/8/chartex" xmlns:cx2="http://schemas.microsoft.com/office/drawing/2015/10/21/chartex" xmlns:cx3="http://schemas.microsoft.com/office/drawing/2016/5/9/chartex" xmlns:cx4="http://schemas.microsoft.com/office/drawing/2016/5/10/chartex" xmlns:cx5="http://schemas.microsoft.com/office/drawing/2016/5/11/chartex" xmlns:cx6="http://schemas.microsoft.com/office/drawing/2016/5/12/chartex" xmlns:cx7="http://schemas.microsoft.com/office/drawing/2016/5/13/chartex" xmlns:cx8="http://schemas.microsoft.com/office/drawing/2016/5/14/chartex" xmlns:mc="http://schemas.openxmlformats.org/markup-compatibility/2006" xmlns:aink="http://schemas.microsoft.com/office/drawing/2016/ink" xmlns:am3d="http://schemas.microsoft.com/office/drawing/2017/model3d" xmlns:o="urn:schemas-microsoft-com:office:office" xmlns:oel="http://schemas.microsoft.com/office/2019/extlst" xmlns:r="http://schemas.openxmlformats.org/officeDocument/2006/relationships" xmlns:m="http://schemas.openxmlformats.org/officeDocument/2006/math" xmlns:v="urn:schemas-microsoft-com:vml" xmlns:wp14="http://schemas.microsoft.com/office/word/2010/wordprocessingDrawing" xmlns:wp="http://schemas.openxmlformats.org/drawingml/2006/wordprocessingDrawing" xmlns:w10="urn:schemas-microsoft-com:office:word" xmlns:w="http://schemas.openxmlformats.org/wordprocessingml/2006/main" xmlns:w14="http://schemas.microsoft.com/office/word/2010/wordml" xmlns:w15="http://schemas.microsoft.com/office/word/2012/wordml" xmlns:w16cex="http://schemas.microsoft.com/office/word/2018/wordml/cex" xmlns:w16cid="http://schemas.microsoft.com/office/word/2016/wordml/cid" xmlns:w16="http://schemas.microsoft.com/office/word/2018/wordml" xmlns:w16du="http://schemas.microsoft.com/office/word/2023/wordml/word16du" xmlns:w16sdtdh="http://schemas.microsoft.com/office/word/2020/wordml/sdtdatahash" xmlns:w16sdtfl="http://schemas.microsoft.com/office/word/2024/wordml/sdtformatlock" xmlns:w16se="http://schemas.microsoft.com/office/word/2015/wordml/symex" xmlns:wpg="http://schemas.microsoft.com/office/word/2010/wordprocessingGroup" xmlns:wpi="http://schemas.microsoft.com/office/word/2010/wordprocessingInk" xmlns:wne="http://schemas.microsoft.com/office/word/2006/wordml" xmlns:wps="http://schemas.microsoft.com/office/word/2010/wordprocessingShape" mc:Ignorable="w14 w15 w16se w16cid w16 w16cex w16sdtdh w16sdtfl w16du wp14">
   <w:body>
-    <w:p>
-      <w:r>
-        <w:t>TODO :  intro de présentation du module sur la grille CDA</w:t>
-      </w:r>
-    </w:p>
     <w:p/>
     <w:p>
       <w:pPr>
+        <w:pStyle w:val="Titre"/>
+        <w:jc w:val="center"/>
+      </w:pPr>
+      <w:r>
+        <w:t>CONTRÔLE ANNUEL DES DISPOSITIFS D'AUTOSURVEILLANCE</w:t>
+      </w:r>
+      <w:r>
+        <w:t xml:space="preserve"> </w:t>
+      </w:r>
+      <w:r>
+        <w:t>DES SYSTÈMES D'ASSAINISSEMENT COLLECTIF</w:t>
+      </w:r>
+    </w:p>
+    <w:p>
+      <w:pPr>
+        <w:jc w:val="center"/>
+      </w:pPr>
+      <w:r>
+        <w:t>Version 1</w:t>
+      </w:r>
+    </w:p>
+    <w:p>
+      <w:pPr>
+        <w:jc w:val="center"/>
+      </w:pPr>
+    </w:p>
+    <w:p>
+      <w:pPr>
+        <w:jc w:val="center"/>
+      </w:pPr>
+    </w:p>
+    <w:tbl>
+      <w:tblPr>
+        <w:tblStyle w:val="Grilledutableau"/>
+        <w:tblW w:w="0" w:type="auto"/>
+        <w:tblLook w:val="04A0" w:firstRow="1" w:lastRow="0" w:firstColumn="1" w:lastColumn="0" w:noHBand="0" w:noVBand="1"/>
+      </w:tblPr>
+      <w:tblGrid>
+        <w:gridCol w:w="2405"/>
+        <w:gridCol w:w="6657"/>
+      </w:tblGrid>
+      <w:tr>
+        <w:tc>
+          <w:tcPr>
+            <w:tcW w:w="2405" w:type="dxa"/>
+          </w:tcPr>
+          <w:p>
+            <w:pPr>
+              <w:jc w:val="center"/>
+            </w:pPr>
+            <w:r>
+              <w:t>Version de référence de la grille CDA</w:t>
+            </w:r>
+          </w:p>
+        </w:tc>
+        <w:tc>
+          <w:tcPr>
+            <w:tcW w:w="6657" w:type="dxa"/>
+          </w:tcPr>
+          <w:p>
+            <w:pPr>
+              <w:jc w:val="center"/>
+            </w:pPr>
+            <w:r>
+              <w:t>1.0</w:t>
+            </w:r>
+          </w:p>
+        </w:tc>
+      </w:tr>
+      <w:tr>
+        <w:tc>
+          <w:tcPr>
+            <w:tcW w:w="2405" w:type="dxa"/>
+          </w:tcPr>
+          <w:p>
+            <w:pPr>
+              <w:jc w:val="center"/>
+            </w:pPr>
+            <w:r>
+              <w:t>Version du document</w:t>
+            </w:r>
+          </w:p>
+        </w:tc>
+        <w:tc>
+          <w:tcPr>
+            <w:tcW w:w="6657" w:type="dxa"/>
+          </w:tcPr>
+          <w:p>
+            <w:pPr>
+              <w:jc w:val="center"/>
+            </w:pPr>
+            <w:r>
+              <w:t>1.0</w:t>
+            </w:r>
+          </w:p>
+        </w:tc>
+      </w:tr>
+      <w:tr>
+        <w:tc>
+          <w:tcPr>
+            <w:tcW w:w="2405" w:type="dxa"/>
+          </w:tcPr>
+          <w:p>
+            <w:pPr>
+              <w:jc w:val="center"/>
+            </w:pPr>
+            <w:r>
+              <w:t>Date</w:t>
+            </w:r>
+          </w:p>
+        </w:tc>
+        <w:tc>
+          <w:tcPr>
+            <w:tcW w:w="6657" w:type="dxa"/>
+          </w:tcPr>
+          <w:p>
+            <w:pPr>
+              <w:jc w:val="center"/>
+            </w:pPr>
+            <w:r>
+              <w:t>24/03/2026</w:t>
+            </w:r>
+          </w:p>
+        </w:tc>
+      </w:tr>
+      <w:tr>
+        <w:tc>
+          <w:tcPr>
+            <w:tcW w:w="2405" w:type="dxa"/>
+          </w:tcPr>
+          <w:p>
+            <w:pPr>
+              <w:jc w:val="center"/>
+            </w:pPr>
+            <w:r>
+              <w:t>Auteur</w:t>
+            </w:r>
+          </w:p>
+        </w:tc>
+        <w:tc>
+          <w:tcPr>
+            <w:tcW w:w="6657" w:type="dxa"/>
+          </w:tcPr>
+          <w:p>
+            <w:pPr>
+              <w:jc w:val="center"/>
+            </w:pPr>
+            <w:r>
+              <w:t>Nicolas DHUYGELAERE – Data Lime</w:t>
+            </w:r>
+          </w:p>
+        </w:tc>
+      </w:tr>
+      <w:tr>
+        <w:tc>
+          <w:tcPr>
+            <w:tcW w:w="2405" w:type="dxa"/>
+          </w:tcPr>
+          <w:p>
+            <w:pPr>
+              <w:jc w:val="center"/>
+            </w:pPr>
+            <w:r>
+              <w:t>Contributeurs</w:t>
+            </w:r>
+          </w:p>
+        </w:tc>
+        <w:tc>
+          <w:tcPr>
+            <w:tcW w:w="6657" w:type="dxa"/>
+          </w:tcPr>
+          <w:p>
+            <w:pPr>
+              <w:jc w:val="center"/>
+              <w:rPr>
+                <w:lang w:val="en-US"/>
+              </w:rPr>
+            </w:pPr>
+            <w:r>
+              <w:rPr>
+                <w:lang w:val="en-US"/>
+              </w:rPr>
+              <w:t>Georges GOLLA – IGA</w:t>
+            </w:r>
+          </w:p>
+          <w:p>
+            <w:pPr>
+              <w:jc w:val="center"/>
+            </w:pPr>
+            <w:proofErr w:type="spellStart"/>
+            <w:r>
+              <w:t>Jéremi</w:t>
+            </w:r>
+            <w:proofErr w:type="spellEnd"/>
+            <w:r>
+              <w:t xml:space="preserve"> Jambon – SATESE de l</w:t>
+            </w:r>
+            <w:r>
+              <w:t>’Allier</w:t>
+            </w:r>
+          </w:p>
+          <w:p>
+            <w:pPr>
+              <w:jc w:val="center"/>
+            </w:pPr>
+            <w:r>
+              <w:rPr>
+                <w:highlight w:val="yellow"/>
+              </w:rPr>
+              <w:t>GT Autosurveillance des Agences de l’Eau</w:t>
+            </w:r>
+          </w:p>
+        </w:tc>
+      </w:tr>
+      <w:tr>
+        <w:tc>
+          <w:tcPr>
+            <w:tcW w:w="2405" w:type="dxa"/>
+          </w:tcPr>
+          <w:p>
+            <w:pPr>
+              <w:jc w:val="center"/>
+            </w:pPr>
+          </w:p>
+        </w:tc>
+        <w:tc>
+          <w:tcPr>
+            <w:tcW w:w="6657" w:type="dxa"/>
+          </w:tcPr>
+          <w:p>
+            <w:pPr>
+              <w:jc w:val="center"/>
+            </w:pPr>
+          </w:p>
+        </w:tc>
+      </w:tr>
+    </w:tbl>
+    <w:p>
+      <w:pPr>
+        <w:jc w:val="center"/>
+      </w:pPr>
+    </w:p>
+    <w:p>
+      <w:pPr>
+        <w:jc w:val="center"/>
+      </w:pPr>
+    </w:p>
+    <w:p>
+      <w:r>
+        <w:br w:type="page"/>
+      </w:r>
+    </w:p>
+    <w:sdt>
+      <w:sdtPr>
+        <w:id w:val="-1183517037"/>
+        <w:docPartObj>
+          <w:docPartGallery w:val="Table of Contents"/>
+          <w:docPartUnique/>
+        </w:docPartObj>
+      </w:sdtPr>
+      <w:sdtEndPr>
+        <w:rPr>
+          <w:rFonts w:asciiTheme="minorHAnsi" w:eastAsiaTheme="minorHAnsi" w:hAnsiTheme="minorHAnsi" w:cstheme="minorBidi"/>
+          <w:b/>
+          <w:bCs/>
+          <w:color w:val="auto"/>
+          <w:kern w:val="2"/>
+          <w:sz w:val="22"/>
+          <w:szCs w:val="22"/>
+          <w:lang w:eastAsia="en-US"/>
+          <w14:ligatures w14:val="standardContextual"/>
+        </w:rPr>
+      </w:sdtEndPr>
+      <w:sdtContent>
+        <w:p>
+          <w:pPr>
+            <w:pStyle w:val="En-ttedetabledesmatires"/>
+          </w:pPr>
+          <w:r>
+            <w:t>Table des matières</w:t>
+          </w:r>
+        </w:p>
+        <w:p>
+          <w:pPr>
+            <w:pStyle w:val="TM1"/>
+            <w:tabs>
+              <w:tab w:val="left" w:pos="440"/>
+              <w:tab w:val="right" w:leader="dot" w:pos="9062"/>
+            </w:tabs>
+            <w:rPr>
+              <w:rFonts w:eastAsiaTheme="minorEastAsia"/>
+              <w:noProof/>
+              <w:sz w:val="24"/>
+              <w:szCs w:val="24"/>
+              <w:lang w:eastAsia="fr-FR"/>
+            </w:rPr>
+          </w:pPr>
+          <w:r>
+            <w:fldChar w:fldCharType="begin"/>
+          </w:r>
+          <w:r>
+            <w:instrText xml:space="preserve"> TOC \o "1-3" \h \z \u </w:instrText>
+          </w:r>
+          <w:r>
+            <w:fldChar w:fldCharType="separate"/>
+          </w:r>
+          <w:hyperlink w:anchor="_Toc225238544" w:history="1">
+            <w:r>
+              <w:rPr>
+                <w:rStyle w:val="Lienhypertexte"/>
+                <w:noProof/>
+              </w:rPr>
+              <w:t>1.</w:t>
+            </w:r>
+            <w:r>
+              <w:rPr>
+                <w:rFonts w:eastAsiaTheme="minorEastAsia"/>
+                <w:noProof/>
+                <w:sz w:val="24"/>
+                <w:szCs w:val="24"/>
+                <w:lang w:eastAsia="fr-FR"/>
+              </w:rPr>
+              <w:tab/>
+            </w:r>
+            <w:r>
+              <w:rPr>
+                <w:rStyle w:val="Lienhypertexte"/>
+                <w:noProof/>
+              </w:rPr>
+              <w:t>Présentation de l’application</w:t>
+            </w:r>
+            <w:r>
+              <w:rPr>
+                <w:noProof/>
+                <w:webHidden/>
+              </w:rPr>
+              <w:tab/>
+            </w:r>
+            <w:r>
+              <w:rPr>
+                <w:noProof/>
+                <w:webHidden/>
+              </w:rPr>
+              <w:fldChar w:fldCharType="begin"/>
+            </w:r>
+            <w:r>
+              <w:rPr>
+                <w:noProof/>
+                <w:webHidden/>
+              </w:rPr>
+              <w:instrText xml:space="preserve"> PAGEREF _Toc225238544 \h </w:instrText>
+            </w:r>
+            <w:r>
+              <w:rPr>
+                <w:noProof/>
+                <w:webHidden/>
+              </w:rPr>
+            </w:r>
+            <w:r>
+              <w:rPr>
+                <w:noProof/>
+                <w:webHidden/>
+              </w:rPr>
+              <w:fldChar w:fldCharType="separate"/>
+            </w:r>
+            <w:r>
+              <w:rPr>
+                <w:noProof/>
+                <w:webHidden/>
+              </w:rPr>
+              <w:t>2</w:t>
+            </w:r>
+            <w:r>
+              <w:rPr>
+                <w:noProof/>
+                <w:webHidden/>
+              </w:rPr>
+              <w:fldChar w:fldCharType="end"/>
+            </w:r>
+          </w:hyperlink>
+        </w:p>
+        <w:p>
+          <w:pPr>
+            <w:pStyle w:val="TM2"/>
+            <w:tabs>
+              <w:tab w:val="left" w:pos="960"/>
+              <w:tab w:val="right" w:leader="dot" w:pos="9062"/>
+            </w:tabs>
+            <w:rPr>
+              <w:rFonts w:eastAsiaTheme="minorEastAsia"/>
+              <w:noProof/>
+              <w:sz w:val="24"/>
+              <w:szCs w:val="24"/>
+              <w:lang w:eastAsia="fr-FR"/>
+            </w:rPr>
+          </w:pPr>
+          <w:hyperlink w:anchor="_Toc225238545" w:history="1">
+            <w:r>
+              <w:rPr>
+                <w:rStyle w:val="Lienhypertexte"/>
+                <w:noProof/>
+              </w:rPr>
+              <w:t>1.1.</w:t>
+            </w:r>
+            <w:r>
+              <w:rPr>
+                <w:rFonts w:eastAsiaTheme="minorEastAsia"/>
+                <w:noProof/>
+                <w:sz w:val="24"/>
+                <w:szCs w:val="24"/>
+                <w:lang w:eastAsia="fr-FR"/>
+              </w:rPr>
+              <w:tab/>
+            </w:r>
+            <w:r>
+              <w:rPr>
+                <w:rStyle w:val="Lienhypertexte"/>
+                <w:noProof/>
+              </w:rPr>
+              <w:t>Objectifs et enjeux du contrôle</w:t>
+            </w:r>
+            <w:r>
+              <w:rPr>
+                <w:noProof/>
+                <w:webHidden/>
+              </w:rPr>
+              <w:tab/>
+            </w:r>
+            <w:r>
+              <w:rPr>
+                <w:noProof/>
+                <w:webHidden/>
+              </w:rPr>
+              <w:fldChar w:fldCharType="begin"/>
+            </w:r>
+            <w:r>
+              <w:rPr>
+                <w:noProof/>
+                <w:webHidden/>
+              </w:rPr>
+              <w:instrText xml:space="preserve"> PAGEREF _Toc225238545 \h </w:instrText>
+            </w:r>
+            <w:r>
+              <w:rPr>
+                <w:noProof/>
+                <w:webHidden/>
+              </w:rPr>
+            </w:r>
+            <w:r>
+              <w:rPr>
+                <w:noProof/>
+                <w:webHidden/>
+              </w:rPr>
+              <w:fldChar w:fldCharType="separate"/>
+            </w:r>
+            <w:r>
+              <w:rPr>
+                <w:noProof/>
+                <w:webHidden/>
+              </w:rPr>
+              <w:t>2</w:t>
+            </w:r>
+            <w:r>
+              <w:rPr>
+                <w:noProof/>
+                <w:webHidden/>
+              </w:rPr>
+              <w:fldChar w:fldCharType="end"/>
+            </w:r>
+          </w:hyperlink>
+        </w:p>
+        <w:p>
+          <w:pPr>
+            <w:pStyle w:val="TM2"/>
+            <w:tabs>
+              <w:tab w:val="left" w:pos="960"/>
+              <w:tab w:val="right" w:leader="dot" w:pos="9062"/>
+            </w:tabs>
+            <w:rPr>
+              <w:rFonts w:eastAsiaTheme="minorEastAsia"/>
+              <w:noProof/>
+              <w:sz w:val="24"/>
+              <w:szCs w:val="24"/>
+              <w:lang w:eastAsia="fr-FR"/>
+            </w:rPr>
+          </w:pPr>
+          <w:hyperlink w:anchor="_Toc225238546" w:history="1">
+            <w:r>
+              <w:rPr>
+                <w:rStyle w:val="Lienhypertexte"/>
+                <w:noProof/>
+              </w:rPr>
+              <w:t>1.2.</w:t>
+            </w:r>
+            <w:r>
+              <w:rPr>
+                <w:rFonts w:eastAsiaTheme="minorEastAsia"/>
+                <w:noProof/>
+                <w:sz w:val="24"/>
+                <w:szCs w:val="24"/>
+                <w:lang w:eastAsia="fr-FR"/>
+              </w:rPr>
+              <w:tab/>
+            </w:r>
+            <w:r>
+              <w:rPr>
+                <w:rStyle w:val="Lienhypertexte"/>
+                <w:noProof/>
+              </w:rPr>
+              <w:t>Modalités d'exécution</w:t>
+            </w:r>
+            <w:r>
+              <w:rPr>
+                <w:noProof/>
+                <w:webHidden/>
+              </w:rPr>
+              <w:tab/>
+            </w:r>
+            <w:r>
+              <w:rPr>
+                <w:noProof/>
+                <w:webHidden/>
+              </w:rPr>
+              <w:fldChar w:fldCharType="begin"/>
+            </w:r>
+            <w:r>
+              <w:rPr>
+                <w:noProof/>
+                <w:webHidden/>
+              </w:rPr>
+              <w:instrText xml:space="preserve"> PAGEREF _Toc225238546 \h </w:instrText>
+            </w:r>
+            <w:r>
+              <w:rPr>
+                <w:noProof/>
+                <w:webHidden/>
+              </w:rPr>
+            </w:r>
+            <w:r>
+              <w:rPr>
+                <w:noProof/>
+                <w:webHidden/>
+              </w:rPr>
+              <w:fldChar w:fldCharType="separate"/>
+            </w:r>
+            <w:r>
+              <w:rPr>
+                <w:noProof/>
+                <w:webHidden/>
+              </w:rPr>
+              <w:t>2</w:t>
+            </w:r>
+            <w:r>
+              <w:rPr>
+                <w:noProof/>
+                <w:webHidden/>
+              </w:rPr>
+              <w:fldChar w:fldCharType="end"/>
+            </w:r>
+          </w:hyperlink>
+        </w:p>
+        <w:p>
+          <w:pPr>
+            <w:pStyle w:val="TM2"/>
+            <w:tabs>
+              <w:tab w:val="left" w:pos="960"/>
+              <w:tab w:val="right" w:leader="dot" w:pos="9062"/>
+            </w:tabs>
+            <w:rPr>
+              <w:rFonts w:eastAsiaTheme="minorEastAsia"/>
+              <w:noProof/>
+              <w:sz w:val="24"/>
+              <w:szCs w:val="24"/>
+              <w:lang w:eastAsia="fr-FR"/>
+            </w:rPr>
+          </w:pPr>
+          <w:hyperlink w:anchor="_Toc225238547" w:history="1">
+            <w:r>
+              <w:rPr>
+                <w:rStyle w:val="Lienhypertexte"/>
+                <w:noProof/>
+              </w:rPr>
+              <w:t>1.3.</w:t>
+            </w:r>
+            <w:r>
+              <w:rPr>
+                <w:rFonts w:eastAsiaTheme="minorEastAsia"/>
+                <w:noProof/>
+                <w:sz w:val="24"/>
+                <w:szCs w:val="24"/>
+                <w:lang w:eastAsia="fr-FR"/>
+              </w:rPr>
+              <w:tab/>
+            </w:r>
+            <w:r>
+              <w:rPr>
+                <w:rStyle w:val="Lienhypertexte"/>
+                <w:noProof/>
+              </w:rPr>
+              <w:t>Optimisation de la saisie des données</w:t>
+            </w:r>
+            <w:r>
+              <w:rPr>
+                <w:noProof/>
+                <w:webHidden/>
+              </w:rPr>
+              <w:tab/>
+            </w:r>
+            <w:r>
+              <w:rPr>
+                <w:noProof/>
+                <w:webHidden/>
+              </w:rPr>
+              <w:fldChar w:fldCharType="begin"/>
+            </w:r>
+            <w:r>
+              <w:rPr>
+                <w:noProof/>
+                <w:webHidden/>
+              </w:rPr>
+              <w:instrText xml:space="preserve"> PAGEREF _Toc225238547 \h </w:instrText>
+            </w:r>
+            <w:r>
+              <w:rPr>
+                <w:noProof/>
+                <w:webHidden/>
+              </w:rPr>
+            </w:r>
+            <w:r>
+              <w:rPr>
+                <w:noProof/>
+                <w:webHidden/>
+              </w:rPr>
+              <w:fldChar w:fldCharType="separate"/>
+            </w:r>
+            <w:r>
+              <w:rPr>
+                <w:noProof/>
+                <w:webHidden/>
+              </w:rPr>
+              <w:t>3</w:t>
+            </w:r>
+            <w:r>
+              <w:rPr>
+                <w:noProof/>
+                <w:webHidden/>
+              </w:rPr>
+              <w:fldChar w:fldCharType="end"/>
+            </w:r>
+          </w:hyperlink>
+        </w:p>
+        <w:p>
+          <w:pPr>
+            <w:pStyle w:val="TM1"/>
+            <w:tabs>
+              <w:tab w:val="left" w:pos="440"/>
+              <w:tab w:val="right" w:leader="dot" w:pos="9062"/>
+            </w:tabs>
+            <w:rPr>
+              <w:rFonts w:eastAsiaTheme="minorEastAsia"/>
+              <w:noProof/>
+              <w:sz w:val="24"/>
+              <w:szCs w:val="24"/>
+              <w:lang w:eastAsia="fr-FR"/>
+            </w:rPr>
+          </w:pPr>
+          <w:hyperlink w:anchor="_Toc225238548" w:history="1">
+            <w:r>
+              <w:rPr>
+                <w:rStyle w:val="Lienhypertexte"/>
+                <w:noProof/>
+              </w:rPr>
+              <w:t>2.</w:t>
+            </w:r>
+            <w:r>
+              <w:rPr>
+                <w:rFonts w:eastAsiaTheme="minorEastAsia"/>
+                <w:noProof/>
+                <w:sz w:val="24"/>
+                <w:szCs w:val="24"/>
+                <w:lang w:eastAsia="fr-FR"/>
+              </w:rPr>
+              <w:tab/>
+            </w:r>
+            <w:r>
+              <w:rPr>
+                <w:rStyle w:val="Lienhypertexte"/>
+                <w:noProof/>
+              </w:rPr>
+              <w:t>Installation</w:t>
+            </w:r>
+            <w:r>
+              <w:rPr>
+                <w:noProof/>
+                <w:webHidden/>
+              </w:rPr>
+              <w:tab/>
+            </w:r>
+            <w:r>
+              <w:rPr>
+                <w:noProof/>
+                <w:webHidden/>
+              </w:rPr>
+              <w:fldChar w:fldCharType="begin"/>
+            </w:r>
+            <w:r>
+              <w:rPr>
+                <w:noProof/>
+                <w:webHidden/>
+              </w:rPr>
+              <w:instrText xml:space="preserve"> PAGEREF _Toc225238548 \h </w:instrText>
+            </w:r>
+            <w:r>
+              <w:rPr>
+                <w:noProof/>
+                <w:webHidden/>
+              </w:rPr>
+            </w:r>
+            <w:r>
+              <w:rPr>
+                <w:noProof/>
+                <w:webHidden/>
+              </w:rPr>
+              <w:fldChar w:fldCharType="separate"/>
+            </w:r>
+            <w:r>
+              <w:rPr>
+                <w:noProof/>
+                <w:webHidden/>
+              </w:rPr>
+              <w:t>3</w:t>
+            </w:r>
+            <w:r>
+              <w:rPr>
+                <w:noProof/>
+                <w:webHidden/>
+              </w:rPr>
+              <w:fldChar w:fldCharType="end"/>
+            </w:r>
+          </w:hyperlink>
+        </w:p>
+        <w:p>
+          <w:pPr>
+            <w:pStyle w:val="TM2"/>
+            <w:tabs>
+              <w:tab w:val="left" w:pos="960"/>
+              <w:tab w:val="right" w:leader="dot" w:pos="9062"/>
+            </w:tabs>
+            <w:rPr>
+              <w:rFonts w:eastAsiaTheme="minorEastAsia"/>
+              <w:noProof/>
+              <w:sz w:val="24"/>
+              <w:szCs w:val="24"/>
+              <w:lang w:eastAsia="fr-FR"/>
+            </w:rPr>
+          </w:pPr>
+          <w:hyperlink w:anchor="_Toc225238549" w:history="1">
+            <w:r>
+              <w:rPr>
+                <w:rStyle w:val="Lienhypertexte"/>
+                <w:noProof/>
+              </w:rPr>
+              <w:t>2.1.</w:t>
+            </w:r>
+            <w:r>
+              <w:rPr>
+                <w:rFonts w:eastAsiaTheme="minorEastAsia"/>
+                <w:noProof/>
+                <w:sz w:val="24"/>
+                <w:szCs w:val="24"/>
+                <w:lang w:eastAsia="fr-FR"/>
+              </w:rPr>
+              <w:tab/>
+            </w:r>
+            <w:r>
+              <w:rPr>
+                <w:rStyle w:val="Lienhypertexte"/>
+                <w:noProof/>
+              </w:rPr>
+              <w:t>Prérequis</w:t>
+            </w:r>
+            <w:r>
+              <w:rPr>
+                <w:noProof/>
+                <w:webHidden/>
+              </w:rPr>
+              <w:tab/>
+            </w:r>
+            <w:r>
+              <w:rPr>
+                <w:noProof/>
+                <w:webHidden/>
+              </w:rPr>
+              <w:fldChar w:fldCharType="begin"/>
+            </w:r>
+            <w:r>
+              <w:rPr>
+                <w:noProof/>
+                <w:webHidden/>
+              </w:rPr>
+              <w:instrText xml:space="preserve"> PAGEREF _Toc225238549 \h </w:instrText>
+            </w:r>
+            <w:r>
+              <w:rPr>
+                <w:noProof/>
+                <w:webHidden/>
+              </w:rPr>
+            </w:r>
+            <w:r>
+              <w:rPr>
+                <w:noProof/>
+                <w:webHidden/>
+              </w:rPr>
+              <w:fldChar w:fldCharType="separate"/>
+            </w:r>
+            <w:r>
+              <w:rPr>
+                <w:noProof/>
+                <w:webHidden/>
+              </w:rPr>
+              <w:t>3</w:t>
+            </w:r>
+            <w:r>
+              <w:rPr>
+                <w:noProof/>
+                <w:webHidden/>
+              </w:rPr>
+              <w:fldChar w:fldCharType="end"/>
+            </w:r>
+          </w:hyperlink>
+        </w:p>
+        <w:p>
+          <w:pPr>
+            <w:pStyle w:val="TM2"/>
+            <w:tabs>
+              <w:tab w:val="left" w:pos="960"/>
+              <w:tab w:val="right" w:leader="dot" w:pos="9062"/>
+            </w:tabs>
+            <w:rPr>
+              <w:rFonts w:eastAsiaTheme="minorEastAsia"/>
+              <w:noProof/>
+              <w:sz w:val="24"/>
+              <w:szCs w:val="24"/>
+              <w:lang w:eastAsia="fr-FR"/>
+            </w:rPr>
+          </w:pPr>
+          <w:hyperlink w:anchor="_Toc225238550" w:history="1">
+            <w:r>
+              <w:rPr>
+                <w:rStyle w:val="Lienhypertexte"/>
+                <w:noProof/>
+              </w:rPr>
+              <w:t>2.2.</w:t>
+            </w:r>
+            <w:r>
+              <w:rPr>
+                <w:rFonts w:eastAsiaTheme="minorEastAsia"/>
+                <w:noProof/>
+                <w:sz w:val="24"/>
+                <w:szCs w:val="24"/>
+                <w:lang w:eastAsia="fr-FR"/>
+              </w:rPr>
+              <w:tab/>
+            </w:r>
+            <w:r>
+              <w:rPr>
+                <w:rStyle w:val="Lienhypertexte"/>
+                <w:noProof/>
+              </w:rPr>
+              <w:t>Ou trouver le kit d’installation de la grille CDA ?</w:t>
+            </w:r>
+            <w:r>
+              <w:rPr>
+                <w:noProof/>
+                <w:webHidden/>
+              </w:rPr>
+              <w:tab/>
+            </w:r>
+            <w:r>
+              <w:rPr>
+                <w:noProof/>
+                <w:webHidden/>
+              </w:rPr>
+              <w:fldChar w:fldCharType="begin"/>
+            </w:r>
+            <w:r>
+              <w:rPr>
+                <w:noProof/>
+                <w:webHidden/>
+              </w:rPr>
+              <w:instrText xml:space="preserve"> PAGEREF _Toc225238550 \h </w:instrText>
+            </w:r>
+            <w:r>
+              <w:rPr>
+                <w:noProof/>
+                <w:webHidden/>
+              </w:rPr>
+            </w:r>
+            <w:r>
+              <w:rPr>
+                <w:noProof/>
+                <w:webHidden/>
+              </w:rPr>
+              <w:fldChar w:fldCharType="separate"/>
+            </w:r>
+            <w:r>
+              <w:rPr>
+                <w:noProof/>
+                <w:webHidden/>
+              </w:rPr>
+              <w:t>3</w:t>
+            </w:r>
+            <w:r>
+              <w:rPr>
+                <w:noProof/>
+                <w:webHidden/>
+              </w:rPr>
+              <w:fldChar w:fldCharType="end"/>
+            </w:r>
+          </w:hyperlink>
+        </w:p>
+        <w:p>
+          <w:pPr>
+            <w:pStyle w:val="TM2"/>
+            <w:tabs>
+              <w:tab w:val="left" w:pos="960"/>
+              <w:tab w:val="right" w:leader="dot" w:pos="9062"/>
+            </w:tabs>
+            <w:rPr>
+              <w:rFonts w:eastAsiaTheme="minorEastAsia"/>
+              <w:noProof/>
+              <w:sz w:val="24"/>
+              <w:szCs w:val="24"/>
+              <w:lang w:eastAsia="fr-FR"/>
+            </w:rPr>
+          </w:pPr>
+          <w:hyperlink w:anchor="_Toc225238551" w:history="1">
+            <w:r>
+              <w:rPr>
+                <w:rStyle w:val="Lienhypertexte"/>
+                <w:noProof/>
+              </w:rPr>
+              <w:t>2.3.</w:t>
+            </w:r>
+            <w:r>
+              <w:rPr>
+                <w:rFonts w:eastAsiaTheme="minorEastAsia"/>
+                <w:noProof/>
+                <w:sz w:val="24"/>
+                <w:szCs w:val="24"/>
+                <w:lang w:eastAsia="fr-FR"/>
+              </w:rPr>
+              <w:tab/>
+            </w:r>
+            <w:r>
+              <w:rPr>
+                <w:rStyle w:val="Lienhypertexte"/>
+                <w:noProof/>
+              </w:rPr>
+              <w:t>Contenu du kit d’installation</w:t>
+            </w:r>
+            <w:r>
+              <w:rPr>
+                <w:noProof/>
+                <w:webHidden/>
+              </w:rPr>
+              <w:tab/>
+            </w:r>
+            <w:r>
+              <w:rPr>
+                <w:noProof/>
+                <w:webHidden/>
+              </w:rPr>
+              <w:fldChar w:fldCharType="begin"/>
+            </w:r>
+            <w:r>
+              <w:rPr>
+                <w:noProof/>
+                <w:webHidden/>
+              </w:rPr>
+              <w:instrText xml:space="preserve"> PAGEREF _Toc225238551 \h </w:instrText>
+            </w:r>
+            <w:r>
+              <w:rPr>
+                <w:noProof/>
+                <w:webHidden/>
+              </w:rPr>
+            </w:r>
+            <w:r>
+              <w:rPr>
+                <w:noProof/>
+                <w:webHidden/>
+              </w:rPr>
+              <w:fldChar w:fldCharType="separate"/>
+            </w:r>
+            <w:r>
+              <w:rPr>
+                <w:noProof/>
+                <w:webHidden/>
+              </w:rPr>
+              <w:t>4</w:t>
+            </w:r>
+            <w:r>
+              <w:rPr>
+                <w:noProof/>
+                <w:webHidden/>
+              </w:rPr>
+              <w:fldChar w:fldCharType="end"/>
+            </w:r>
+          </w:hyperlink>
+        </w:p>
+        <w:p>
+          <w:pPr>
+            <w:pStyle w:val="TM2"/>
+            <w:tabs>
+              <w:tab w:val="left" w:pos="960"/>
+              <w:tab w:val="right" w:leader="dot" w:pos="9062"/>
+            </w:tabs>
+            <w:rPr>
+              <w:rFonts w:eastAsiaTheme="minorEastAsia"/>
+              <w:noProof/>
+              <w:sz w:val="24"/>
+              <w:szCs w:val="24"/>
+              <w:lang w:eastAsia="fr-FR"/>
+            </w:rPr>
+          </w:pPr>
+          <w:hyperlink w:anchor="_Toc225238552" w:history="1">
+            <w:r>
+              <w:rPr>
+                <w:rStyle w:val="Lienhypertexte"/>
+                <w:noProof/>
+              </w:rPr>
+              <w:t>2.4.</w:t>
+            </w:r>
+            <w:r>
+              <w:rPr>
+                <w:rFonts w:eastAsiaTheme="minorEastAsia"/>
+                <w:noProof/>
+                <w:sz w:val="24"/>
+                <w:szCs w:val="24"/>
+                <w:lang w:eastAsia="fr-FR"/>
+              </w:rPr>
+              <w:tab/>
+            </w:r>
+            <w:r>
+              <w:rPr>
+                <w:rStyle w:val="Lienhypertexte"/>
+                <w:noProof/>
+              </w:rPr>
+              <w:t>Etapes d’installation</w:t>
+            </w:r>
+            <w:r>
+              <w:rPr>
+                <w:noProof/>
+                <w:webHidden/>
+              </w:rPr>
+              <w:tab/>
+            </w:r>
+            <w:r>
+              <w:rPr>
+                <w:noProof/>
+                <w:webHidden/>
+              </w:rPr>
+              <w:fldChar w:fldCharType="begin"/>
+            </w:r>
+            <w:r>
+              <w:rPr>
+                <w:noProof/>
+                <w:webHidden/>
+              </w:rPr>
+              <w:instrText xml:space="preserve"> PAGEREF _Toc225238552 \h </w:instrText>
+            </w:r>
+            <w:r>
+              <w:rPr>
+                <w:noProof/>
+                <w:webHidden/>
+              </w:rPr>
+            </w:r>
+            <w:r>
+              <w:rPr>
+                <w:noProof/>
+                <w:webHidden/>
+              </w:rPr>
+              <w:fldChar w:fldCharType="separate"/>
+            </w:r>
+            <w:r>
+              <w:rPr>
+                <w:noProof/>
+                <w:webHidden/>
+              </w:rPr>
+              <w:t>5</w:t>
+            </w:r>
+            <w:r>
+              <w:rPr>
+                <w:noProof/>
+                <w:webHidden/>
+              </w:rPr>
+              <w:fldChar w:fldCharType="end"/>
+            </w:r>
+          </w:hyperlink>
+        </w:p>
+        <w:p>
+          <w:pPr>
+            <w:pStyle w:val="TM3"/>
+            <w:tabs>
+              <w:tab w:val="left" w:pos="1200"/>
+              <w:tab w:val="right" w:leader="dot" w:pos="9062"/>
+            </w:tabs>
+            <w:rPr>
+              <w:rFonts w:eastAsiaTheme="minorEastAsia"/>
+              <w:noProof/>
+              <w:sz w:val="24"/>
+              <w:szCs w:val="24"/>
+              <w:lang w:eastAsia="fr-FR"/>
+            </w:rPr>
+          </w:pPr>
+          <w:hyperlink w:anchor="_Toc225238553" w:history="1">
+            <w:r>
+              <w:rPr>
+                <w:rStyle w:val="Lienhypertexte"/>
+                <w:noProof/>
+              </w:rPr>
+              <w:t>2.4.1.</w:t>
+            </w:r>
+            <w:r>
+              <w:rPr>
+                <w:rFonts w:eastAsiaTheme="minorEastAsia"/>
+                <w:noProof/>
+                <w:sz w:val="24"/>
+                <w:szCs w:val="24"/>
+                <w:lang w:eastAsia="fr-FR"/>
+              </w:rPr>
+              <w:tab/>
+            </w:r>
+            <w:r>
+              <w:rPr>
+                <w:rStyle w:val="Lienhypertexte"/>
+                <w:noProof/>
+              </w:rPr>
+              <w:t>Lever le blocage de sécurité sur les fichiers</w:t>
+            </w:r>
+            <w:r>
+              <w:rPr>
+                <w:noProof/>
+                <w:webHidden/>
+              </w:rPr>
+              <w:tab/>
+            </w:r>
+            <w:r>
+              <w:rPr>
+                <w:noProof/>
+                <w:webHidden/>
+              </w:rPr>
+              <w:fldChar w:fldCharType="begin"/>
+            </w:r>
+            <w:r>
+              <w:rPr>
+                <w:noProof/>
+                <w:webHidden/>
+              </w:rPr>
+              <w:instrText xml:space="preserve"> PAGEREF _Toc225238553 \h </w:instrText>
+            </w:r>
+            <w:r>
+              <w:rPr>
+                <w:noProof/>
+                <w:webHidden/>
+              </w:rPr>
+            </w:r>
+            <w:r>
+              <w:rPr>
+                <w:noProof/>
+                <w:webHidden/>
+              </w:rPr>
+              <w:fldChar w:fldCharType="separate"/>
+            </w:r>
+            <w:r>
+              <w:rPr>
+                <w:noProof/>
+                <w:webHidden/>
+              </w:rPr>
+              <w:t>5</w:t>
+            </w:r>
+            <w:r>
+              <w:rPr>
+                <w:noProof/>
+                <w:webHidden/>
+              </w:rPr>
+              <w:fldChar w:fldCharType="end"/>
+            </w:r>
+          </w:hyperlink>
+        </w:p>
+        <w:p>
+          <w:pPr>
+            <w:pStyle w:val="TM3"/>
+            <w:tabs>
+              <w:tab w:val="left" w:pos="1200"/>
+              <w:tab w:val="right" w:leader="dot" w:pos="9062"/>
+            </w:tabs>
+            <w:rPr>
+              <w:rFonts w:eastAsiaTheme="minorEastAsia"/>
+              <w:noProof/>
+              <w:sz w:val="24"/>
+              <w:szCs w:val="24"/>
+              <w:lang w:eastAsia="fr-FR"/>
+            </w:rPr>
+          </w:pPr>
+          <w:hyperlink w:anchor="_Toc225238554" w:history="1">
+            <w:r>
+              <w:rPr>
+                <w:rStyle w:val="Lienhypertexte"/>
+                <w:noProof/>
+              </w:rPr>
+              <w:t>2.4.2.</w:t>
+            </w:r>
+            <w:r>
+              <w:rPr>
+                <w:rFonts w:eastAsiaTheme="minorEastAsia"/>
+                <w:noProof/>
+                <w:sz w:val="24"/>
+                <w:szCs w:val="24"/>
+                <w:lang w:eastAsia="fr-FR"/>
+              </w:rPr>
+              <w:tab/>
+            </w:r>
+            <w:r>
+              <w:rPr>
+                <w:rStyle w:val="Lienhypertexte"/>
+                <w:noProof/>
+              </w:rPr>
+              <w:t>Déposer les fichiers dans le répertoire des AddIns</w:t>
+            </w:r>
+            <w:r>
+              <w:rPr>
+                <w:noProof/>
+                <w:webHidden/>
+              </w:rPr>
+              <w:tab/>
+            </w:r>
+            <w:r>
+              <w:rPr>
+                <w:noProof/>
+                <w:webHidden/>
+              </w:rPr>
+              <w:fldChar w:fldCharType="begin"/>
+            </w:r>
+            <w:r>
+              <w:rPr>
+                <w:noProof/>
+                <w:webHidden/>
+              </w:rPr>
+              <w:instrText xml:space="preserve"> PAGEREF _Toc225238554 \h </w:instrText>
+            </w:r>
+            <w:r>
+              <w:rPr>
+                <w:noProof/>
+                <w:webHidden/>
+              </w:rPr>
+            </w:r>
+            <w:r>
+              <w:rPr>
+                <w:noProof/>
+                <w:webHidden/>
+              </w:rPr>
+              <w:fldChar w:fldCharType="separate"/>
+            </w:r>
+            <w:r>
+              <w:rPr>
+                <w:noProof/>
+                <w:webHidden/>
+              </w:rPr>
+              <w:t>5</w:t>
+            </w:r>
+            <w:r>
+              <w:rPr>
+                <w:noProof/>
+                <w:webHidden/>
+              </w:rPr>
+              <w:fldChar w:fldCharType="end"/>
+            </w:r>
+          </w:hyperlink>
+        </w:p>
+        <w:p>
+          <w:pPr>
+            <w:pStyle w:val="TM1"/>
+            <w:tabs>
+              <w:tab w:val="left" w:pos="440"/>
+              <w:tab w:val="right" w:leader="dot" w:pos="9062"/>
+            </w:tabs>
+            <w:rPr>
+              <w:rFonts w:eastAsiaTheme="minorEastAsia"/>
+              <w:noProof/>
+              <w:sz w:val="24"/>
+              <w:szCs w:val="24"/>
+              <w:lang w:eastAsia="fr-FR"/>
+            </w:rPr>
+          </w:pPr>
+          <w:hyperlink w:anchor="_Toc225238555" w:history="1">
+            <w:r>
+              <w:rPr>
+                <w:rStyle w:val="Lienhypertexte"/>
+                <w:noProof/>
+              </w:rPr>
+              <w:t>3.</w:t>
+            </w:r>
+            <w:r>
+              <w:rPr>
+                <w:rFonts w:eastAsiaTheme="minorEastAsia"/>
+                <w:noProof/>
+                <w:sz w:val="24"/>
+                <w:szCs w:val="24"/>
+                <w:lang w:eastAsia="fr-FR"/>
+              </w:rPr>
+              <w:tab/>
+            </w:r>
+            <w:r>
+              <w:rPr>
+                <w:rStyle w:val="Lienhypertexte"/>
+                <w:noProof/>
+              </w:rPr>
+              <w:t>Utilisation</w:t>
+            </w:r>
+            <w:r>
+              <w:rPr>
+                <w:noProof/>
+                <w:webHidden/>
+              </w:rPr>
+              <w:tab/>
+            </w:r>
+            <w:r>
+              <w:rPr>
+                <w:noProof/>
+                <w:webHidden/>
+              </w:rPr>
+              <w:fldChar w:fldCharType="begin"/>
+            </w:r>
+            <w:r>
+              <w:rPr>
+                <w:noProof/>
+                <w:webHidden/>
+              </w:rPr>
+              <w:instrText xml:space="preserve"> PAGEREF _Toc225238555 \h </w:instrText>
+            </w:r>
+            <w:r>
+              <w:rPr>
+                <w:noProof/>
+                <w:webHidden/>
+              </w:rPr>
+            </w:r>
+            <w:r>
+              <w:rPr>
+                <w:noProof/>
+                <w:webHidden/>
+              </w:rPr>
+              <w:fldChar w:fldCharType="separate"/>
+            </w:r>
+            <w:r>
+              <w:rPr>
+                <w:noProof/>
+                <w:webHidden/>
+              </w:rPr>
+              <w:t>7</w:t>
+            </w:r>
+            <w:r>
+              <w:rPr>
+                <w:noProof/>
+                <w:webHidden/>
+              </w:rPr>
+              <w:fldChar w:fldCharType="end"/>
+            </w:r>
+          </w:hyperlink>
+        </w:p>
+        <w:p>
+          <w:r>
+            <w:rPr>
+              <w:b/>
+              <w:bCs/>
+            </w:rPr>
+            <w:fldChar w:fldCharType="end"/>
+          </w:r>
+        </w:p>
+      </w:sdtContent>
+    </w:sdt>
+    <w:p/>
+    <w:p>
+      <w:pPr>
         <w:pStyle w:val="Titre1"/>
-      </w:pPr>
-      <w:r>
-        <w:t>Installation</w:t>
-      </w:r>
-    </w:p>
-    <w:p>
-      <w:r>
-        <w:t xml:space="preserve">  </w:t>
-      </w:r>
-    </w:p>
-    <w:p>
-      <w:pPr>
-        <w:pStyle w:val="Paragraphedeliste"/>
         <w:numPr>
           <w:ilvl w:val="0"/>
-          <w:numId w:val="3"/>
+          <w:numId w:val="4"/>
         </w:numPr>
+      </w:pPr>
+      <w:bookmarkStart w:id="0" w:name="_Toc225238544"/>
+      <w:r>
+        <w:t>Présentation de l’application</w:t>
+      </w:r>
+      <w:bookmarkEnd w:id="0"/>
+    </w:p>
+    <w:p/>
+    <w:p>
+      <w:pPr>
+        <w:jc w:val="both"/>
+      </w:pPr>
+      <w:r>
+        <w:t xml:space="preserve">Le </w:t>
+      </w:r>
+      <w:r>
         <w:rPr>
           <w:b/>
           <w:bCs/>
         </w:rPr>
+        <w:t>Contrôle Annuel des dispositifs d’Autosurveillance (CDA)</w:t>
+      </w:r>
+      <w:r>
+        <w:t xml:space="preserve"> constitue une étape réglementaire majeure dans la gestion des systèmes d'assainissement collectif. Ce diagnostic technique a pour fonction de vérifier la fiabilité et la conformité des données de rejets produites par les exploitants de Stations de Traitement des Eaux Usées (STEU).</w:t>
+      </w:r>
+    </w:p>
+    <w:p>
+      <w:pPr>
+        <w:pStyle w:val="Titre2"/>
+        <w:numPr>
+          <w:ilvl w:val="1"/>
+          <w:numId w:val="4"/>
+        </w:numPr>
+      </w:pPr>
+      <w:bookmarkStart w:id="1" w:name="_Toc225238545"/>
+      <w:r>
+        <w:t>Objectifs et enjeux du contrôle</w:t>
+      </w:r>
+      <w:bookmarkEnd w:id="1"/>
+    </w:p>
+    <w:p>
+      <w:pPr>
+        <w:jc w:val="both"/>
+      </w:pPr>
+      <w:r>
+        <w:t>L’autosurveillance repose sur la mesure continue des débits et la réalisation de prélèvements d'échantillons. Le CDA intervient comme un audit externe visant à :</w:t>
+      </w:r>
+    </w:p>
+    <w:p>
+      <w:pPr>
+        <w:numPr>
+          <w:ilvl w:val="0"/>
+          <w:numId w:val="5"/>
+        </w:numPr>
+        <w:jc w:val="both"/>
       </w:pPr>
       <w:r>
         <w:rPr>
           <w:b/>
           <w:bCs/>
         </w:rPr>
-        <w:t>Télécharger le fichier sur votre poste de travail</w:t>
-      </w:r>
-    </w:p>
-    <w:p/>
-    <w:p>
-      <w:r>
-        <w:t>https://github.com/ndhuygelaere/autosurveillance_steu_excel</w:t>
-      </w:r>
-    </w:p>
-    <w:p/>
-    <w:p>
-      <w:pPr>
-        <w:pStyle w:val="Paragraphedeliste"/>
+        <w:t>Valider la métrologie :</w:t>
+      </w:r>
+      <w:r>
+        <w:t xml:space="preserve"> Vérifier l’étalonnage et la précision des débitmètres et des préleveurs automatiques.</w:t>
+      </w:r>
+    </w:p>
+    <w:p>
+      <w:pPr>
         <w:numPr>
           <w:ilvl w:val="0"/>
-          <w:numId w:val="3"/>
+          <w:numId w:val="5"/>
         </w:numPr>
+        <w:jc w:val="both"/>
+      </w:pPr>
+      <w:r>
         <w:rPr>
           <w:b/>
           <w:bCs/>
         </w:rPr>
+        <w:t>Certifier les données :</w:t>
+      </w:r>
+      <w:r>
+        <w:t xml:space="preserve"> Garantir que les volumes et les charges polluantes déclarés aux agences de l’eau et aux services de l’État sont exacts.</w:t>
+      </w:r>
+    </w:p>
+    <w:p>
+      <w:pPr>
+        <w:numPr>
+          <w:ilvl w:val="0"/>
+          <w:numId w:val="5"/>
+        </w:numPr>
+        <w:jc w:val="both"/>
       </w:pPr>
       <w:r>
         <w:rPr>
           <w:b/>
           <w:bCs/>
         </w:rPr>
+        <w:t>Assurer la conformité :</w:t>
+      </w:r>
+      <w:r>
+        <w:t xml:space="preserve"> Vérifier le respect des prescriptions techniques de l’arrêté d'autorisation de l’ouvrage.</w:t>
+      </w:r>
+    </w:p>
+    <w:p>
+      <w:pPr>
+        <w:pStyle w:val="Titre2"/>
+        <w:numPr>
+          <w:ilvl w:val="1"/>
+          <w:numId w:val="4"/>
+        </w:numPr>
+      </w:pPr>
+      <w:bookmarkStart w:id="2" w:name="_Toc225238546"/>
+      <w:r>
+        <w:t>Modalités d'exécution</w:t>
+      </w:r>
+      <w:bookmarkEnd w:id="2"/>
+    </w:p>
+    <w:p>
+      <w:pPr>
+        <w:jc w:val="both"/>
+      </w:pPr>
+      <w:r>
+        <w:t xml:space="preserve">Ce contrôle doit être réalisé par un </w:t>
+      </w:r>
+      <w:r>
+        <w:rPr>
+          <w:b/>
+          <w:bCs/>
+        </w:rPr>
+        <w:t>organisme tiers indépendant</w:t>
+      </w:r>
+      <w:r>
+        <w:t xml:space="preserve"> (bureaux d’études spécialisés ou services d’assistance technique départementaux</w:t>
+      </w:r>
+      <w:r>
+        <w:t> : SATESE</w:t>
+      </w:r>
+      <w:r>
+        <w:t>). Il donne lieu à un rapport technique détaillé qui consigne les écarts de mesure, l'état de l'instrumentation et la qualité de la chaîne d'acquisition des données</w:t>
+      </w:r>
+      <w:r>
+        <w:t xml:space="preserve"> des stations d’épuration et de leur système de collecte</w:t>
+      </w:r>
+      <w:r>
+        <w:t>.</w:t>
+      </w:r>
+    </w:p>
+    <w:p>
+      <w:pPr>
+        <w:pStyle w:val="Titre2"/>
+        <w:numPr>
+          <w:ilvl w:val="1"/>
+          <w:numId w:val="4"/>
+        </w:numPr>
+      </w:pPr>
+      <w:bookmarkStart w:id="3" w:name="_Toc225238547"/>
+      <w:r>
+        <w:lastRenderedPageBreak/>
+        <w:t>Optimisation de la saisie des données</w:t>
+      </w:r>
+      <w:bookmarkEnd w:id="3"/>
+    </w:p>
+    <w:p>
+      <w:pPr>
+        <w:jc w:val="both"/>
+      </w:pPr>
+      <w:r>
+        <w:t>La réalisation d'un CDA implique la collecte de nombreux paramètres sur le terrain : mesures de comparaison, relevés d’index, vérifications visuelles et examen documentaire.</w:t>
+      </w:r>
+    </w:p>
+    <w:p>
+      <w:pPr>
+        <w:jc w:val="both"/>
+      </w:pPr>
+      <w:r>
+        <w:t xml:space="preserve">Afin de structurer cette collecte et de sécuriser la transmission des informations, </w:t>
+      </w:r>
+      <w:r>
+        <w:rPr>
+          <w:b/>
+          <w:bCs/>
+        </w:rPr>
+        <w:t>le formulaire Excel</w:t>
+      </w:r>
+      <w:r>
+        <w:t xml:space="preserve"> permet une saisie directe et standardisée des données de contrôle. Cet outil vise à harmoniser les rapports, à réduire les risques d’erreurs de retranscription et à faciliter le suivi historique des dispositifs d’autosurveillance.</w:t>
+      </w:r>
+    </w:p>
+    <w:p>
+      <w:r>
+        <w:rPr>
+          <w:highlight w:val="yellow"/>
+        </w:rPr>
+        <w:t>Le formulaire pourra être à terme être pré-généré et déposé sur la plateforme « xxx » mise à disposition par les Agences de l’Eau ainsi que par les principales applications métiers telles que « </w:t>
+      </w:r>
+      <w:proofErr w:type="spellStart"/>
+      <w:r>
+        <w:rPr>
+          <w:highlight w:val="yellow"/>
+        </w:rPr>
+        <w:t>Microsat</w:t>
+      </w:r>
+      <w:proofErr w:type="spellEnd"/>
+      <w:r>
+        <w:rPr>
+          <w:highlight w:val="yellow"/>
+        </w:rPr>
+        <w:t> »</w:t>
+      </w:r>
+    </w:p>
+    <w:p/>
+    <w:p>
+      <w:pPr>
+        <w:pStyle w:val="Titre1"/>
+        <w:numPr>
+          <w:ilvl w:val="0"/>
+          <w:numId w:val="4"/>
+        </w:numPr>
+      </w:pPr>
+      <w:bookmarkStart w:id="4" w:name="_Toc225238548"/>
+      <w:r>
+        <w:t>Installation</w:t>
+      </w:r>
+      <w:bookmarkEnd w:id="4"/>
+    </w:p>
+    <w:p>
+      <w:pPr>
+        <w:pStyle w:val="Titre2"/>
+        <w:numPr>
+          <w:ilvl w:val="1"/>
+          <w:numId w:val="4"/>
+        </w:numPr>
+      </w:pPr>
+      <w:bookmarkStart w:id="5" w:name="_Toc225238549"/>
+      <w:r>
+        <w:t>Prérequis</w:t>
+      </w:r>
+      <w:bookmarkEnd w:id="5"/>
+    </w:p>
+    <w:p>
+      <w:pPr>
+        <w:jc w:val="both"/>
+      </w:pPr>
+      <w:r>
+        <w:t>Le formulaire et le module VBA ont été testés sur les versions Excel 2019, Excel 2021 sous Windows 11 et Windows 10. Le fonctionnement avec Excel 2016 semble également possible mais toutes les fonctionnalités n’ont pas été testées.</w:t>
+      </w:r>
+    </w:p>
+    <w:p>
+      <w:pPr>
+        <w:jc w:val="both"/>
+      </w:pPr>
+      <w:r>
+        <w:t xml:space="preserve">Le module VBA n’est pas compatible avec la version web d’Excel sous </w:t>
+      </w:r>
+      <w:r>
+        <w:t>O</w:t>
+      </w:r>
+      <w:r>
+        <w:t>ffice 365 ni sous les versions IOS et Android d’Excel. Sur ces versions le remplissage du formulaire Excel reste néanmoins possible mais l’ajout de feuille doit se faire manuellement et demande de bien comprendre la logique des formules Excel</w:t>
+      </w:r>
+      <w:r>
+        <w:t xml:space="preserve"> de la grille CDA</w:t>
+      </w:r>
+      <w:r>
+        <w:t>.</w:t>
+      </w:r>
+      <w:r>
+        <w:t xml:space="preserve"> </w:t>
+      </w:r>
+    </w:p>
+    <w:tbl>
+      <w:tblPr>
+        <w:tblStyle w:val="Grilledutableau"/>
+        <w:tblW w:w="0" w:type="auto"/>
+        <w:tblLook w:val="04A0" w:firstRow="1" w:lastRow="0" w:firstColumn="1" w:lastColumn="0" w:noHBand="0" w:noVBand="1"/>
+      </w:tblPr>
+      <w:tblGrid>
+        <w:gridCol w:w="9062"/>
+      </w:tblGrid>
+      <w:tr>
+        <w:tc>
+          <w:tcPr>
+            <w:tcW w:w="9062" w:type="dxa"/>
+          </w:tcPr>
+          <w:p>
+            <w:pPr>
+              <w:jc w:val="both"/>
+            </w:pPr>
+            <w:r>
+              <w:t xml:space="preserve">Si vous êtes dans </w:t>
+            </w:r>
+            <w:r>
+              <w:t>une</w:t>
+            </w:r>
+            <w:r>
+              <w:t xml:space="preserve"> configuration</w:t>
+            </w:r>
+            <w:r>
+              <w:t xml:space="preserve"> non compatible avec le VBA</w:t>
+            </w:r>
+            <w:r>
+              <w:t xml:space="preserve">, nous vous recommandons de préparer vos formulaires sur une machine compatible puis de déposer vos formulaires sur votre interface de saisie afin de ne pas avoir besoin d’utiliser les fonctions VBA. </w:t>
+            </w:r>
+            <w:r>
+              <w:t>Vous serez néanmoins fortement limité si vous avez besoin d’ajouter un nouvel équipement sur le terrain.</w:t>
+            </w:r>
+          </w:p>
+          <w:p>
+            <w:pPr>
+              <w:jc w:val="both"/>
+            </w:pPr>
+          </w:p>
+        </w:tc>
+      </w:tr>
+    </w:tbl>
+    <w:p>
+      <w:pPr>
+        <w:jc w:val="both"/>
+      </w:pPr>
+    </w:p>
+    <w:p>
+      <w:pPr>
+        <w:pStyle w:val="Titre2"/>
+        <w:numPr>
+          <w:ilvl w:val="1"/>
+          <w:numId w:val="4"/>
+        </w:numPr>
+      </w:pPr>
+      <w:bookmarkStart w:id="6" w:name="_Toc225238550"/>
+      <w:proofErr w:type="spellStart"/>
+      <w:r>
+        <w:t>Ou</w:t>
+      </w:r>
+      <w:proofErr w:type="spellEnd"/>
+      <w:r>
+        <w:t xml:space="preserve"> trouver le kit d’installation de la grille CDA ?</w:t>
+      </w:r>
+      <w:bookmarkEnd w:id="6"/>
+    </w:p>
+    <w:p>
+      <w:pPr>
+        <w:jc w:val="both"/>
+      </w:pPr>
+      <w:r>
+        <w:t xml:space="preserve">Les fichiers sources sont </w:t>
+      </w:r>
+      <w:r>
+        <w:t xml:space="preserve">librement </w:t>
+      </w:r>
+      <w:r>
+        <w:t xml:space="preserve">téléchargeables à l’adresse </w:t>
+      </w:r>
+      <w:r>
+        <w:t xml:space="preserve">ci-contre : </w:t>
+      </w:r>
+      <w:hyperlink r:id="rId8" w:history="1">
+        <w:r>
+          <w:rPr>
+            <w:rStyle w:val="Lienhypertexte"/>
+          </w:rPr>
+          <w:t>https://github.com/ndhuygelaere/autosurveillance_steu_excel</w:t>
+        </w:r>
+      </w:hyperlink>
+      <w:r>
+        <w:t xml:space="preserve"> </w:t>
+      </w:r>
+    </w:p>
+    <w:p>
+      <w:r>
+        <w:t>Pour utiliser pleinement le formulaire Excel vous devrez à minima récupérer :</w:t>
+      </w:r>
+    </w:p>
+    <w:p>
+      <w:pPr>
+        <w:pStyle w:val="Paragraphedeliste"/>
+        <w:numPr>
+          <w:ilvl w:val="0"/>
+          <w:numId w:val="6"/>
+        </w:numPr>
+      </w:pPr>
+      <w:r>
+        <w:t>L</w:t>
+      </w:r>
+      <w:r>
+        <w:t>e modèle de</w:t>
+      </w:r>
+      <w:r>
+        <w:t xml:space="preserve"> grille CDA au format Excel (fichier xlsx) : </w:t>
+      </w:r>
+      <w:r>
+        <w:t>GRILLES_CDA.xlsx</w:t>
+      </w:r>
+    </w:p>
+    <w:p>
+      <w:pPr>
+        <w:pStyle w:val="Paragraphedeliste"/>
+        <w:numPr>
+          <w:ilvl w:val="0"/>
+          <w:numId w:val="6"/>
+        </w:numPr>
+      </w:pPr>
+      <w:r>
+        <w:t>Le module VBA pour avoir les fonctions enrichies : autosurveillanceSTEU.xlam</w:t>
+      </w:r>
+    </w:p>
+    <w:p>
+      <w:pPr>
+        <w:pStyle w:val="Paragraphedeliste"/>
+        <w:numPr>
+          <w:ilvl w:val="0"/>
+          <w:numId w:val="6"/>
+        </w:numPr>
+      </w:pPr>
+      <w:r>
+        <w:t>Les fichiers de modèle contenu dans le répertoire « </w:t>
+      </w:r>
+      <w:proofErr w:type="spellStart"/>
+      <w:r>
+        <w:t>AutosuveillanceTemplates</w:t>
+      </w:r>
+      <w:proofErr w:type="spellEnd"/>
+      <w:r>
+        <w:t> »</w:t>
+      </w:r>
+    </w:p>
+    <w:p>
+      <w:r>
+        <w:t>Le téléchargement complet du répertoire est disponible sur le bouton « &lt;&gt; Code » puis « Download ZIP »</w:t>
+      </w:r>
+    </w:p>
+    <w:p>
+      <w:r>
+        <w:lastRenderedPageBreak/>
+        <w:drawing>
+          <wp:inline distT="0" distB="0" distL="0" distR="0" wp14:anchorId="7FDE7E5E" wp14:editId="66FCFBAE">
+            <wp:extent cx="5760720" cy="2936875"/>
+            <wp:effectExtent l="0" t="0" r="0" b="0"/>
+            <wp:docPr id="1873447007" name="Image 1"/>
+            <wp:cNvGraphicFramePr>
+              <a:graphicFrameLocks xmlns:a="http://schemas.openxmlformats.org/drawingml/2006/main" noChangeAspect="1"/>
+            </wp:cNvGraphicFramePr>
+            <a:graphic xmlns:a="http://schemas.openxmlformats.org/drawingml/2006/main">
+              <a:graphicData uri="http://schemas.openxmlformats.org/drawingml/2006/picture">
+                <pic:pic xmlns:pic="http://schemas.openxmlformats.org/drawingml/2006/picture">
+                  <pic:nvPicPr>
+                    <pic:cNvPr id="1873447007" name=""/>
+                    <pic:cNvPicPr/>
+                  </pic:nvPicPr>
+                  <pic:blipFill>
+                    <a:blip r:embed="rId9"/>
+                    <a:stretch>
+                      <a:fillRect/>
+                    </a:stretch>
+                  </pic:blipFill>
+                  <pic:spPr>
+                    <a:xfrm>
+                      <a:off x="0" y="0"/>
+                      <a:ext cx="5760720" cy="2936875"/>
+                    </a:xfrm>
+                    <a:prstGeom prst="rect">
+                      <a:avLst/>
+                    </a:prstGeom>
+                  </pic:spPr>
+                </pic:pic>
+              </a:graphicData>
+            </a:graphic>
+          </wp:inline>
+        </w:drawing>
+      </w:r>
+    </w:p>
+    <w:p>
+      <w:r>
+        <w:t>Une fois les fichiers téléchargés, décompresser l’archive ZIP sur votre PC.</w:t>
+      </w:r>
+    </w:p>
+    <w:p>
+      <w:pPr>
+        <w:pStyle w:val="Titre2"/>
+        <w:numPr>
+          <w:ilvl w:val="1"/>
+          <w:numId w:val="4"/>
+        </w:numPr>
+      </w:pPr>
+      <w:bookmarkStart w:id="7" w:name="_Toc225238551"/>
+      <w:r>
+        <w:t>Contenu du kit d’installation</w:t>
+      </w:r>
+      <w:bookmarkEnd w:id="7"/>
+    </w:p>
+    <w:p>
+      <w:r>
+        <w:t>L</w:t>
+      </w:r>
+      <w:r>
+        <w:t xml:space="preserve">e formulaire Excel </w:t>
+      </w:r>
+      <w:r>
+        <w:t>de la grille CDA contient à minima les fichiers suivants</w:t>
+      </w:r>
+      <w:r>
+        <w:t> :</w:t>
+      </w:r>
+    </w:p>
+    <w:p>
+      <w:pPr>
+        <w:pStyle w:val="Paragraphedeliste"/>
+        <w:numPr>
+          <w:ilvl w:val="0"/>
+          <w:numId w:val="8"/>
+        </w:numPr>
+        <w:jc w:val="both"/>
+      </w:pPr>
+      <w:r>
+        <w:rPr>
+          <w:b/>
+          <w:bCs/>
+        </w:rPr>
+        <w:t>GRILLES_CDA.xlsx</w:t>
+      </w:r>
+      <w:r>
+        <w:t xml:space="preserve"> : </w:t>
+      </w:r>
+      <w:r>
+        <w:t>Le modèle de grille CDA au format Excel (fichier xlsx)</w:t>
+      </w:r>
+      <w:r>
+        <w:t xml:space="preserve">. C’est le fichier principal pour créer une grille CDA. Vous devrez copier ce fichier dans votre espace de travail pour chaque nouvelle grille. </w:t>
+      </w:r>
+      <w:r>
+        <w:rPr>
+          <w:highlight w:val="yellow"/>
+        </w:rPr>
+        <w:t xml:space="preserve">A terme ce fichier pourra être pré-généré par l’application en ligne xxx des Agences de l’Eau ou pour les applications métiers telles que </w:t>
+      </w:r>
+      <w:proofErr w:type="spellStart"/>
+      <w:r>
+        <w:rPr>
+          <w:highlight w:val="yellow"/>
+        </w:rPr>
+        <w:t>Microsat</w:t>
+      </w:r>
+      <w:proofErr w:type="spellEnd"/>
+    </w:p>
+    <w:p>
+      <w:pPr>
+        <w:pStyle w:val="Paragraphedeliste"/>
+        <w:numPr>
+          <w:ilvl w:val="0"/>
+          <w:numId w:val="8"/>
+        </w:numPr>
+        <w:jc w:val="both"/>
+      </w:pPr>
+      <w:r>
+        <w:rPr>
+          <w:b/>
+          <w:bCs/>
+        </w:rPr>
+        <w:t>autosurveillanceSTEU.xlam</w:t>
+      </w:r>
+      <w:r>
+        <w:t> : ce fichier contient l</w:t>
+      </w:r>
+      <w:r>
+        <w:t xml:space="preserve">e module VBA </w:t>
+      </w:r>
+      <w:r>
+        <w:t>qui permet d’</w:t>
+      </w:r>
+      <w:r>
+        <w:t xml:space="preserve">avoir </w:t>
+      </w:r>
+      <w:r>
+        <w:t>d</w:t>
+      </w:r>
+      <w:r>
+        <w:t>es fonctions enrichies</w:t>
+      </w:r>
+      <w:r>
+        <w:t xml:space="preserve"> sous Excel telles que l’ajout </w:t>
+      </w:r>
+      <w:r>
+        <w:t>ou</w:t>
+      </w:r>
+      <w:r>
+        <w:t xml:space="preserve"> la gestion d’équipement</w:t>
+      </w:r>
+      <w:r>
+        <w:t>, de comparatif analytique</w:t>
+      </w:r>
+      <w:r>
+        <w:t xml:space="preserve"> </w:t>
+      </w:r>
+      <w:r>
+        <w:t>et des fonctions de mise en forme et d’exporter des données.</w:t>
+      </w:r>
+    </w:p>
+    <w:p>
+      <w:pPr>
+        <w:pStyle w:val="Paragraphedeliste"/>
+        <w:numPr>
+          <w:ilvl w:val="0"/>
+          <w:numId w:val="8"/>
+        </w:numPr>
+        <w:jc w:val="both"/>
+      </w:pPr>
+      <w:r>
+        <w:t>Les modèle</w:t>
+      </w:r>
+      <w:r>
+        <w:t>s</w:t>
+      </w:r>
+      <w:r>
+        <w:t xml:space="preserve"> contenu</w:t>
+      </w:r>
+      <w:r>
+        <w:t>s</w:t>
+      </w:r>
+      <w:r>
+        <w:t xml:space="preserve"> dans le répertoire « </w:t>
+      </w:r>
+      <w:proofErr w:type="spellStart"/>
+      <w:r>
+        <w:rPr>
+          <w:b/>
+          <w:bCs/>
+        </w:rPr>
+        <w:t>AutosuveillanceTemplates</w:t>
+      </w:r>
+      <w:proofErr w:type="spellEnd"/>
+      <w:r>
+        <w:t> »</w:t>
+      </w:r>
+      <w:r>
+        <w:t> :</w:t>
+      </w:r>
+    </w:p>
+    <w:p>
+      <w:pPr>
+        <w:pStyle w:val="Paragraphedeliste"/>
+        <w:numPr>
+          <w:ilvl w:val="1"/>
+          <w:numId w:val="8"/>
+        </w:numPr>
+        <w:jc w:val="both"/>
+      </w:pPr>
+      <w:r>
+        <w:rPr>
+          <w:b/>
+          <w:bCs/>
+        </w:rPr>
+        <w:t>Comparatif.xlsx</w:t>
+      </w:r>
+      <w:r>
+        <w:t> : modèle de formulaire utilisé pour l’ajout d’un comparatif analytique sur la feuille « Analytique » de la grille CDA.</w:t>
+      </w:r>
+    </w:p>
+    <w:p>
+      <w:pPr>
+        <w:pStyle w:val="Paragraphedeliste"/>
+        <w:numPr>
+          <w:ilvl w:val="1"/>
+          <w:numId w:val="8"/>
+        </w:numPr>
+        <w:jc w:val="both"/>
+      </w:pPr>
+      <w:r>
+        <w:rPr>
+          <w:b/>
+          <w:bCs/>
+        </w:rPr>
+        <w:t>PLUVIO.xlsx</w:t>
+      </w:r>
+      <w:r>
+        <w:t xml:space="preserve"> : </w:t>
+      </w:r>
+      <w:r>
+        <w:t>modèle de formulaire utilisé pour l’ajout</w:t>
+      </w:r>
+      <w:r>
+        <w:t xml:space="preserve"> d’un équipement de type </w:t>
+      </w:r>
+      <w:r>
+        <w:rPr>
+          <w:b/>
+          <w:bCs/>
+        </w:rPr>
+        <w:t>pluviomètre</w:t>
+      </w:r>
+      <w:r>
+        <w:t xml:space="preserve"> dans la grille CDA</w:t>
+      </w:r>
+    </w:p>
+    <w:p>
+      <w:pPr>
+        <w:pStyle w:val="Paragraphedeliste"/>
+        <w:numPr>
+          <w:ilvl w:val="1"/>
+          <w:numId w:val="8"/>
+        </w:numPr>
+        <w:jc w:val="both"/>
+      </w:pPr>
+      <w:r>
+        <w:rPr>
+          <w:b/>
+          <w:bCs/>
+        </w:rPr>
+        <w:t>PREL.xlsx</w:t>
+      </w:r>
+      <w:r>
+        <w:t xml:space="preserve"> : </w:t>
+      </w:r>
+      <w:r>
+        <w:t>modèle de formulaire utilisé pour l’ajout d’un équipement de type</w:t>
+      </w:r>
+      <w:r>
+        <w:t xml:space="preserve"> </w:t>
+      </w:r>
+      <w:r>
+        <w:rPr>
+          <w:b/>
+          <w:bCs/>
+        </w:rPr>
+        <w:t>préleveur</w:t>
+      </w:r>
+      <w:r>
+        <w:t xml:space="preserve"> </w:t>
+      </w:r>
+      <w:r>
+        <w:t>dans la grille CDA</w:t>
+      </w:r>
+    </w:p>
+    <w:p>
+      <w:pPr>
+        <w:pStyle w:val="Paragraphedeliste"/>
+        <w:numPr>
+          <w:ilvl w:val="1"/>
+          <w:numId w:val="8"/>
+        </w:numPr>
+        <w:jc w:val="both"/>
+      </w:pPr>
+      <w:r>
+        <w:rPr>
+          <w:b/>
+          <w:bCs/>
+        </w:rPr>
+        <w:t>Q_DEM.xlsx</w:t>
+      </w:r>
+      <w:r>
+        <w:t xml:space="preserve"> : </w:t>
+      </w:r>
+      <w:r>
+        <w:t>modèle de formulaire utilisé pour l’ajout d’un équipement de type</w:t>
+      </w:r>
+      <w:r>
+        <w:t xml:space="preserve"> </w:t>
+      </w:r>
+      <w:r>
+        <w:rPr>
+          <w:b/>
+          <w:bCs/>
+        </w:rPr>
+        <w:t>débitmètre en charge</w:t>
+      </w:r>
+      <w:r>
+        <w:t xml:space="preserve"> </w:t>
+      </w:r>
+      <w:r>
+        <w:t>dans la grille CDA</w:t>
+      </w:r>
+    </w:p>
+    <w:p>
+      <w:pPr>
+        <w:pStyle w:val="Paragraphedeliste"/>
+        <w:numPr>
+          <w:ilvl w:val="1"/>
+          <w:numId w:val="8"/>
+        </w:numPr>
+        <w:jc w:val="both"/>
+      </w:pPr>
+      <w:r>
+        <w:rPr>
+          <w:b/>
+          <w:bCs/>
+        </w:rPr>
+        <w:t>Q_GRAV.xlsx</w:t>
+      </w:r>
+      <w:r>
+        <w:t xml:space="preserve"> : </w:t>
+      </w:r>
+      <w:r>
+        <w:t>modèle de formulaire utilisé pour l’ajout d’un équipement de type</w:t>
+      </w:r>
+      <w:r>
+        <w:t xml:space="preserve"> </w:t>
+      </w:r>
+      <w:r>
+        <w:rPr>
+          <w:b/>
+          <w:bCs/>
+        </w:rPr>
+        <w:t>débitmètre</w:t>
+      </w:r>
+      <w:r>
+        <w:rPr>
+          <w:b/>
+          <w:bCs/>
+        </w:rPr>
+        <w:t xml:space="preserve"> gravitaire </w:t>
+      </w:r>
+      <w:r>
+        <w:t>dans la grille CDA</w:t>
+      </w:r>
+    </w:p>
+    <w:p>
+      <w:pPr>
+        <w:pStyle w:val="Paragraphedeliste"/>
+        <w:numPr>
+          <w:ilvl w:val="1"/>
+          <w:numId w:val="8"/>
+        </w:numPr>
+        <w:jc w:val="both"/>
+      </w:pPr>
+      <w:r>
+        <w:rPr>
+          <w:b/>
+          <w:bCs/>
+        </w:rPr>
+        <w:t>THERMO.xlsx</w:t>
+      </w:r>
+      <w:r>
+        <w:rPr>
+          <w:b/>
+          <w:bCs/>
+        </w:rPr>
+        <w:t> </w:t>
+      </w:r>
+      <w:r>
+        <w:t xml:space="preserve">: </w:t>
+      </w:r>
+      <w:r>
+        <w:t>modèle de formulaire utilisé pour l’ajout d’un équipement de type</w:t>
+      </w:r>
+      <w:r>
+        <w:t xml:space="preserve"> </w:t>
+      </w:r>
+      <w:r>
+        <w:rPr>
+          <w:b/>
+          <w:bCs/>
+        </w:rPr>
+        <w:t>sonde de température</w:t>
+      </w:r>
+      <w:r>
+        <w:t xml:space="preserve"> </w:t>
+      </w:r>
+      <w:r>
+        <w:t>dans la grille CDA</w:t>
+      </w:r>
+    </w:p>
+    <w:p>
+      <w:pPr>
+        <w:pStyle w:val="Paragraphedeliste"/>
+        <w:numPr>
+          <w:ilvl w:val="1"/>
+          <w:numId w:val="8"/>
+        </w:numPr>
+        <w:jc w:val="both"/>
+      </w:pPr>
+      <w:r>
+        <w:rPr>
+          <w:b/>
+          <w:bCs/>
+        </w:rPr>
+        <w:t>Trame_cda.docx</w:t>
+      </w:r>
+      <w:r>
+        <w:t> : modèle Word utilisé pour exporter le rapport CDA prérempli avec les données de la grille CDA.</w:t>
+      </w:r>
+    </w:p>
+    <w:p/>
+    <w:p>
+      <w:pPr>
+        <w:pStyle w:val="Titre2"/>
+        <w:numPr>
+          <w:ilvl w:val="1"/>
+          <w:numId w:val="4"/>
+        </w:numPr>
+      </w:pPr>
+      <w:bookmarkStart w:id="8" w:name="_Toc225238552"/>
+      <w:r>
+        <w:lastRenderedPageBreak/>
+        <w:t>Etapes d’installation</w:t>
+      </w:r>
+      <w:bookmarkEnd w:id="8"/>
+    </w:p>
+    <w:p>
+      <w:pPr>
+        <w:jc w:val="both"/>
+        <w:rPr>
+          <w:b/>
+          <w:bCs/>
+        </w:rPr>
+      </w:pPr>
+      <w:r>
+        <w:rPr>
+          <w:b/>
+          <w:bCs/>
+        </w:rPr>
+        <w:t>L’installation du module nécessite d’être administrateur de son poste de travail et de pouvoir utiliser des modules complémentaires pour Excel (VBA). Veuillez vérifier au préalable avec votre service informatique que vous disposez bien des droits nécessaires.</w:t>
+      </w:r>
+    </w:p>
+    <w:p>
+      <w:pPr>
+        <w:pStyle w:val="Titre3"/>
+        <w:numPr>
+          <w:ilvl w:val="2"/>
+          <w:numId w:val="4"/>
+        </w:numPr>
+      </w:pPr>
+      <w:bookmarkStart w:id="9" w:name="_Toc225238553"/>
+      <w:r>
         <w:t>Lever le blocage de sécurité</w:t>
       </w:r>
+      <w:r>
+        <w:t xml:space="preserve"> sur les fichiers</w:t>
+      </w:r>
+      <w:bookmarkEnd w:id="9"/>
     </w:p>
     <w:p>
       <w:pPr>
         <w:jc w:val="both"/>
       </w:pPr>
       <w:r>
-        <w:t>La modification et l’exécution d’un fichier Excel télécharger depuis un lien web peut être bloqué par défaut. Afin de pouvoir utiliser le module, vous devez impérativement lever ce blocage. Pour cela fait un clic droit sur le fichier puis aller dans le menu « Propriétés » du fichier.</w:t>
-      </w:r>
-    </w:p>
-    <w:p>
-      <w:pPr>
+        <w:t xml:space="preserve">La modification et l’exécution d’un fichier </w:t>
+      </w:r>
+      <w:r>
+        <w:t>MS Office (Word, Excel…)</w:t>
+      </w:r>
+      <w:r>
+        <w:t xml:space="preserve"> télécharg</w:t>
+      </w:r>
+      <w:r>
+        <w:t>é</w:t>
+      </w:r>
+      <w:r>
+        <w:t xml:space="preserve"> depuis un lien web</w:t>
+      </w:r>
+      <w:r>
+        <w:t xml:space="preserve"> sous Windows 11</w:t>
+      </w:r>
+      <w:r>
+        <w:t xml:space="preserve"> peut être bloqué par défaut.</w:t>
+      </w:r>
+      <w:r>
+        <w:t xml:space="preserve"> </w:t>
+      </w:r>
+      <w:r>
+        <w:t>Vous pouvez voir qu’un fichier est bloqué par MS Office lorsqu’un bandeau jaune est affiché sous la barre de menu d’Excel ou de Word comme sur la capture d’écran ci-dessous.</w:t>
+      </w:r>
+    </w:p>
+    <w:p>
+      <w:pPr>
+        <w:keepNext/>
         <w:jc w:val="both"/>
       </w:pPr>
       <w:r>
+        <w:drawing>
+          <wp:inline distT="0" distB="0" distL="0" distR="0" wp14:anchorId="6D34708F" wp14:editId="683DB18E">
+            <wp:extent cx="5760720" cy="530225"/>
+            <wp:effectExtent l="0" t="0" r="0" b="3175"/>
+            <wp:docPr id="1025016891" name="Image 1"/>
+            <wp:cNvGraphicFramePr>
+              <a:graphicFrameLocks xmlns:a="http://schemas.openxmlformats.org/drawingml/2006/main" noChangeAspect="1"/>
+            </wp:cNvGraphicFramePr>
+            <a:graphic xmlns:a="http://schemas.openxmlformats.org/drawingml/2006/main">
+              <a:graphicData uri="http://schemas.openxmlformats.org/drawingml/2006/picture">
+                <pic:pic xmlns:pic="http://schemas.openxmlformats.org/drawingml/2006/picture">
+                  <pic:nvPicPr>
+                    <pic:cNvPr id="1025016891" name=""/>
+                    <pic:cNvPicPr/>
+                  </pic:nvPicPr>
+                  <pic:blipFill>
+                    <a:blip r:embed="rId10"/>
+                    <a:stretch>
+                      <a:fillRect/>
+                    </a:stretch>
+                  </pic:blipFill>
+                  <pic:spPr>
+                    <a:xfrm>
+                      <a:off x="0" y="0"/>
+                      <a:ext cx="5760720" cy="530225"/>
+                    </a:xfrm>
+                    <a:prstGeom prst="rect">
+                      <a:avLst/>
+                    </a:prstGeom>
+                  </pic:spPr>
+                </pic:pic>
+              </a:graphicData>
+            </a:graphic>
+          </wp:inline>
+        </w:drawing>
+      </w:r>
+    </w:p>
+    <w:p>
+      <w:pPr>
+        <w:pStyle w:val="Lgende"/>
+        <w:jc w:val="center"/>
+      </w:pPr>
+      <w:r>
+        <w:t xml:space="preserve">Figure </w:t>
+      </w:r>
+      <w:r>
+        <w:fldChar w:fldCharType="begin"/>
+      </w:r>
+      <w:r>
+        <w:instrText xml:space="preserve"> SEQ Figure \* ARABIC </w:instrText>
+      </w:r>
+      <w:r>
+        <w:fldChar w:fldCharType="separate"/>
+      </w:r>
+      <w:r>
+        <w:rPr>
+          <w:noProof/>
+        </w:rPr>
+        <w:t>1</w:t>
+      </w:r>
+      <w:r>
+        <w:fldChar w:fldCharType="end"/>
+      </w:r>
+      <w:r>
+        <w:t>: bandeau indiquant que le fichier est bloqué</w:t>
+      </w:r>
+    </w:p>
+    <w:p>
+      <w:pPr>
+        <w:jc w:val="both"/>
+      </w:pPr>
+      <w:r>
+        <w:t xml:space="preserve">Afin de pouvoir utiliser le module, vous devez impérativement lever </w:t>
+      </w:r>
+      <w:r>
+        <w:t>l</w:t>
+      </w:r>
+      <w:r>
+        <w:t>e blocage</w:t>
+      </w:r>
+      <w:r>
+        <w:t xml:space="preserve"> sur tous les fichiers</w:t>
+      </w:r>
+      <w:r>
+        <w:t>. Pour cela</w:t>
+      </w:r>
+      <w:r>
+        <w:t>, vous devez modifier les propriétés de tous les fichiers contenus dans l’archive ZIP que vous avez décompressé. Pour cela, il faut</w:t>
+      </w:r>
+      <w:r>
+        <w:t xml:space="preserve"> fai</w:t>
+      </w:r>
+      <w:r>
+        <w:t>re</w:t>
+      </w:r>
+      <w:r>
+        <w:t xml:space="preserve"> un clic droit sur le</w:t>
+      </w:r>
+      <w:r>
+        <w:t>s</w:t>
+      </w:r>
+      <w:r>
+        <w:t xml:space="preserve"> fichier</w:t>
+      </w:r>
+      <w:r>
+        <w:t>s</w:t>
+      </w:r>
+      <w:r>
+        <w:t xml:space="preserve"> puis aller dans le menu « Propriétés » du fichier.</w:t>
+      </w:r>
+    </w:p>
+    <w:p>
+      <w:pPr>
+        <w:jc w:val="both"/>
+      </w:pPr>
+      <w:r>
         <w:t>En bas de la fenêtre qui va s’ouvrir (</w:t>
       </w:r>
       <w:proofErr w:type="spellStart"/>
@@ -94,6 +2492,7 @@
     </w:p>
     <w:p>
       <w:pPr>
+        <w:keepNext/>
         <w:jc w:val="center"/>
       </w:pPr>
       <w:r>
@@ -116,7 +2515,7 @@
                     <pic:cNvPicPr/>
                   </pic:nvPicPr>
                   <pic:blipFill>
-                    <a:blip r:embed="rId5"/>
+                    <a:blip r:embed="rId11"/>
                     <a:stretch>
                       <a:fillRect/>
                     </a:stretch>
@@ -137,25 +2536,200 @@
         </w:drawing>
       </w:r>
     </w:p>
-    <w:p/>
+    <w:p>
+      <w:pPr>
+        <w:pStyle w:val="Lgende"/>
+        <w:jc w:val="center"/>
+      </w:pPr>
+      <w:r>
+        <w:t xml:space="preserve">Figure </w:t>
+      </w:r>
+      <w:r>
+        <w:fldChar w:fldCharType="begin"/>
+      </w:r>
+      <w:r>
+        <w:instrText xml:space="preserve"> SEQ Figure \* ARABIC </w:instrText>
+      </w:r>
+      <w:r>
+        <w:fldChar w:fldCharType="separate"/>
+      </w:r>
+      <w:r>
+        <w:rPr>
+          <w:noProof/>
+        </w:rPr>
+        <w:t>2</w:t>
+      </w:r>
+      <w:r>
+        <w:fldChar w:fldCharType="end"/>
+      </w:r>
+      <w:r>
+        <w:t>: Interface de déblocage d'un fichier</w:t>
+      </w:r>
+    </w:p>
+    <w:p>
+      <w:pPr>
+        <w:pStyle w:val="Titre3"/>
+        <w:numPr>
+          <w:ilvl w:val="2"/>
+          <w:numId w:val="4"/>
+        </w:numPr>
+      </w:pPr>
+      <w:bookmarkStart w:id="10" w:name="_Toc225238554"/>
+      <w:r>
+        <w:t>Déposer le</w:t>
+      </w:r>
+      <w:r>
+        <w:t>s</w:t>
+      </w:r>
+      <w:r>
+        <w:t xml:space="preserve"> fichier</w:t>
+      </w:r>
+      <w:r>
+        <w:t>s</w:t>
+      </w:r>
+      <w:r>
+        <w:t xml:space="preserve"> dans le répertoire des </w:t>
+      </w:r>
+      <w:proofErr w:type="spellStart"/>
+      <w:r>
+        <w:t>AddIns</w:t>
+      </w:r>
+      <w:bookmarkEnd w:id="10"/>
+      <w:proofErr w:type="spellEnd"/>
+    </w:p>
+    <w:p>
+      <w:pPr>
+        <w:jc w:val="both"/>
+      </w:pPr>
+      <w:r>
+        <w:t>Afin de pouvoir être utilis</w:t>
+      </w:r>
+      <w:r>
+        <w:t>é</w:t>
+      </w:r>
+      <w:r>
+        <w:t xml:space="preserve"> par Excel comme un module complémentaire, le</w:t>
+      </w:r>
+      <w:r>
+        <w:t>s</w:t>
+      </w:r>
+      <w:r>
+        <w:t xml:space="preserve"> fichier</w:t>
+      </w:r>
+      <w:r>
+        <w:t>s</w:t>
+      </w:r>
+      <w:r>
+        <w:t xml:space="preserve"> source</w:t>
+      </w:r>
+      <w:r>
+        <w:t>s</w:t>
+      </w:r>
+      <w:r>
+        <w:t xml:space="preserve"> </w:t>
+      </w:r>
+      <w:r>
+        <w:t>contenu</w:t>
+      </w:r>
+      <w:r>
+        <w:t>s</w:t>
+      </w:r>
+      <w:r>
+        <w:t xml:space="preserve"> dans l’archive ZIP </w:t>
+      </w:r>
+      <w:r>
+        <w:t>doi</w:t>
+      </w:r>
+      <w:r>
+        <w:t>vent</w:t>
+      </w:r>
+      <w:r>
+        <w:t xml:space="preserve"> être dépos</w:t>
+      </w:r>
+      <w:r>
+        <w:t>és</w:t>
+      </w:r>
+      <w:r>
+        <w:t xml:space="preserve"> dans le répertoire :</w:t>
+      </w:r>
+    </w:p>
+    <w:p>
+      <w:pPr>
+        <w:jc w:val="center"/>
+      </w:pPr>
+      <w:r>
+        <w:lastRenderedPageBreak/>
+        <w:t>C:\Users</w:t>
+      </w:r>
+      <w:r>
+        <w:rPr>
+          <w:i/>
+          <w:iCs/>
+        </w:rPr>
+        <w:t>\[utilisateur</w:t>
+      </w:r>
+      <w:proofErr w:type="gramStart"/>
+      <w:r>
+        <w:rPr>
+          <w:i/>
+          <w:iCs/>
+        </w:rPr>
+        <w:t>*</w:t>
+      </w:r>
+      <w:r>
+        <w:rPr>
+          <w:i/>
+          <w:iCs/>
+        </w:rPr>
+        <w:t>]\</w:t>
+      </w:r>
+      <w:r>
+        <w:t>AppData\Roaming\Microsoft\AddIns</w:t>
+      </w:r>
+      <w:proofErr w:type="gramEnd"/>
+    </w:p>
+    <w:p>
+      <w:r>
+        <w:t>[</w:t>
+      </w:r>
+      <w:proofErr w:type="gramStart"/>
+      <w:r>
+        <w:rPr>
+          <w:i/>
+          <w:iCs/>
+        </w:rPr>
+        <w:t>utilisateur</w:t>
+      </w:r>
+      <w:proofErr w:type="gramEnd"/>
+      <w:r>
+        <w:rPr>
+          <w:i/>
+          <w:iCs/>
+        </w:rPr>
+        <w:t>*</w:t>
+      </w:r>
+      <w:r>
+        <w:t>] : correspond à votre compte utilisateur Windows</w:t>
+      </w:r>
+    </w:p>
+    <w:p>
+      <w:r>
+        <w:t>Cette étape concerne impérativement les fichiers suivants :</w:t>
+      </w:r>
+    </w:p>
     <w:p>
       <w:pPr>
         <w:pStyle w:val="Paragraphedeliste"/>
         <w:numPr>
           <w:ilvl w:val="0"/>
-          <w:numId w:val="3"/>
+          <w:numId w:val="7"/>
         </w:numPr>
-        <w:rPr>
-          <w:b/>
-          <w:bCs/>
-        </w:rPr>
-      </w:pPr>
-      <w:r>
-        <w:rPr>
-          <w:b/>
-          <w:bCs/>
-        </w:rPr>
-        <w:t xml:space="preserve">Déposer le fichier </w:t>
+      </w:pPr>
+      <w:r>
+        <w:t xml:space="preserve">Le module VBA contenu dans le fichier : </w:t>
+      </w:r>
+      <w:r>
+        <w:t>« </w:t>
       </w:r>
       <w:r>
         <w:rPr>
@@ -169,14 +2743,35 @@
           <w:b/>
           <w:bCs/>
         </w:rPr>
-        <w:t xml:space="preserve"> </w:t>
+        <w:t> »</w:t>
       </w:r>
       <w:r>
         <w:rPr>
           <w:b/>
           <w:bCs/>
         </w:rPr>
-        <w:t xml:space="preserve">dans le répertoire des </w:t>
+        <w:t>,</w:t>
+      </w:r>
+    </w:p>
+    <w:p>
+      <w:pPr>
+        <w:pStyle w:val="Paragraphedeliste"/>
+        <w:numPr>
+          <w:ilvl w:val="0"/>
+          <w:numId w:val="7"/>
+        </w:numPr>
+      </w:pPr>
+      <w:r>
+        <w:t xml:space="preserve">Tous les modèles </w:t>
+      </w:r>
+      <w:r>
+        <w:t xml:space="preserve">de fichiers Excel et Word </w:t>
+      </w:r>
+      <w:r>
+        <w:t xml:space="preserve">contenus dans le répertoire : </w:t>
+      </w:r>
+      <w:r>
+        <w:t>« </w:t>
       </w:r>
       <w:proofErr w:type="spellStart"/>
       <w:r>
@@ -184,76 +2779,134 @@
           <w:b/>
           <w:bCs/>
         </w:rPr>
-        <w:t>AddIns</w:t>
+        <w:t>AutosuveillanceTemplates</w:t>
       </w:r>
       <w:proofErr w:type="spellEnd"/>
-    </w:p>
-    <w:p>
-      <w:r>
-        <w:t>Afin de pouvoir être utiliser par Excel comme un module complémentaire, le fichier source doit être déposer dans le répertoire :</w:t>
-      </w:r>
-    </w:p>
-    <w:p>
-      <w:pPr>
-        <w:jc w:val="center"/>
-      </w:pPr>
-      <w:r>
-        <w:t>C:\Users</w:t>
-      </w:r>
-      <w:r>
-        <w:rPr>
-          <w:i/>
-          <w:iCs/>
-        </w:rPr>
-        <w:t>\[utilisateur]\</w:t>
-      </w:r>
-      <w:r>
-        <w:t>AppData\Roaming\Microsoft\AddIns</w:t>
-      </w:r>
-    </w:p>
-    <w:p>
-      <w:r>
-        <w:t>[</w:t>
-      </w:r>
-      <w:proofErr w:type="gramStart"/>
-      <w:r>
-        <w:t>utilisateur</w:t>
-      </w:r>
-      <w:proofErr w:type="gramEnd"/>
-      <w:r>
-        <w:t>] : correspond à votre compte utilisateur Windows</w:t>
-      </w:r>
-    </w:p>
-    <w:p/>
-    <w:p>
-      <w:pPr>
-        <w:pStyle w:val="Paragraphedeliste"/>
+      <w:r>
+        <w:t> »</w:t>
+      </w:r>
+      <w:r>
+        <w:t>.</w:t>
+      </w:r>
+    </w:p>
+    <w:p>
+      <w:pPr>
+        <w:jc w:val="both"/>
+      </w:pPr>
+      <w:r>
+        <w:t>Le modèle de la grille CDA, le fichier « </w:t>
+      </w:r>
+      <w:r>
+        <w:t>GRILLES_CDA.xlsx</w:t>
+      </w:r>
+      <w:r>
+        <w:t xml:space="preserve"> », peut </w:t>
+      </w:r>
+      <w:r>
+        <w:t>quant</w:t>
+      </w:r>
+      <w:r>
+        <w:t xml:space="preserve"> à lui être déposé ou vous voulez sur votre </w:t>
+      </w:r>
+      <w:r>
+        <w:t>PC</w:t>
+      </w:r>
+      <w:r>
+        <w:t>. Une copie de ce fichier devra être crée pour chaque nouvelle grille CDA.</w:t>
+      </w:r>
+    </w:p>
+    <w:p>
+      <w:pPr>
+        <w:jc w:val="both"/>
+      </w:pPr>
+    </w:p>
+    <w:tbl>
+      <w:tblPr>
+        <w:tblStyle w:val="Grilledutableau"/>
+        <w:tblW w:w="0" w:type="auto"/>
+        <w:tblLook w:val="04A0" w:firstRow="1" w:lastRow="0" w:firstColumn="1" w:lastColumn="0" w:noHBand="0" w:noVBand="1"/>
+      </w:tblPr>
+      <w:tblGrid>
+        <w:gridCol w:w="9062"/>
+      </w:tblGrid>
+      <w:tr>
+        <w:tc>
+          <w:tcPr>
+            <w:tcW w:w="9062" w:type="dxa"/>
+          </w:tcPr>
+          <w:p>
+            <w:pPr>
+              <w:jc w:val="both"/>
+            </w:pPr>
+            <w:r>
+              <w:rPr>
+                <w:b/>
+                <w:bCs/>
+              </w:rPr>
+              <w:t>Remarque</w:t>
+            </w:r>
+            <w:r>
+              <w:t> : il est possible de mettre les fichiers sources ailleurs que dans le répertoire « </w:t>
+            </w:r>
+            <w:proofErr w:type="spellStart"/>
+            <w:r>
+              <w:t>AddIns</w:t>
+            </w:r>
+            <w:proofErr w:type="spellEnd"/>
+            <w:r>
+              <w:t> » sur votre machine et d’activer le module VBA. Cette configuration pose néanmoins problème lors des éventuelles mises à jour du module.</w:t>
+            </w:r>
+          </w:p>
+        </w:tc>
+      </w:tr>
+    </w:tbl>
+    <w:p>
+      <w:pPr>
+        <w:jc w:val="both"/>
+      </w:pPr>
+    </w:p>
+    <w:p>
+      <w:pPr>
+        <w:jc w:val="both"/>
+      </w:pPr>
+    </w:p>
+    <w:p>
+      <w:pPr>
+        <w:pStyle w:val="Titre3"/>
         <w:numPr>
-          <w:ilvl w:val="0"/>
-          <w:numId w:val="3"/>
+          <w:ilvl w:val="2"/>
+          <w:numId w:val="4"/>
         </w:numPr>
+      </w:pPr>
+      <w:r>
+        <w:t>Paramètrage d’</w:t>
+      </w:r>
+      <w:r>
+        <w:t>Excel</w:t>
+      </w:r>
+    </w:p>
+    <w:p>
+      <w:pPr>
+        <w:jc w:val="both"/>
+      </w:pPr>
+      <w:r>
+        <w:t>L’</w:t>
+      </w:r>
+      <w:r>
+        <w:t>exécution</w:t>
+      </w:r>
+      <w:r>
+        <w:t xml:space="preserve"> de code VBA contenu dans les macros ou les modules nécessite </w:t>
+      </w:r>
+      <w:r>
         <w:rPr>
           <w:b/>
           <w:bCs/>
         </w:rPr>
-      </w:pPr>
-      <w:r>
-        <w:rPr>
-          <w:b/>
-          <w:bCs/>
-        </w:rPr>
-        <w:t>Activer le menu « Développeur » dans Excel</w:t>
-      </w:r>
-    </w:p>
-    <w:p>
-      <w:r>
-        <w:t>L’</w:t>
-      </w:r>
-      <w:r>
-        <w:t>exécution</w:t>
-      </w:r>
-      <w:r>
-        <w:t xml:space="preserve"> de code VBA contenu dans les macros ou les modules nécessite l’activation du menu « Développeur » d’Excel.</w:t>
+        <w:t>l’activation du menu « Développeur » d’Excel</w:t>
+      </w:r>
+      <w:r>
+        <w:t>.</w:t>
       </w:r>
     </w:p>
     <w:p>
@@ -265,7 +2918,7 @@
       </w:r>
     </w:p>
     <w:p>
-      <w:hyperlink r:id="rId6" w:anchor=":~:text=Sous%20l'onglet%20Fichier%20%2C%20acc%C3%A9dez,la%20case%20%C3%A0%20cocher%20D%C3%A9veloppeur" w:history="1">
+      <w:hyperlink r:id="rId12" w:anchor=":~:text=Sous%20l'onglet%20Fichier%20%2C%20acc%C3%A9dez,la%20case%20%C3%A0%20cocher%20D%C3%A9veloppeur" w:history="1">
         <w:r>
           <w:rPr>
             <w:rStyle w:val="Lienhypertexte"/>
@@ -291,7 +2944,17 @@
         </w:numPr>
       </w:pPr>
       <w:r>
-        <w:t>Allez dans le menu « Fichier »</w:t>
+        <w:t>Allez dans le menu « </w:t>
+      </w:r>
+      <w:r>
+        <w:rPr>
+          <w:b/>
+          <w:bCs/>
+        </w:rPr>
+        <w:t>Fichier</w:t>
+      </w:r>
+      <w:r>
+        <w:t> »</w:t>
       </w:r>
     </w:p>
     <w:p>
@@ -303,7 +2966,17 @@
         </w:numPr>
       </w:pPr>
       <w:r>
-        <w:t>Puis allez dans « Options » (en bas du menu « Fichier)</w:t>
+        <w:t>Puis allez dans « </w:t>
+      </w:r>
+      <w:r>
+        <w:rPr>
+          <w:b/>
+          <w:bCs/>
+        </w:rPr>
+        <w:t>Options</w:t>
+      </w:r>
+      <w:r>
+        <w:t> » (en bas du menu « Fichier)</w:t>
       </w:r>
     </w:p>
     <w:p>
@@ -315,7 +2988,17 @@
         </w:numPr>
       </w:pPr>
       <w:r>
-        <w:t>La fenêtre ci-dessous doit s’ouvrir, allez dans le menu « Personnaliser le ruban » et cocher l</w:t>
+        <w:t>La fenêtre ci-dessous doit s’ouvrir, allez dans le menu « </w:t>
+      </w:r>
+      <w:r>
+        <w:rPr>
+          <w:b/>
+          <w:bCs/>
+        </w:rPr>
+        <w:t>Personnaliser le ruban</w:t>
+      </w:r>
+      <w:r>
+        <w:t> » et cocher l</w:t>
       </w:r>
       <w:r>
         <w:t>es</w:t>
@@ -327,10 +3010,30 @@
         <w:t>s</w:t>
       </w:r>
       <w:r>
-        <w:t xml:space="preserve"> « Développeur »</w:t>
-      </w:r>
-      <w:r>
-        <w:t xml:space="preserve"> et « Compléments »</w:t>
+        <w:t xml:space="preserve"> « </w:t>
+      </w:r>
+      <w:r>
+        <w:rPr>
+          <w:b/>
+          <w:bCs/>
+        </w:rPr>
+        <w:t>Développeur</w:t>
+      </w:r>
+      <w:r>
+        <w:t> »</w:t>
+      </w:r>
+      <w:r>
+        <w:t xml:space="preserve"> et « </w:t>
+      </w:r>
+      <w:r>
+        <w:rPr>
+          <w:b/>
+          <w:bCs/>
+        </w:rPr>
+        <w:t>Compléments</w:t>
+      </w:r>
+      <w:r>
+        <w:t> »</w:t>
       </w:r>
     </w:p>
     <w:p>
@@ -341,6 +3044,7 @@
         <w:rPr>
           <w:noProof/>
         </w:rPr>
+        <w:lastRenderedPageBreak/>
         <w:drawing>
           <wp:inline distT="0" distB="0" distL="0" distR="0" wp14:anchorId="50B21EAE" wp14:editId="661548E0">
             <wp:extent cx="4391025" cy="3100629"/>
@@ -357,7 +3061,7 @@
                     <pic:cNvPicPr/>
                   </pic:nvPicPr>
                   <pic:blipFill>
-                    <a:blip r:embed="rId7"/>
+                    <a:blip r:embed="rId13"/>
                     <a:stretch>
                       <a:fillRect/>
                     </a:stretch>
@@ -381,41 +3085,73 @@
     <w:p/>
     <w:p>
       <w:pPr>
-        <w:pStyle w:val="Paragraphedeliste"/>
+        <w:pStyle w:val="Titre3"/>
         <w:numPr>
-          <w:ilvl w:val="0"/>
-          <w:numId w:val="3"/>
+          <w:ilvl w:val="2"/>
+          <w:numId w:val="4"/>
         </w:numPr>
+      </w:pPr>
+      <w:r>
+        <w:t>Activ</w:t>
+      </w:r>
+      <w:r>
+        <w:t>ation du</w:t>
+      </w:r>
+      <w:r>
+        <w:t xml:space="preserve"> module</w:t>
+      </w:r>
+    </w:p>
+    <w:p>
+      <w:r>
+        <w:t xml:space="preserve">Sous le menu </w:t>
+      </w:r>
+      <w:r>
+        <w:t>« </w:t>
+      </w:r>
+      <w:r>
         <w:rPr>
           <w:b/>
           <w:bCs/>
         </w:rPr>
-      </w:pPr>
+        <w:t>Développeur</w:t>
+      </w:r>
+      <w:r>
+        <w:t> »</w:t>
+      </w:r>
+      <w:r>
+        <w:t>, cliquez sur « </w:t>
+      </w:r>
       <w:r>
         <w:rPr>
           <w:b/>
           <w:bCs/>
         </w:rPr>
-        <w:t>Activer le module</w:t>
-      </w:r>
-    </w:p>
-    <w:p>
-      <w:r>
-        <w:t xml:space="preserve">Sous le menu </w:t>
-      </w:r>
-      <w:r>
-        <w:t>« Développeur »</w:t>
-      </w:r>
-      <w:r>
-        <w:t>, cliquez sur « Compléments Excel » et sélectionner le module « </w:t>
+        <w:t>Compléments Excel</w:t>
+      </w:r>
+      <w:r>
+        <w:t> » et sélectionner le module « </w:t>
       </w:r>
       <w:proofErr w:type="spellStart"/>
       <w:r>
+        <w:rPr>
+          <w:b/>
+          <w:bCs/>
+        </w:rPr>
         <w:t>Autosurveillancesteu</w:t>
       </w:r>
       <w:proofErr w:type="spellEnd"/>
       <w:r>
-        <w:t> » puis sur « OK »</w:t>
+        <w:t> » puis sur « </w:t>
+      </w:r>
+      <w:r>
+        <w:rPr>
+          <w:b/>
+          <w:bCs/>
+        </w:rPr>
+        <w:t>OK</w:t>
+      </w:r>
+      <w:r>
+        <w:t> »</w:t>
       </w:r>
     </w:p>
     <w:p>
@@ -423,7 +3159,6 @@
         <w:rPr>
           <w:noProof/>
         </w:rPr>
-        <w:lastRenderedPageBreak/>
         <w:drawing>
           <wp:inline distT="0" distB="0" distL="0" distR="0" wp14:anchorId="69AF1FA1" wp14:editId="70A4C8CB">
             <wp:extent cx="5760720" cy="2524760"/>
@@ -440,7 +3175,7 @@
                     <pic:cNvPicPr/>
                   </pic:nvPicPr>
                   <pic:blipFill>
-                    <a:blip r:embed="rId8"/>
+                    <a:blip r:embed="rId14"/>
                     <a:stretch>
                       <a:fillRect/>
                     </a:stretch>
@@ -464,11 +3199,491 @@
     <w:p/>
     <w:p>
       <w:pPr>
+        <w:pStyle w:val="Titre2"/>
+        <w:numPr>
+          <w:ilvl w:val="1"/>
+          <w:numId w:val="4"/>
+        </w:numPr>
+      </w:pPr>
+      <w:r>
+        <w:t>Mise à jour</w:t>
+      </w:r>
+      <w:r>
+        <w:t xml:space="preserve"> du</w:t>
+      </w:r>
+      <w:r>
+        <w:t xml:space="preserve"> module</w:t>
+      </w:r>
+    </w:p>
+    <w:p>
+      <w:r>
+        <w:t>Comme toute application informatique, il sera nécessaire de pouvoir mettre à jour votre module</w:t>
+      </w:r>
+      <w:r>
+        <w:t>. Si vous avez placé vos fichiers sources dans le répertoire « </w:t>
+      </w:r>
+      <w:proofErr w:type="spellStart"/>
+      <w:r>
+        <w:t>AddIns</w:t>
+      </w:r>
+      <w:proofErr w:type="spellEnd"/>
+      <w:r>
+        <w:t> ». La mise à jour s’effectue avec les étapes suivantes :</w:t>
+      </w:r>
+    </w:p>
+    <w:p>
+      <w:pPr>
+        <w:pStyle w:val="Paragraphedeliste"/>
+        <w:numPr>
+          <w:ilvl w:val="0"/>
+          <w:numId w:val="10"/>
+        </w:numPr>
+      </w:pPr>
+      <w:r>
+        <w:t>Récupérer les nouveaux fichiers comme indiqué en 2.2</w:t>
+      </w:r>
+    </w:p>
+    <w:p>
+      <w:pPr>
+        <w:pStyle w:val="Paragraphedeliste"/>
+        <w:numPr>
+          <w:ilvl w:val="0"/>
+          <w:numId w:val="10"/>
+        </w:numPr>
+      </w:pPr>
+      <w:r>
+        <w:t>Lever le blocage de sécurité comme indiqué en 2.4.1</w:t>
+      </w:r>
+    </w:p>
+    <w:p>
+      <w:pPr>
+        <w:pStyle w:val="Paragraphedeliste"/>
+        <w:numPr>
+          <w:ilvl w:val="0"/>
+          <w:numId w:val="10"/>
+        </w:numPr>
+      </w:pPr>
+      <w:r>
+        <w:t>Fermer Excel</w:t>
+      </w:r>
+    </w:p>
+    <w:p>
+      <w:pPr>
+        <w:pStyle w:val="Paragraphedeliste"/>
+        <w:numPr>
+          <w:ilvl w:val="0"/>
+          <w:numId w:val="10"/>
+        </w:numPr>
+      </w:pPr>
+      <w:r>
+        <w:t xml:space="preserve">Copier-Coller les sources dans le répertoire </w:t>
+      </w:r>
+      <w:r>
+        <w:t>« </w:t>
+      </w:r>
+      <w:proofErr w:type="spellStart"/>
+      <w:r>
+        <w:t>AddIn</w:t>
+      </w:r>
+      <w:r>
+        <w:t>s</w:t>
+      </w:r>
+      <w:proofErr w:type="spellEnd"/>
+      <w:r>
+        <w:t> » comme indiqué en 2.4.2</w:t>
+      </w:r>
+    </w:p>
+    <w:p>
+      <w:pPr>
+        <w:pStyle w:val="Paragraphedeliste"/>
+        <w:numPr>
+          <w:ilvl w:val="0"/>
+          <w:numId w:val="10"/>
+        </w:numPr>
+      </w:pPr>
+      <w:r>
+        <w:lastRenderedPageBreak/>
+        <w:t>Ouvrer</w:t>
+      </w:r>
+      <w:r>
+        <w:t xml:space="preserve"> Excel</w:t>
+      </w:r>
+    </w:p>
+    <w:p/>
+    <w:p>
+      <w:r>
+        <w:t xml:space="preserve">Si vous avez utilisé un autre emplacement, il sera au préalable nécessaire de désinstaller l’ancienne version du module et décochant le module de la liste des modules complémentaires (voir point 4.4.4). Puis fermer et ouvrer Excel et enfin réinstaller le module en suivant la procédure décrite en 2.4 </w:t>
+      </w:r>
+    </w:p>
+    <w:p>
+      <w:pPr>
         <w:pStyle w:val="Titre1"/>
-      </w:pPr>
+        <w:numPr>
+          <w:ilvl w:val="0"/>
+          <w:numId w:val="4"/>
+        </w:numPr>
+      </w:pPr>
+      <w:bookmarkStart w:id="11" w:name="_Toc225238555"/>
       <w:r>
         <w:t>Utilisation</w:t>
       </w:r>
+      <w:bookmarkEnd w:id="11"/>
+    </w:p>
+    <w:p>
+      <w:pPr>
+        <w:pStyle w:val="Titre2"/>
+        <w:numPr>
+          <w:ilvl w:val="1"/>
+          <w:numId w:val="4"/>
+        </w:numPr>
+      </w:pPr>
+      <w:r>
+        <w:t>Présentation de la grille CDA</w:t>
+      </w:r>
+    </w:p>
+    <w:p>
+      <w:r>
+        <w:t>La grille CDA est un classeur Excel constitué de plusieurs feuilles.</w:t>
+      </w:r>
+    </w:p>
+    <w:tbl>
+      <w:tblPr>
+        <w:tblStyle w:val="TableauGrille4-Accentuation1"/>
+        <w:tblW w:w="0" w:type="auto"/>
+        <w:tblLook w:val="04A0" w:firstRow="1" w:lastRow="0" w:firstColumn="1" w:lastColumn="0" w:noHBand="0" w:noVBand="1"/>
+      </w:tblPr>
+      <w:tblGrid>
+        <w:gridCol w:w="1838"/>
+        <w:gridCol w:w="7224"/>
+      </w:tblGrid>
+      <w:tr>
+        <w:trPr>
+          <w:cnfStyle w:val="100000000000" w:firstRow="1" w:lastRow="0" w:firstColumn="0" w:lastColumn="0" w:oddVBand="0" w:evenVBand="0" w:oddHBand="0" w:evenHBand="0" w:firstRowFirstColumn="0" w:firstRowLastColumn="0" w:lastRowFirstColumn="0" w:lastRowLastColumn="0"/>
+        </w:trPr>
+        <w:tc>
+          <w:tcPr>
+            <w:cnfStyle w:val="001000000000" w:firstRow="0" w:lastRow="0" w:firstColumn="1" w:lastColumn="0" w:oddVBand="0" w:evenVBand="0" w:oddHBand="0" w:evenHBand="0" w:firstRowFirstColumn="0" w:firstRowLastColumn="0" w:lastRowFirstColumn="0" w:lastRowLastColumn="0"/>
+            <w:tcW w:w="1838" w:type="dxa"/>
+          </w:tcPr>
+          <w:p>
+            <w:r>
+              <w:t>Feuille</w:t>
+            </w:r>
+          </w:p>
+        </w:tc>
+        <w:tc>
+          <w:tcPr>
+            <w:tcW w:w="7224" w:type="dxa"/>
+          </w:tcPr>
+          <w:p>
+            <w:pPr>
+              <w:cnfStyle w:val="100000000000" w:firstRow="1" w:lastRow="0" w:firstColumn="0" w:lastColumn="0" w:oddVBand="0" w:evenVBand="0" w:oddHBand="0" w:evenHBand="0" w:firstRowFirstColumn="0" w:firstRowLastColumn="0" w:lastRowFirstColumn="0" w:lastRowLastColumn="0"/>
+            </w:pPr>
+            <w:r>
+              <w:t>Fonction</w:t>
+            </w:r>
+          </w:p>
+        </w:tc>
+      </w:tr>
+      <w:tr>
+        <w:trPr>
+          <w:cnfStyle w:val="000000100000" w:firstRow="0" w:lastRow="0" w:firstColumn="0" w:lastColumn="0" w:oddVBand="0" w:evenVBand="0" w:oddHBand="1" w:evenHBand="0" w:firstRowFirstColumn="0" w:firstRowLastColumn="0" w:lastRowFirstColumn="0" w:lastRowLastColumn="0"/>
+        </w:trPr>
+        <w:tc>
+          <w:tcPr>
+            <w:cnfStyle w:val="001000000000" w:firstRow="0" w:lastRow="0" w:firstColumn="1" w:lastColumn="0" w:oddVBand="0" w:evenVBand="0" w:oddHBand="0" w:evenHBand="0" w:firstRowFirstColumn="0" w:firstRowLastColumn="0" w:lastRowFirstColumn="0" w:lastRowLastColumn="0"/>
+            <w:tcW w:w="1838" w:type="dxa"/>
+          </w:tcPr>
+          <w:p>
+            <w:r>
+              <w:t>Descriptif</w:t>
+            </w:r>
+          </w:p>
+        </w:tc>
+        <w:tc>
+          <w:tcPr>
+            <w:tcW w:w="7224" w:type="dxa"/>
+          </w:tcPr>
+          <w:p>
+            <w:pPr>
+              <w:cnfStyle w:val="000000100000" w:firstRow="0" w:lastRow="0" w:firstColumn="0" w:lastColumn="0" w:oddVBand="0" w:evenVBand="0" w:oddHBand="1" w:evenHBand="0" w:firstRowFirstColumn="0" w:firstRowLastColumn="0" w:lastRowFirstColumn="0" w:lastRowLastColumn="0"/>
+            </w:pPr>
+            <w:r>
+              <w:t>La feuille « Descriptif » est la feuille principale de la grille CDA. Elle permet de saisir :</w:t>
+            </w:r>
+          </w:p>
+          <w:p>
+            <w:pPr>
+              <w:pStyle w:val="Paragraphedeliste"/>
+              <w:numPr>
+                <w:ilvl w:val="0"/>
+                <w:numId w:val="8"/>
+              </w:numPr>
+              <w:cnfStyle w:val="000000100000" w:firstRow="0" w:lastRow="0" w:firstColumn="0" w:lastColumn="0" w:oddVBand="0" w:evenVBand="0" w:oddHBand="1" w:evenHBand="0" w:firstRowFirstColumn="0" w:firstRowLastColumn="0" w:lastRowFirstColumn="0" w:lastRowLastColumn="0"/>
+            </w:pPr>
+            <w:proofErr w:type="gramStart"/>
+            <w:r>
+              <w:t>les</w:t>
+            </w:r>
+            <w:proofErr w:type="gramEnd"/>
+            <w:r>
+              <w:t xml:space="preserve"> principales informations sur l</w:t>
+            </w:r>
+            <w:r>
+              <w:t>e système d’assainissement et les conditions du control (liges 1 à 7)</w:t>
+            </w:r>
+          </w:p>
+          <w:p>
+            <w:pPr>
+              <w:pStyle w:val="Paragraphedeliste"/>
+              <w:numPr>
+                <w:ilvl w:val="0"/>
+                <w:numId w:val="8"/>
+              </w:numPr>
+              <w:cnfStyle w:val="000000100000" w:firstRow="0" w:lastRow="0" w:firstColumn="0" w:lastColumn="0" w:oddVBand="0" w:evenVBand="0" w:oddHBand="1" w:evenHBand="0" w:firstRowFirstColumn="0" w:firstRowLastColumn="0" w:lastRowFirstColumn="0" w:lastRowLastColumn="0"/>
+            </w:pPr>
+            <w:proofErr w:type="gramStart"/>
+            <w:r>
+              <w:t>de</w:t>
+            </w:r>
+            <w:proofErr w:type="gramEnd"/>
+            <w:r>
+              <w:t xml:space="preserve"> gérer les équipements du système de collecte</w:t>
+            </w:r>
+          </w:p>
+          <w:p>
+            <w:pPr>
+              <w:pStyle w:val="Paragraphedeliste"/>
+              <w:numPr>
+                <w:ilvl w:val="0"/>
+                <w:numId w:val="8"/>
+              </w:numPr>
+              <w:cnfStyle w:val="000000100000" w:firstRow="0" w:lastRow="0" w:firstColumn="0" w:lastColumn="0" w:oddVBand="0" w:evenVBand="0" w:oddHBand="1" w:evenHBand="0" w:firstRowFirstColumn="0" w:firstRowLastColumn="0" w:lastRowFirstColumn="0" w:lastRowLastColumn="0"/>
+            </w:pPr>
+            <w:proofErr w:type="gramStart"/>
+            <w:r>
+              <w:t>de</w:t>
+            </w:r>
+            <w:proofErr w:type="gramEnd"/>
+            <w:r>
+              <w:t xml:space="preserve"> gérer </w:t>
+            </w:r>
+            <w:r>
+              <w:t>les équipements d</w:t>
+            </w:r>
+            <w:r>
+              <w:t>u système de traitement</w:t>
+            </w:r>
+          </w:p>
+          <w:p>
+            <w:pPr>
+              <w:cnfStyle w:val="000000100000" w:firstRow="0" w:lastRow="0" w:firstColumn="0" w:lastColumn="0" w:oddVBand="0" w:evenVBand="0" w:oddHBand="1" w:evenHBand="0" w:firstRowFirstColumn="0" w:firstRowLastColumn="0" w:lastRowFirstColumn="0" w:lastRowLastColumn="0"/>
+            </w:pPr>
+          </w:p>
+          <w:p>
+            <w:pPr>
+              <w:cnfStyle w:val="000000100000" w:firstRow="0" w:lastRow="0" w:firstColumn="0" w:lastColumn="0" w:oddVBand="0" w:evenVBand="0" w:oddHBand="1" w:evenHBand="0" w:firstRowFirstColumn="0" w:firstRowLastColumn="0" w:lastRowFirstColumn="0" w:lastRowLastColumn="0"/>
+            </w:pPr>
+            <w:r>
+              <w:t>Chaque ligne permet de faire référence à un équipement.</w:t>
+            </w:r>
+          </w:p>
+          <w:p>
+            <w:pPr>
+              <w:cnfStyle w:val="000000100000" w:firstRow="0" w:lastRow="0" w:firstColumn="0" w:lastColumn="0" w:oddVBand="0" w:evenVBand="0" w:oddHBand="1" w:evenHBand="0" w:firstRowFirstColumn="0" w:firstRowLastColumn="0" w:lastRowFirstColumn="0" w:lastRowLastColumn="0"/>
+            </w:pPr>
+          </w:p>
+          <w:p>
+            <w:pPr>
+              <w:cnfStyle w:val="000000100000" w:firstRow="0" w:lastRow="0" w:firstColumn="0" w:lastColumn="0" w:oddVBand="0" w:evenVBand="0" w:oddHBand="1" w:evenHBand="0" w:firstRowFirstColumn="0" w:firstRowLastColumn="0" w:lastRowFirstColumn="0" w:lastRowLastColumn="0"/>
+            </w:pPr>
+            <w:r>
+              <w:t>Il est recommandé d’utiliser les boutons disponibles sur cette page pour ajouter/supprimer/modifier les équipements.</w:t>
+            </w:r>
+          </w:p>
+          <w:p>
+            <w:pPr>
+              <w:cnfStyle w:val="000000100000" w:firstRow="0" w:lastRow="0" w:firstColumn="0" w:lastColumn="0" w:oddVBand="0" w:evenVBand="0" w:oddHBand="1" w:evenHBand="0" w:firstRowFirstColumn="0" w:firstRowLastColumn="0" w:lastRowFirstColumn="0" w:lastRowLastColumn="0"/>
+            </w:pPr>
+          </w:p>
+          <w:p>
+            <w:pPr>
+              <w:cnfStyle w:val="000000100000" w:firstRow="0" w:lastRow="0" w:firstColumn="0" w:lastColumn="0" w:oddVBand="0" w:evenVBand="0" w:oddHBand="1" w:evenHBand="0" w:firstRowFirstColumn="0" w:firstRowLastColumn="0" w:lastRowFirstColumn="0" w:lastRowLastColumn="0"/>
+            </w:pPr>
+            <w:r>
+              <w:t>Il est a noté qu’au début de chaque ligne, une liste déroulante permet d’indiquer si un équipement est actif ou non. Seuls les équipements actifs seront repris dans la synthèse et les exports.</w:t>
+            </w:r>
+          </w:p>
+        </w:tc>
+      </w:tr>
+      <w:tr>
+        <w:tc>
+          <w:tcPr>
+            <w:cnfStyle w:val="001000000000" w:firstRow="0" w:lastRow="0" w:firstColumn="1" w:lastColumn="0" w:oddVBand="0" w:evenVBand="0" w:oddHBand="0" w:evenHBand="0" w:firstRowFirstColumn="0" w:firstRowLastColumn="0" w:lastRowFirstColumn="0" w:lastRowLastColumn="0"/>
+            <w:tcW w:w="1838" w:type="dxa"/>
+          </w:tcPr>
+          <w:p>
+            <w:pPr>
+              <w:rPr>
+                <w:b w:val="0"/>
+                <w:bCs w:val="0"/>
+              </w:rPr>
+            </w:pPr>
+            <w:r>
+              <w:t>Synthèse</w:t>
+            </w:r>
+          </w:p>
+        </w:tc>
+        <w:tc>
+          <w:tcPr>
+            <w:tcW w:w="7224" w:type="dxa"/>
+          </w:tcPr>
+          <w:p>
+            <w:pPr>
+              <w:cnfStyle w:val="000000000000" w:firstRow="0" w:lastRow="0" w:firstColumn="0" w:lastColumn="0" w:oddVBand="0" w:evenVBand="0" w:oddHBand="0" w:evenHBand="0" w:firstRowFirstColumn="0" w:firstRowLastColumn="0" w:lastRowFirstColumn="0" w:lastRowLastColumn="0"/>
+            </w:pPr>
+            <w:r>
+              <w:t>La feuille « Synthèse » permet de faire remonter les informations d’évaluation des différents points de contrôle renseignés dans les autres feuilles de la grille CDA. Les informations de cette feuille sont notamment utilis</w:t>
+            </w:r>
+            <w:r>
+              <w:t>ées</w:t>
+            </w:r>
+            <w:r>
+              <w:t xml:space="preserve"> pour générer le rapport CDA exporté au format Word.</w:t>
+            </w:r>
+          </w:p>
+        </w:tc>
+      </w:tr>
+      <w:tr>
+        <w:trPr>
+          <w:cnfStyle w:val="000000100000" w:firstRow="0" w:lastRow="0" w:firstColumn="0" w:lastColumn="0" w:oddVBand="0" w:evenVBand="0" w:oddHBand="1" w:evenHBand="0" w:firstRowFirstColumn="0" w:firstRowLastColumn="0" w:lastRowFirstColumn="0" w:lastRowLastColumn="0"/>
+        </w:trPr>
+        <w:tc>
+          <w:tcPr>
+            <w:cnfStyle w:val="001000000000" w:firstRow="0" w:lastRow="0" w:firstColumn="1" w:lastColumn="0" w:oddVBand="0" w:evenVBand="0" w:oddHBand="0" w:evenHBand="0" w:firstRowFirstColumn="0" w:firstRowLastColumn="0" w:lastRowFirstColumn="0" w:lastRowLastColumn="0"/>
+            <w:tcW w:w="1838" w:type="dxa"/>
+          </w:tcPr>
+          <w:p>
+            <w:r>
+              <w:t>Qualité</w:t>
+            </w:r>
+          </w:p>
+        </w:tc>
+        <w:tc>
+          <w:tcPr>
+            <w:tcW w:w="7224" w:type="dxa"/>
+          </w:tcPr>
+          <w:p>
+            <w:pPr>
+              <w:cnfStyle w:val="000000100000" w:firstRow="0" w:lastRow="0" w:firstColumn="0" w:lastColumn="0" w:oddVBand="0" w:evenVBand="0" w:oddHBand="1" w:evenHBand="0" w:firstRowFirstColumn="0" w:firstRowLastColumn="0" w:lastRowFirstColumn="0" w:lastRowLastColumn="0"/>
+            </w:pPr>
+            <w:r>
+              <w:t>La feuille « Qualité » permet de reporter les informations nécessaire</w:t>
+            </w:r>
+            <w:r>
+              <w:t>s</w:t>
+            </w:r>
+            <w:r>
+              <w:t xml:space="preserve"> à l’évaluation documentaire dont la validité du manuel d’autosurveillance et </w:t>
+            </w:r>
+            <w:r>
+              <w:t>la bonne mise en œuvre des procédures de contrôles internes détaillés dans le manuel d’autosurveillance.</w:t>
+            </w:r>
+          </w:p>
+        </w:tc>
+      </w:tr>
+      <w:tr>
+        <w:tc>
+          <w:tcPr>
+            <w:cnfStyle w:val="001000000000" w:firstRow="0" w:lastRow="0" w:firstColumn="1" w:lastColumn="0" w:oddVBand="0" w:evenVBand="0" w:oddHBand="0" w:evenHBand="0" w:firstRowFirstColumn="0" w:firstRowLastColumn="0" w:lastRowFirstColumn="0" w:lastRowLastColumn="0"/>
+            <w:tcW w:w="1838" w:type="dxa"/>
+          </w:tcPr>
+          <w:p>
+            <w:r>
+              <w:t>Analytique</w:t>
+            </w:r>
+          </w:p>
+        </w:tc>
+        <w:tc>
+          <w:tcPr>
+            <w:tcW w:w="7224" w:type="dxa"/>
+          </w:tcPr>
+          <w:p>
+            <w:pPr>
+              <w:cnfStyle w:val="000000000000" w:firstRow="0" w:lastRow="0" w:firstColumn="0" w:lastColumn="0" w:oddVBand="0" w:evenVBand="0" w:oddHBand="0" w:evenHBand="0" w:firstRowFirstColumn="0" w:firstRowLastColumn="0" w:lastRowFirstColumn="0" w:lastRowLastColumn="0"/>
+            </w:pPr>
+            <w:r>
+              <w:t>La feuille « </w:t>
+            </w:r>
+            <w:r>
+              <w:t>Analytique</w:t>
+            </w:r>
+            <w:r>
+              <w:t> » permet de reporter les informations nécessaire</w:t>
+            </w:r>
+            <w:r>
+              <w:t>s</w:t>
+            </w:r>
+            <w:r>
+              <w:t xml:space="preserve"> à l’évaluation</w:t>
+            </w:r>
+            <w:r>
+              <w:t xml:space="preserve"> des pratiques analytiques dont les méthodes d’échantillonnage, les méthodes analytiques et la réalisation des comparatifs analytiques. </w:t>
+            </w:r>
+          </w:p>
+        </w:tc>
+      </w:tr>
+      <w:tr>
+        <w:trPr>
+          <w:cnfStyle w:val="000000100000" w:firstRow="0" w:lastRow="0" w:firstColumn="0" w:lastColumn="0" w:oddVBand="0" w:evenVBand="0" w:oddHBand="1" w:evenHBand="0" w:firstRowFirstColumn="0" w:firstRowLastColumn="0" w:lastRowFirstColumn="0" w:lastRowLastColumn="0"/>
+        </w:trPr>
+        <w:tc>
+          <w:tcPr>
+            <w:cnfStyle w:val="001000000000" w:firstRow="0" w:lastRow="0" w:firstColumn="1" w:lastColumn="0" w:oddVBand="0" w:evenVBand="0" w:oddHBand="0" w:evenHBand="0" w:firstRowFirstColumn="0" w:firstRowLastColumn="0" w:lastRowFirstColumn="0" w:lastRowLastColumn="0"/>
+            <w:tcW w:w="1838" w:type="dxa"/>
+          </w:tcPr>
+          <w:p>
+            <w:r>
+              <w:t>Feuilles d’équipement</w:t>
+            </w:r>
+          </w:p>
+        </w:tc>
+        <w:tc>
+          <w:tcPr>
+            <w:tcW w:w="7224" w:type="dxa"/>
+          </w:tcPr>
+          <w:p>
+            <w:pPr>
+              <w:cnfStyle w:val="000000100000" w:firstRow="0" w:lastRow="0" w:firstColumn="0" w:lastColumn="0" w:oddVBand="0" w:evenVBand="0" w:oddHBand="1" w:evenHBand="0" w:firstRowFirstColumn="0" w:firstRowLastColumn="0" w:lastRowFirstColumn="0" w:lastRowLastColumn="0"/>
+            </w:pPr>
+            <w:r>
+              <w:t xml:space="preserve">Chaque équipement présent sur la feuille « Descriptif » dispose d’une feuille spécifique qui permet de donner les principales informations sur l’équipement, le résultat des contrôles réalisés et l’évaluation qui en résulte à l’aide d’une grille de cotation. Le contrôleur peut également préciser les éventuels axes d’amélioration. La liste des champs de </w:t>
+            </w:r>
+            <w:proofErr w:type="spellStart"/>
+            <w:r>
+              <w:t>chauqe</w:t>
+            </w:r>
+            <w:proofErr w:type="spellEnd"/>
+            <w:r>
+              <w:t xml:space="preserve"> équipement est adaptée en fonction de sa localisation (station/réseau), de son type (débitmètre, préleveur, sonde de température…) et du type de matériel installé.</w:t>
+            </w:r>
+          </w:p>
+        </w:tc>
+      </w:tr>
+    </w:tbl>
+    <w:p/>
+    <w:p>
+      <w:pPr>
+        <w:pStyle w:val="Titre2"/>
+        <w:numPr>
+          <w:ilvl w:val="1"/>
+          <w:numId w:val="4"/>
+        </w:numPr>
+      </w:pPr>
+      <w:r>
+        <w:lastRenderedPageBreak/>
+        <w:t>Présentation du menu du module VBA</w:t>
+      </w:r>
     </w:p>
     <w:p>
       <w:r>
@@ -501,7 +3716,30 @@
         <w:t xml:space="preserve">sont disponibles </w:t>
       </w:r>
       <w:r>
-        <w:t>le menu « Compléments », puis sur l’item « Autosurveillance ».</w:t>
+        <w:t xml:space="preserve">sous </w:t>
+      </w:r>
+      <w:r>
+        <w:t>le menu « </w:t>
+      </w:r>
+      <w:r>
+        <w:rPr>
+          <w:b/>
+          <w:bCs/>
+        </w:rPr>
+        <w:t>Compléments</w:t>
+      </w:r>
+      <w:r>
+        <w:t> », puis sur l’item « </w:t>
+      </w:r>
+      <w:r>
+        <w:rPr>
+          <w:b/>
+          <w:bCs/>
+        </w:rPr>
+        <w:t>Autosurveillance</w:t>
+      </w:r>
+      <w:r>
+        <w:t> ».</w:t>
       </w:r>
     </w:p>
     <w:p>
@@ -510,7 +3748,7 @@
           <w:noProof/>
         </w:rPr>
         <w:drawing>
-          <wp:inline distT="0" distB="0" distL="0" distR="0" wp14:anchorId="120A72DA" wp14:editId="533FBB9D">
+          <wp:inline distT="0" distB="0" distL="0" distR="0" wp14:anchorId="120A72DA" wp14:editId="2ADE023F">
             <wp:extent cx="5753100" cy="1701800"/>
             <wp:effectExtent l="0" t="0" r="0" b="0"/>
             <wp:docPr id="898408606" name="Image 3"/>
@@ -527,7 +3765,7 @@
                     </pic:cNvPicPr>
                   </pic:nvPicPr>
                   <pic:blipFill>
-                    <a:blip r:embed="rId9" cstate="print">
+                    <a:blip r:embed="rId15" cstate="print">
                       <a:extLst>
                         <a:ext uri="{28A0092B-C50C-407E-A947-70E740481C1C}">
                           <a14:useLocalDpi xmlns:a14="http://schemas.microsoft.com/office/drawing/2010/main" val="0"/>
@@ -561,17 +3799,495 @@
     </w:p>
     <w:p>
       <w:r>
-        <w:t>TODO : description des fonctions du menu</w:t>
+        <w:t>Le menu est constitué de 4 entrées principales :</w:t>
+      </w:r>
+    </w:p>
+    <w:p>
+      <w:pPr>
+        <w:pStyle w:val="Paragraphedeliste"/>
+        <w:numPr>
+          <w:ilvl w:val="0"/>
+          <w:numId w:val="8"/>
+        </w:numPr>
+      </w:pPr>
+      <w:r>
+        <w:t>« Système de collecte » qui propose 2 options : « Gérer les équipements » et « Ajouter un équipement »</w:t>
+      </w:r>
+    </w:p>
+    <w:p>
+      <w:pPr>
+        <w:pStyle w:val="Paragraphedeliste"/>
+        <w:numPr>
+          <w:ilvl w:val="0"/>
+          <w:numId w:val="8"/>
+        </w:numPr>
+      </w:pPr>
+      <w:r>
+        <w:t>« Système de traitement »</w:t>
+      </w:r>
+      <w:r>
+        <w:t xml:space="preserve"> </w:t>
+      </w:r>
+      <w:r>
+        <w:t>qui propose 2 options : « Gérer les équipements » et « Ajouter un équipement »</w:t>
+      </w:r>
+    </w:p>
+    <w:p>
+      <w:pPr>
+        <w:pStyle w:val="Paragraphedeliste"/>
+        <w:numPr>
+          <w:ilvl w:val="0"/>
+          <w:numId w:val="8"/>
+        </w:numPr>
+      </w:pPr>
+      <w:r>
+        <w:t>« Comparatif analytique »</w:t>
+      </w:r>
+      <w:r>
+        <w:t xml:space="preserve"> </w:t>
+      </w:r>
+      <w:r>
+        <w:t xml:space="preserve">qui propose </w:t>
+      </w:r>
+      <w:r>
+        <w:t>1</w:t>
+      </w:r>
+      <w:r>
+        <w:t xml:space="preserve"> option : « Ajouter un </w:t>
+      </w:r>
+      <w:r>
+        <w:t>comparatif</w:t>
+      </w:r>
+      <w:r>
+        <w:t> »</w:t>
+      </w:r>
+    </w:p>
+    <w:p>
+      <w:pPr>
+        <w:pStyle w:val="Paragraphedeliste"/>
+        <w:numPr>
+          <w:ilvl w:val="0"/>
+          <w:numId w:val="8"/>
+        </w:numPr>
+      </w:pPr>
+      <w:r>
+        <w:t>« Outils »</w:t>
+      </w:r>
+      <w:r>
+        <w:t xml:space="preserve"> </w:t>
+      </w:r>
+      <w:r>
+        <w:t xml:space="preserve">qui </w:t>
+      </w:r>
+      <w:proofErr w:type="gramStart"/>
+      <w:r>
+        <w:t>propose</w:t>
+      </w:r>
+      <w:proofErr w:type="gramEnd"/>
+      <w:r>
+        <w:t xml:space="preserve"> 2 options : « </w:t>
+      </w:r>
+      <w:r>
+        <w:t>Trier les feuilles</w:t>
+      </w:r>
+      <w:r>
+        <w:t> » et « </w:t>
+      </w:r>
+      <w:r>
+        <w:t>Exporter en Word</w:t>
+      </w:r>
+      <w:r>
+        <w:t> »</w:t>
       </w:r>
     </w:p>
     <w:p/>
+    <w:p>
+      <w:pPr>
+        <w:pStyle w:val="Paragraphedeliste"/>
+        <w:numPr>
+          <w:ilvl w:val="0"/>
+          <w:numId w:val="11"/>
+        </w:numPr>
+        <w:jc w:val="both"/>
+      </w:pPr>
+      <w:r>
+        <w:t>Les options « Gérer les équipements » permettent de lister les équipements disponibles sur le système de collecte ou sur le système de traitement, puis d’accéder aux fonctions « </w:t>
+      </w:r>
+      <w:r>
+        <w:t>Activer/désactiver l'équipement (masque la feuille)</w:t>
+      </w:r>
+      <w:r>
+        <w:t> », « </w:t>
+      </w:r>
+      <w:r>
+        <w:t>Supprimer l'équipement (supprime la feuille)</w:t>
+      </w:r>
+      <w:r>
+        <w:t> », « </w:t>
+      </w:r>
+      <w:r>
+        <w:t>Voir l'équipement (Aller à la feuille)</w:t>
+      </w:r>
+      <w:r>
+        <w:t> »</w:t>
+      </w:r>
+    </w:p>
+    <w:p>
+      <w:pPr>
+        <w:jc w:val="center"/>
+      </w:pPr>
+      <w:r>
+        <w:drawing>
+          <wp:inline distT="0" distB="0" distL="0" distR="0" wp14:anchorId="0621354D" wp14:editId="1805159D">
+            <wp:extent cx="1682147" cy="1478251"/>
+            <wp:effectExtent l="0" t="0" r="0" b="8255"/>
+            <wp:docPr id="106861800" name="Image 1"/>
+            <wp:cNvGraphicFramePr>
+              <a:graphicFrameLocks xmlns:a="http://schemas.openxmlformats.org/drawingml/2006/main" noChangeAspect="1"/>
+            </wp:cNvGraphicFramePr>
+            <a:graphic xmlns:a="http://schemas.openxmlformats.org/drawingml/2006/main">
+              <a:graphicData uri="http://schemas.openxmlformats.org/drawingml/2006/picture">
+                <pic:pic xmlns:pic="http://schemas.openxmlformats.org/drawingml/2006/picture">
+                  <pic:nvPicPr>
+                    <pic:cNvPr id="106861800" name=""/>
+                    <pic:cNvPicPr/>
+                  </pic:nvPicPr>
+                  <pic:blipFill>
+                    <a:blip r:embed="rId16"/>
+                    <a:stretch>
+                      <a:fillRect/>
+                    </a:stretch>
+                  </pic:blipFill>
+                  <pic:spPr>
+                    <a:xfrm>
+                      <a:off x="0" y="0"/>
+                      <a:ext cx="1701466" cy="1495228"/>
+                    </a:xfrm>
+                    <a:prstGeom prst="rect">
+                      <a:avLst/>
+                    </a:prstGeom>
+                  </pic:spPr>
+                </pic:pic>
+              </a:graphicData>
+            </a:graphic>
+          </wp:inline>
+        </w:drawing>
+      </w:r>
+      <w:r>
+        <w:t xml:space="preserve">       </w:t>
+      </w:r>
+      <w:r>
+        <w:drawing>
+          <wp:inline distT="0" distB="0" distL="0" distR="0" wp14:anchorId="52F6E5C9" wp14:editId="3D4B06CE">
+            <wp:extent cx="1954085" cy="1480811"/>
+            <wp:effectExtent l="0" t="0" r="8255" b="5715"/>
+            <wp:docPr id="1709127947" name="Image 1"/>
+            <wp:cNvGraphicFramePr>
+              <a:graphicFrameLocks xmlns:a="http://schemas.openxmlformats.org/drawingml/2006/main" noChangeAspect="1"/>
+            </wp:cNvGraphicFramePr>
+            <a:graphic xmlns:a="http://schemas.openxmlformats.org/drawingml/2006/main">
+              <a:graphicData uri="http://schemas.openxmlformats.org/drawingml/2006/picture">
+                <pic:pic xmlns:pic="http://schemas.openxmlformats.org/drawingml/2006/picture">
+                  <pic:nvPicPr>
+                    <pic:cNvPr id="1709127947" name=""/>
+                    <pic:cNvPicPr/>
+                  </pic:nvPicPr>
+                  <pic:blipFill>
+                    <a:blip r:embed="rId17"/>
+                    <a:stretch>
+                      <a:fillRect/>
+                    </a:stretch>
+                  </pic:blipFill>
+                  <pic:spPr>
+                    <a:xfrm>
+                      <a:off x="0" y="0"/>
+                      <a:ext cx="1966359" cy="1490112"/>
+                    </a:xfrm>
+                    <a:prstGeom prst="rect">
+                      <a:avLst/>
+                    </a:prstGeom>
+                  </pic:spPr>
+                </pic:pic>
+              </a:graphicData>
+            </a:graphic>
+          </wp:inline>
+        </w:drawing>
+      </w:r>
+    </w:p>
     <w:p/>
+    <w:p>
+      <w:pPr>
+        <w:pStyle w:val="Paragraphedeliste"/>
+        <w:numPr>
+          <w:ilvl w:val="0"/>
+          <w:numId w:val="11"/>
+        </w:numPr>
+      </w:pPr>
+      <w:r>
+        <w:t xml:space="preserve">Les fonctions </w:t>
+      </w:r>
+      <w:r>
+        <w:t>« Ajouter un équipement »</w:t>
+      </w:r>
+      <w:r>
+        <w:t xml:space="preserve"> </w:t>
+      </w:r>
+      <w:r>
+        <w:t xml:space="preserve">permettent </w:t>
+      </w:r>
+      <w:r>
+        <w:t xml:space="preserve">de créer une entrée supplémentaire sur la feuille « Descriptif » et de créer la feuille de l’équipement à l’aide des fichiers de modèle. Cette procédure permet de </w:t>
+      </w:r>
+      <w:proofErr w:type="spellStart"/>
+      <w:r>
+        <w:t>pré-remplir</w:t>
+      </w:r>
+      <w:proofErr w:type="spellEnd"/>
+      <w:r>
+        <w:t xml:space="preserve"> les champs de saisie à l’aide de formulaire intermédiaire et de mettre à jour les formules du classeur Excel.</w:t>
+      </w:r>
+    </w:p>
+    <w:p>
+      <w:pPr>
+        <w:jc w:val="center"/>
+      </w:pPr>
+      <w:r>
+        <w:lastRenderedPageBreak/>
+        <w:drawing>
+          <wp:inline distT="0" distB="0" distL="0" distR="0" wp14:anchorId="4EC76EC5" wp14:editId="0D898891">
+            <wp:extent cx="2426067" cy="2179812"/>
+            <wp:effectExtent l="0" t="0" r="0" b="0"/>
+            <wp:docPr id="106020091" name="Image 1"/>
+            <wp:cNvGraphicFramePr>
+              <a:graphicFrameLocks xmlns:a="http://schemas.openxmlformats.org/drawingml/2006/main" noChangeAspect="1"/>
+            </wp:cNvGraphicFramePr>
+            <a:graphic xmlns:a="http://schemas.openxmlformats.org/drawingml/2006/main">
+              <a:graphicData uri="http://schemas.openxmlformats.org/drawingml/2006/picture">
+                <pic:pic xmlns:pic="http://schemas.openxmlformats.org/drawingml/2006/picture">
+                  <pic:nvPicPr>
+                    <pic:cNvPr id="106020091" name=""/>
+                    <pic:cNvPicPr/>
+                  </pic:nvPicPr>
+                  <pic:blipFill>
+                    <a:blip r:embed="rId18"/>
+                    <a:stretch>
+                      <a:fillRect/>
+                    </a:stretch>
+                  </pic:blipFill>
+                  <pic:spPr>
+                    <a:xfrm>
+                      <a:off x="0" y="0"/>
+                      <a:ext cx="2434369" cy="2187272"/>
+                    </a:xfrm>
+                    <a:prstGeom prst="rect">
+                      <a:avLst/>
+                    </a:prstGeom>
+                  </pic:spPr>
+                </pic:pic>
+              </a:graphicData>
+            </a:graphic>
+          </wp:inline>
+        </w:drawing>
+      </w:r>
+    </w:p>
+    <w:p>
+      <w:pPr>
+        <w:pStyle w:val="Paragraphedeliste"/>
+        <w:numPr>
+          <w:ilvl w:val="0"/>
+          <w:numId w:val="11"/>
+        </w:numPr>
+      </w:pPr>
+      <w:r>
+        <w:t>L</w:t>
+      </w:r>
+      <w:r>
+        <w:t>a</w:t>
+      </w:r>
+      <w:r>
+        <w:t xml:space="preserve"> fonction « Ajouter un comparatif</w:t>
+      </w:r>
+      <w:r>
+        <w:t> » permet d’ajouter un nouveau bloc de comparatif analytique sur la feuille « Analytique » dans la section « COMPARATIF ANALYTIQUE »</w:t>
+      </w:r>
+    </w:p>
+    <w:p>
+      <w:pPr>
+        <w:pStyle w:val="Paragraphedeliste"/>
+        <w:numPr>
+          <w:ilvl w:val="0"/>
+          <w:numId w:val="12"/>
+        </w:numPr>
+      </w:pPr>
+      <w:r>
+        <w:t>La fonction « Trier les feuilles »</w:t>
+      </w:r>
+      <w:r>
+        <w:t xml:space="preserve"> permet de réorganiser les feuilles de grille CDA dans un ordre préétabli en mettant en 1</w:t>
+      </w:r>
+      <w:r>
+        <w:rPr>
+          <w:vertAlign w:val="superscript"/>
+        </w:rPr>
+        <w:t>er</w:t>
+      </w:r>
+      <w:r>
+        <w:t xml:space="preserve"> les feuilles : Descriptif, SYNTHESE, Qualité, Analytiques ; puis les équipements en fonction des points réglementaires</w:t>
+      </w:r>
+    </w:p>
+    <w:p>
+      <w:pPr>
+        <w:pStyle w:val="Paragraphedeliste"/>
+        <w:numPr>
+          <w:ilvl w:val="0"/>
+          <w:numId w:val="12"/>
+        </w:numPr>
+      </w:pPr>
+      <w:r>
+        <w:t>La fonction « Exporter en Word »</w:t>
+      </w:r>
+      <w:r>
+        <w:t xml:space="preserve"> permet de gérer le rapport CDA à partir des informations la grille. </w:t>
+      </w:r>
+      <w:r>
+        <w:t>Ce rapport devra être complémenté manuellement pas vos soins avant de pouvoir être envoyé à votre Agence de l’Eau</w:t>
+      </w:r>
+    </w:p>
     <w:p/>
+    <w:p>
+      <w:pPr>
+        <w:pStyle w:val="Titre2"/>
+        <w:numPr>
+          <w:ilvl w:val="1"/>
+          <w:numId w:val="4"/>
+        </w:numPr>
+      </w:pPr>
+      <w:r>
+        <w:t>Fonction</w:t>
+      </w:r>
+      <w:r>
+        <w:t>s</w:t>
+      </w:r>
+      <w:r>
+        <w:t xml:space="preserve"> enrichies</w:t>
+      </w:r>
+    </w:p>
     <w:p/>
-    <w:p/>
-    <w:p/>
-    <w:p/>
+    <w:p>
+      <w:r>
+        <w:t>Afin d’améliorer l’ergonomie et faciliter le remplissage de la grille plusieurs fonctions enrichies ont été intégrées au formulaire Excel telles que :</w:t>
+      </w:r>
+    </w:p>
+    <w:p>
+      <w:pPr>
+        <w:pStyle w:val="Paragraphedeliste"/>
+        <w:numPr>
+          <w:ilvl w:val="0"/>
+          <w:numId w:val="2"/>
+        </w:numPr>
+      </w:pPr>
+      <w:r>
+        <w:t>Des infobulles</w:t>
+      </w:r>
+      <w:r>
+        <w:t xml:space="preserve"> </w:t>
+      </w:r>
+      <w:r>
+        <w:t xml:space="preserve">d’explication </w:t>
+      </w:r>
+      <w:r>
+        <w:t xml:space="preserve">(texte sur fond jaune) </w:t>
+      </w:r>
+      <w:r>
+        <w:t>disponibles au clic sur les cellules,</w:t>
+      </w:r>
+    </w:p>
+    <w:p>
+      <w:pPr>
+        <w:pStyle w:val="Paragraphedeliste"/>
+        <w:numPr>
+          <w:ilvl w:val="0"/>
+          <w:numId w:val="2"/>
+        </w:numPr>
+      </w:pPr>
+      <w:r>
+        <w:t>Des boutons (</w:t>
+      </w:r>
+      <w:r>
+        <w:t>cellule sur fond rose</w:t>
+      </w:r>
+      <w:r>
+        <w:t>)</w:t>
+      </w:r>
+      <w:r>
+        <w:t xml:space="preserve"> dont l’action est déclenchée sur le « double clic » et qui permettent d’ouvrir des boites de dialogue (cette fonction n’est disponible que le module VBA est activé),</w:t>
+      </w:r>
+    </w:p>
+    <w:p>
+      <w:pPr>
+        <w:pStyle w:val="Paragraphedeliste"/>
+        <w:numPr>
+          <w:ilvl w:val="0"/>
+          <w:numId w:val="2"/>
+        </w:numPr>
+      </w:pPr>
+      <w:r>
+        <w:t>Des formules de calcul afin de remplir automatiquement certaines cellules,</w:t>
+      </w:r>
+    </w:p>
+    <w:p>
+      <w:pPr>
+        <w:pStyle w:val="Paragraphedeliste"/>
+        <w:numPr>
+          <w:ilvl w:val="0"/>
+          <w:numId w:val="2"/>
+        </w:numPr>
+      </w:pPr>
+      <w:r>
+        <w:t>Des listes déroulantes avec les valeurs possibles,</w:t>
+      </w:r>
+    </w:p>
+    <w:p>
+      <w:r>
+        <w:drawing>
+          <wp:inline distT="0" distB="0" distL="0" distR="0" wp14:anchorId="7270B7E9" wp14:editId="6D31E8BF">
+            <wp:extent cx="5760720" cy="2405380"/>
+            <wp:effectExtent l="0" t="0" r="0" b="0"/>
+            <wp:docPr id="1274178021" name="Image 1"/>
+            <wp:cNvGraphicFramePr>
+              <a:graphicFrameLocks xmlns:a="http://schemas.openxmlformats.org/drawingml/2006/main" noChangeAspect="1"/>
+            </wp:cNvGraphicFramePr>
+            <a:graphic xmlns:a="http://schemas.openxmlformats.org/drawingml/2006/main">
+              <a:graphicData uri="http://schemas.openxmlformats.org/drawingml/2006/picture">
+                <pic:pic xmlns:pic="http://schemas.openxmlformats.org/drawingml/2006/picture">
+                  <pic:nvPicPr>
+                    <pic:cNvPr id="1274178021" name=""/>
+                    <pic:cNvPicPr/>
+                  </pic:nvPicPr>
+                  <pic:blipFill>
+                    <a:blip r:embed="rId19"/>
+                    <a:stretch>
+                      <a:fillRect/>
+                    </a:stretch>
+                  </pic:blipFill>
+                  <pic:spPr>
+                    <a:xfrm>
+                      <a:off x="0" y="0"/>
+                      <a:ext cx="5760720" cy="2405380"/>
+                    </a:xfrm>
+                    <a:prstGeom prst="rect">
+                      <a:avLst/>
+                    </a:prstGeom>
+                  </pic:spPr>
+                </pic:pic>
+              </a:graphicData>
+            </a:graphic>
+          </wp:inline>
+        </w:drawing>
+      </w:r>
+    </w:p>
     <w:sectPr>
+      <w:headerReference w:type="default" r:id="rId20"/>
       <w:pgSz w:w="11906" w:h="16838"/>
       <w:pgMar w:top="1417" w:right="1417" w:bottom="1417" w:left="1417" w:header="708" w:footer="708" w:gutter="0"/>
       <w:cols w:space="708"/>
@@ -581,9 +4297,161 @@
 </w:document>
 </file>
 
+<file path=word/endnotes.xml><?xml version="1.0" encoding="utf-8"?>
+<w:endnotes xmlns:wpc="http://schemas.microsoft.com/office/word/2010/wordprocessingCanvas" xmlns:cx="http://schemas.microsoft.com/office/drawing/2014/chartex" xmlns:cx1="http://schemas.microsoft.com/office/drawing/2015/9/8/chartex" xmlns:cx2="http://schemas.microsoft.com/office/drawing/2015/10/21/chartex" xmlns:cx3="http://schemas.microsoft.com/office/drawing/2016/5/9/chartex" xmlns:cx4="http://schemas.microsoft.com/office/drawing/2016/5/10/chartex" xmlns:cx5="http://schemas.microsoft.com/office/drawing/2016/5/11/chartex" xmlns:cx6="http://schemas.microsoft.com/office/drawing/2016/5/12/chartex" xmlns:cx7="http://schemas.microsoft.com/office/drawing/2016/5/13/chartex" xmlns:cx8="http://schemas.microsoft.com/office/drawing/2016/5/14/chartex" xmlns:mc="http://schemas.openxmlformats.org/markup-compatibility/2006" xmlns:aink="http://schemas.microsoft.com/office/drawing/2016/ink" xmlns:am3d="http://schemas.microsoft.com/office/drawing/2017/model3d" xmlns:o="urn:schemas-microsoft-com:office:office" xmlns:oel="http://schemas.microsoft.com/office/2019/extlst" xmlns:r="http://schemas.openxmlformats.org/officeDocument/2006/relationships" xmlns:m="http://schemas.openxmlformats.org/officeDocument/2006/math" xmlns:v="urn:schemas-microsoft-com:vml" xmlns:wp14="http://schemas.microsoft.com/office/word/2010/wordprocessingDrawing" xmlns:wp="http://schemas.openxmlformats.org/drawingml/2006/wordprocessingDrawing" xmlns:w10="urn:schemas-microsoft-com:office:word" xmlns:w="http://schemas.openxmlformats.org/wordprocessingml/2006/main" xmlns:w14="http://schemas.microsoft.com/office/word/2010/wordml" xmlns:w15="http://schemas.microsoft.com/office/word/2012/wordml" xmlns:w16cex="http://schemas.microsoft.com/office/word/2018/wordml/cex" xmlns:w16cid="http://schemas.microsoft.com/office/word/2016/wordml/cid" xmlns:w16="http://schemas.microsoft.com/office/word/2018/wordml" xmlns:w16du="http://schemas.microsoft.com/office/word/2023/wordml/word16du" xmlns:w16sdtdh="http://schemas.microsoft.com/office/word/2020/wordml/sdtdatahash" xmlns:w16sdtfl="http://schemas.microsoft.com/office/word/2024/wordml/sdtformatlock" xmlns:w16se="http://schemas.microsoft.com/office/word/2015/wordml/symex" xmlns:wpg="http://schemas.microsoft.com/office/word/2010/wordprocessingGroup" xmlns:wpi="http://schemas.microsoft.com/office/word/2010/wordprocessingInk" xmlns:wne="http://schemas.microsoft.com/office/word/2006/wordml" xmlns:wps="http://schemas.microsoft.com/office/word/2010/wordprocessingShape" mc:Ignorable="w14 w15 w16se w16cid w16 w16cex w16sdtdh w16sdtfl w16du wp14">
+  <w:endnote w:type="separator" w:id="-1">
+    <w:p>
+      <w:pPr>
+        <w:spacing w:after="0" w:line="240" w:lineRule="auto"/>
+      </w:pPr>
+      <w:r>
+        <w:separator/>
+      </w:r>
+    </w:p>
+  </w:endnote>
+  <w:endnote w:type="continuationSeparator" w:id="0">
+    <w:p>
+      <w:pPr>
+        <w:spacing w:after="0" w:line="240" w:lineRule="auto"/>
+      </w:pPr>
+      <w:r>
+        <w:continuationSeparator/>
+      </w:r>
+    </w:p>
+  </w:endnote>
+</w:endnotes>
+</file>
+
+<file path=word/footnotes.xml><?xml version="1.0" encoding="utf-8"?>
+<w:footnotes xmlns:wpc="http://schemas.microsoft.com/office/word/2010/wordprocessingCanvas" xmlns:cx="http://schemas.microsoft.com/office/drawing/2014/chartex" xmlns:cx1="http://schemas.microsoft.com/office/drawing/2015/9/8/chartex" xmlns:cx2="http://schemas.microsoft.com/office/drawing/2015/10/21/chartex" xmlns:cx3="http://schemas.microsoft.com/office/drawing/2016/5/9/chartex" xmlns:cx4="http://schemas.microsoft.com/office/drawing/2016/5/10/chartex" xmlns:cx5="http://schemas.microsoft.com/office/drawing/2016/5/11/chartex" xmlns:cx6="http://schemas.microsoft.com/office/drawing/2016/5/12/chartex" xmlns:cx7="http://schemas.microsoft.com/office/drawing/2016/5/13/chartex" xmlns:cx8="http://schemas.microsoft.com/office/drawing/2016/5/14/chartex" xmlns:mc="http://schemas.openxmlformats.org/markup-compatibility/2006" xmlns:aink="http://schemas.microsoft.com/office/drawing/2016/ink" xmlns:am3d="http://schemas.microsoft.com/office/drawing/2017/model3d" xmlns:o="urn:schemas-microsoft-com:office:office" xmlns:oel="http://schemas.microsoft.com/office/2019/extlst" xmlns:r="http://schemas.openxmlformats.org/officeDocument/2006/relationships" xmlns:m="http://schemas.openxmlformats.org/officeDocument/2006/math" xmlns:v="urn:schemas-microsoft-com:vml" xmlns:wp14="http://schemas.microsoft.com/office/word/2010/wordprocessingDrawing" xmlns:wp="http://schemas.openxmlformats.org/drawingml/2006/wordprocessingDrawing" xmlns:w10="urn:schemas-microsoft-com:office:word" xmlns:w="http://schemas.openxmlformats.org/wordprocessingml/2006/main" xmlns:w14="http://schemas.microsoft.com/office/word/2010/wordml" xmlns:w15="http://schemas.microsoft.com/office/word/2012/wordml" xmlns:w16cex="http://schemas.microsoft.com/office/word/2018/wordml/cex" xmlns:w16cid="http://schemas.microsoft.com/office/word/2016/wordml/cid" xmlns:w16="http://schemas.microsoft.com/office/word/2018/wordml" xmlns:w16du="http://schemas.microsoft.com/office/word/2023/wordml/word16du" xmlns:w16sdtdh="http://schemas.microsoft.com/office/word/2020/wordml/sdtdatahash" xmlns:w16sdtfl="http://schemas.microsoft.com/office/word/2024/wordml/sdtformatlock" xmlns:w16se="http://schemas.microsoft.com/office/word/2015/wordml/symex" xmlns:wpg="http://schemas.microsoft.com/office/word/2010/wordprocessingGroup" xmlns:wpi="http://schemas.microsoft.com/office/word/2010/wordprocessingInk" xmlns:wne="http://schemas.microsoft.com/office/word/2006/wordml" xmlns:wps="http://schemas.microsoft.com/office/word/2010/wordprocessingShape" mc:Ignorable="w14 w15 w16se w16cid w16 w16cex w16sdtdh w16sdtfl w16du wp14">
+  <w:footnote w:type="separator" w:id="-1">
+    <w:p>
+      <w:pPr>
+        <w:spacing w:after="0" w:line="240" w:lineRule="auto"/>
+      </w:pPr>
+      <w:r>
+        <w:separator/>
+      </w:r>
+    </w:p>
+  </w:footnote>
+  <w:footnote w:type="continuationSeparator" w:id="0">
+    <w:p>
+      <w:pPr>
+        <w:spacing w:after="0" w:line="240" w:lineRule="auto"/>
+      </w:pPr>
+      <w:r>
+        <w:continuationSeparator/>
+      </w:r>
+    </w:p>
+  </w:footnote>
+</w:footnotes>
+</file>
+
+<file path=word/header1.xml><?xml version="1.0" encoding="utf-8"?>
+<w:hdr xmlns:wpc="http://schemas.microsoft.com/office/word/2010/wordprocessingCanvas" xmlns:cx="http://schemas.microsoft.com/office/drawing/2014/chartex" xmlns:cx1="http://schemas.microsoft.com/office/drawing/2015/9/8/chartex" xmlns:cx2="http://schemas.microsoft.com/office/drawing/2015/10/21/chartex" xmlns:cx3="http://schemas.microsoft.com/office/drawing/2016/5/9/chartex" xmlns:cx4="http://schemas.microsoft.com/office/drawing/2016/5/10/chartex" xmlns:cx5="http://schemas.microsoft.com/office/drawing/2016/5/11/chartex" xmlns:cx6="http://schemas.microsoft.com/office/drawing/2016/5/12/chartex" xmlns:cx7="http://schemas.microsoft.com/office/drawing/2016/5/13/chartex" xmlns:cx8="http://schemas.microsoft.com/office/drawing/2016/5/14/chartex" xmlns:mc="http://schemas.openxmlformats.org/markup-compatibility/2006" xmlns:aink="http://schemas.microsoft.com/office/drawing/2016/ink" xmlns:am3d="http://schemas.microsoft.com/office/drawing/2017/model3d" xmlns:o="urn:schemas-microsoft-com:office:office" xmlns:oel="http://schemas.microsoft.com/office/2019/extlst" xmlns:r="http://schemas.openxmlformats.org/officeDocument/2006/relationships" xmlns:m="http://schemas.openxmlformats.org/officeDocument/2006/math" xmlns:v="urn:schemas-microsoft-com:vml" xmlns:wp14="http://schemas.microsoft.com/office/word/2010/wordprocessingDrawing" xmlns:wp="http://schemas.openxmlformats.org/drawingml/2006/wordprocessingDrawing" xmlns:w10="urn:schemas-microsoft-com:office:word" xmlns:w="http://schemas.openxmlformats.org/wordprocessingml/2006/main" xmlns:w14="http://schemas.microsoft.com/office/word/2010/wordml" xmlns:w15="http://schemas.microsoft.com/office/word/2012/wordml" xmlns:w16cex="http://schemas.microsoft.com/office/word/2018/wordml/cex" xmlns:w16cid="http://schemas.microsoft.com/office/word/2016/wordml/cid" xmlns:w16="http://schemas.microsoft.com/office/word/2018/wordml" xmlns:w16du="http://schemas.microsoft.com/office/word/2023/wordml/word16du" xmlns:w16sdtdh="http://schemas.microsoft.com/office/word/2020/wordml/sdtdatahash" xmlns:w16sdtfl="http://schemas.microsoft.com/office/word/2024/wordml/sdtformatlock" xmlns:w16se="http://schemas.microsoft.com/office/word/2015/wordml/symex" xmlns:wpg="http://schemas.microsoft.com/office/word/2010/wordprocessingGroup" xmlns:wpi="http://schemas.microsoft.com/office/word/2010/wordprocessingInk" xmlns:wne="http://schemas.microsoft.com/office/word/2006/wordml" xmlns:wps="http://schemas.microsoft.com/office/word/2010/wordprocessingShape" mc:Ignorable="w14 w15 w16se w16cid w16 w16cex w16sdtdh w16sdtfl w16du wp14">
+  <w:p>
+    <w:pPr>
+      <w:pStyle w:val="En-tte"/>
+    </w:pPr>
+    <w:r>
+      <w:t>Grille CDA - Excel</w:t>
+    </w:r>
+  </w:p>
+</w:hdr>
+</file>
+
 <file path=word/numbering.xml><?xml version="1.0" encoding="utf-8"?>
 <w:numbering xmlns:wpc="http://schemas.microsoft.com/office/word/2010/wordprocessingCanvas" xmlns:cx="http://schemas.microsoft.com/office/drawing/2014/chartex" xmlns:cx1="http://schemas.microsoft.com/office/drawing/2015/9/8/chartex" xmlns:cx2="http://schemas.microsoft.com/office/drawing/2015/10/21/chartex" xmlns:cx3="http://schemas.microsoft.com/office/drawing/2016/5/9/chartex" xmlns:cx4="http://schemas.microsoft.com/office/drawing/2016/5/10/chartex" xmlns:cx5="http://schemas.microsoft.com/office/drawing/2016/5/11/chartex" xmlns:cx6="http://schemas.microsoft.com/office/drawing/2016/5/12/chartex" xmlns:cx7="http://schemas.microsoft.com/office/drawing/2016/5/13/chartex" xmlns:cx8="http://schemas.microsoft.com/office/drawing/2016/5/14/chartex" xmlns:mc="http://schemas.openxmlformats.org/markup-compatibility/2006" xmlns:aink="http://schemas.microsoft.com/office/drawing/2016/ink" xmlns:am3d="http://schemas.microsoft.com/office/drawing/2017/model3d" xmlns:o="urn:schemas-microsoft-com:office:office" xmlns:oel="http://schemas.microsoft.com/office/2019/extlst" xmlns:r="http://schemas.openxmlformats.org/officeDocument/2006/relationships" xmlns:m="http://schemas.openxmlformats.org/officeDocument/2006/math" xmlns:v="urn:schemas-microsoft-com:vml" xmlns:wp14="http://schemas.microsoft.com/office/word/2010/wordprocessingDrawing" xmlns:wp="http://schemas.openxmlformats.org/drawingml/2006/wordprocessingDrawing" xmlns:w10="urn:schemas-microsoft-com:office:word" xmlns:w="http://schemas.openxmlformats.org/wordprocessingml/2006/main" xmlns:w14="http://schemas.microsoft.com/office/word/2010/wordml" xmlns:w15="http://schemas.microsoft.com/office/word/2012/wordml" xmlns:w16cex="http://schemas.microsoft.com/office/word/2018/wordml/cex" xmlns:w16cid="http://schemas.microsoft.com/office/word/2016/wordml/cid" xmlns:w16="http://schemas.microsoft.com/office/word/2018/wordml" xmlns:w16du="http://schemas.microsoft.com/office/word/2023/wordml/word16du" xmlns:w16sdtdh="http://schemas.microsoft.com/office/word/2020/wordml/sdtdatahash" xmlns:w16sdtfl="http://schemas.microsoft.com/office/word/2024/wordml/sdtformatlock" xmlns:w16se="http://schemas.microsoft.com/office/word/2015/wordml/symex" xmlns:wpg="http://schemas.microsoft.com/office/word/2010/wordprocessingGroup" xmlns:wpi="http://schemas.microsoft.com/office/word/2010/wordprocessingInk" xmlns:wne="http://schemas.microsoft.com/office/word/2006/wordml" xmlns:wps="http://schemas.microsoft.com/office/word/2010/wordprocessingShape" mc:Ignorable="w14 w15 w16se w16cid w16 w16cex w16sdtdh w16sdtfl w16du wp14">
   <w:abstractNum w:abstractNumId="0" w15:restartNumberingAfterBreak="0">
+    <w:nsid w:val="17490E27"/>
+    <w:multiLevelType w:val="hybridMultilevel"/>
+    <w:tmpl w:val="109A6748"/>
+    <w:lvl w:ilvl="0" w:tplc="6E764792">
+      <w:start w:val="1"/>
+      <w:numFmt w:val="decimal"/>
+      <w:lvlText w:val="%1."/>
+      <w:lvlJc w:val="left"/>
+      <w:pPr>
+        <w:ind w:left="1080" w:hanging="360"/>
+      </w:pPr>
+      <w:rPr>
+        <w:rFonts w:hint="default"/>
+      </w:rPr>
+    </w:lvl>
+    <w:lvl w:ilvl="1" w:tplc="040C0019" w:tentative="1">
+      <w:start w:val="1"/>
+      <w:numFmt w:val="lowerLetter"/>
+      <w:lvlText w:val="%2."/>
+      <w:lvlJc w:val="left"/>
+      <w:pPr>
+        <w:ind w:left="1800" w:hanging="360"/>
+      </w:pPr>
+    </w:lvl>
+    <w:lvl w:ilvl="2" w:tplc="040C001B" w:tentative="1">
+      <w:start w:val="1"/>
+      <w:numFmt w:val="lowerRoman"/>
+      <w:lvlText w:val="%3."/>
+      <w:lvlJc w:val="right"/>
+      <w:pPr>
+        <w:ind w:left="2520" w:hanging="180"/>
+      </w:pPr>
+    </w:lvl>
+    <w:lvl w:ilvl="3" w:tplc="040C000F" w:tentative="1">
+      <w:start w:val="1"/>
+      <w:numFmt w:val="decimal"/>
+      <w:lvlText w:val="%4."/>
+      <w:lvlJc w:val="left"/>
+      <w:pPr>
+        <w:ind w:left="3240" w:hanging="360"/>
+      </w:pPr>
+    </w:lvl>
+    <w:lvl w:ilvl="4" w:tplc="040C0019" w:tentative="1">
+      <w:start w:val="1"/>
+      <w:numFmt w:val="lowerLetter"/>
+      <w:lvlText w:val="%5."/>
+      <w:lvlJc w:val="left"/>
+      <w:pPr>
+        <w:ind w:left="3960" w:hanging="360"/>
+      </w:pPr>
+    </w:lvl>
+    <w:lvl w:ilvl="5" w:tplc="040C001B" w:tentative="1">
+      <w:start w:val="1"/>
+      <w:numFmt w:val="lowerRoman"/>
+      <w:lvlText w:val="%6."/>
+      <w:lvlJc w:val="right"/>
+      <w:pPr>
+        <w:ind w:left="4680" w:hanging="180"/>
+      </w:pPr>
+    </w:lvl>
+    <w:lvl w:ilvl="6" w:tplc="040C000F" w:tentative="1">
+      <w:start w:val="1"/>
+      <w:numFmt w:val="decimal"/>
+      <w:lvlText w:val="%7."/>
+      <w:lvlJc w:val="left"/>
+      <w:pPr>
+        <w:ind w:left="5400" w:hanging="360"/>
+      </w:pPr>
+    </w:lvl>
+    <w:lvl w:ilvl="7" w:tplc="040C0019" w:tentative="1">
+      <w:start w:val="1"/>
+      <w:numFmt w:val="lowerLetter"/>
+      <w:lvlText w:val="%8."/>
+      <w:lvlJc w:val="left"/>
+      <w:pPr>
+        <w:ind w:left="6120" w:hanging="360"/>
+      </w:pPr>
+    </w:lvl>
+    <w:lvl w:ilvl="8" w:tplc="040C001B" w:tentative="1">
+      <w:start w:val="1"/>
+      <w:numFmt w:val="lowerRoman"/>
+      <w:lvlText w:val="%9."/>
+      <w:lvlJc w:val="right"/>
+      <w:pPr>
+        <w:ind w:left="6840" w:hanging="180"/>
+      </w:pPr>
+    </w:lvl>
+  </w:abstractNum>
+  <w:abstractNum w:abstractNumId="1" w15:restartNumberingAfterBreak="0">
     <w:nsid w:val="1FDF6DD0"/>
     <w:multiLevelType w:val="hybridMultilevel"/>
     <w:tmpl w:val="9BF6BA1E"/>
@@ -696,7 +4564,467 @@
       </w:rPr>
     </w:lvl>
   </w:abstractNum>
-  <w:abstractNum w:abstractNumId="1" w15:restartNumberingAfterBreak="0">
+  <w:abstractNum w:abstractNumId="2" w15:restartNumberingAfterBreak="0">
+    <w:nsid w:val="20227E52"/>
+    <w:multiLevelType w:val="hybridMultilevel"/>
+    <w:tmpl w:val="E9D08456"/>
+    <w:lvl w:ilvl="0" w:tplc="6C1AB344">
+      <w:start w:val="2"/>
+      <w:numFmt w:val="bullet"/>
+      <w:lvlText w:val="-"/>
+      <w:lvlJc w:val="left"/>
+      <w:pPr>
+        <w:ind w:left="720" w:hanging="360"/>
+      </w:pPr>
+      <w:rPr>
+        <w:rFonts w:ascii="Calibri" w:eastAsiaTheme="minorHAnsi" w:hAnsi="Calibri" w:cs="Calibri" w:hint="default"/>
+      </w:rPr>
+    </w:lvl>
+    <w:lvl w:ilvl="1" w:tplc="040C0003" w:tentative="1">
+      <w:start w:val="1"/>
+      <w:numFmt w:val="bullet"/>
+      <w:lvlText w:val="o"/>
+      <w:lvlJc w:val="left"/>
+      <w:pPr>
+        <w:ind w:left="1440" w:hanging="360"/>
+      </w:pPr>
+      <w:rPr>
+        <w:rFonts w:ascii="Courier New" w:hAnsi="Courier New" w:cs="Courier New" w:hint="default"/>
+      </w:rPr>
+    </w:lvl>
+    <w:lvl w:ilvl="2" w:tplc="040C0005" w:tentative="1">
+      <w:start w:val="1"/>
+      <w:numFmt w:val="bullet"/>
+      <w:lvlText w:val=""/>
+      <w:lvlJc w:val="left"/>
+      <w:pPr>
+        <w:ind w:left="2160" w:hanging="360"/>
+      </w:pPr>
+      <w:rPr>
+        <w:rFonts w:ascii="Wingdings" w:hAnsi="Wingdings" w:hint="default"/>
+      </w:rPr>
+    </w:lvl>
+    <w:lvl w:ilvl="3" w:tplc="040C0001" w:tentative="1">
+      <w:start w:val="1"/>
+      <w:numFmt w:val="bullet"/>
+      <w:lvlText w:val=""/>
+      <w:lvlJc w:val="left"/>
+      <w:pPr>
+        <w:ind w:left="2880" w:hanging="360"/>
+      </w:pPr>
+      <w:rPr>
+        <w:rFonts w:ascii="Symbol" w:hAnsi="Symbol" w:hint="default"/>
+      </w:rPr>
+    </w:lvl>
+    <w:lvl w:ilvl="4" w:tplc="040C0003" w:tentative="1">
+      <w:start w:val="1"/>
+      <w:numFmt w:val="bullet"/>
+      <w:lvlText w:val="o"/>
+      <w:lvlJc w:val="left"/>
+      <w:pPr>
+        <w:ind w:left="3600" w:hanging="360"/>
+      </w:pPr>
+      <w:rPr>
+        <w:rFonts w:ascii="Courier New" w:hAnsi="Courier New" w:cs="Courier New" w:hint="default"/>
+      </w:rPr>
+    </w:lvl>
+    <w:lvl w:ilvl="5" w:tplc="040C0005" w:tentative="1">
+      <w:start w:val="1"/>
+      <w:numFmt w:val="bullet"/>
+      <w:lvlText w:val=""/>
+      <w:lvlJc w:val="left"/>
+      <w:pPr>
+        <w:ind w:left="4320" w:hanging="360"/>
+      </w:pPr>
+      <w:rPr>
+        <w:rFonts w:ascii="Wingdings" w:hAnsi="Wingdings" w:hint="default"/>
+      </w:rPr>
+    </w:lvl>
+    <w:lvl w:ilvl="6" w:tplc="040C0001" w:tentative="1">
+      <w:start w:val="1"/>
+      <w:numFmt w:val="bullet"/>
+      <w:lvlText w:val=""/>
+      <w:lvlJc w:val="left"/>
+      <w:pPr>
+        <w:ind w:left="5040" w:hanging="360"/>
+      </w:pPr>
+      <w:rPr>
+        <w:rFonts w:ascii="Symbol" w:hAnsi="Symbol" w:hint="default"/>
+      </w:rPr>
+    </w:lvl>
+    <w:lvl w:ilvl="7" w:tplc="040C0003" w:tentative="1">
+      <w:start w:val="1"/>
+      <w:numFmt w:val="bullet"/>
+      <w:lvlText w:val="o"/>
+      <w:lvlJc w:val="left"/>
+      <w:pPr>
+        <w:ind w:left="5760" w:hanging="360"/>
+      </w:pPr>
+      <w:rPr>
+        <w:rFonts w:ascii="Courier New" w:hAnsi="Courier New" w:cs="Courier New" w:hint="default"/>
+      </w:rPr>
+    </w:lvl>
+    <w:lvl w:ilvl="8" w:tplc="040C0005" w:tentative="1">
+      <w:start w:val="1"/>
+      <w:numFmt w:val="bullet"/>
+      <w:lvlText w:val=""/>
+      <w:lvlJc w:val="left"/>
+      <w:pPr>
+        <w:ind w:left="6480" w:hanging="360"/>
+      </w:pPr>
+      <w:rPr>
+        <w:rFonts w:ascii="Wingdings" w:hAnsi="Wingdings" w:hint="default"/>
+      </w:rPr>
+    </w:lvl>
+  </w:abstractNum>
+  <w:abstractNum w:abstractNumId="3" w15:restartNumberingAfterBreak="0">
+    <w:nsid w:val="246F5F77"/>
+    <w:multiLevelType w:val="multilevel"/>
+    <w:tmpl w:val="B47EBBD8"/>
+    <w:lvl w:ilvl="0">
+      <w:start w:val="1"/>
+      <w:numFmt w:val="decimal"/>
+      <w:lvlText w:val="%1."/>
+      <w:lvlJc w:val="left"/>
+      <w:pPr>
+        <w:ind w:left="720" w:hanging="360"/>
+      </w:pPr>
+      <w:rPr>
+        <w:rFonts w:hint="default"/>
+      </w:rPr>
+    </w:lvl>
+    <w:lvl w:ilvl="1">
+      <w:start w:val="1"/>
+      <w:numFmt w:val="decimal"/>
+      <w:isLgl/>
+      <w:lvlText w:val="%1.%2."/>
+      <w:lvlJc w:val="left"/>
+      <w:pPr>
+        <w:ind w:left="1080" w:hanging="720"/>
+      </w:pPr>
+      <w:rPr>
+        <w:rFonts w:hint="default"/>
+      </w:rPr>
+    </w:lvl>
+    <w:lvl w:ilvl="2">
+      <w:start w:val="1"/>
+      <w:numFmt w:val="decimal"/>
+      <w:isLgl/>
+      <w:lvlText w:val="%1.%2.%3."/>
+      <w:lvlJc w:val="left"/>
+      <w:pPr>
+        <w:ind w:left="1080" w:hanging="720"/>
+      </w:pPr>
+      <w:rPr>
+        <w:rFonts w:hint="default"/>
+      </w:rPr>
+    </w:lvl>
+    <w:lvl w:ilvl="3">
+      <w:start w:val="1"/>
+      <w:numFmt w:val="decimal"/>
+      <w:isLgl/>
+      <w:lvlText w:val="%1.%2.%3.%4."/>
+      <w:lvlJc w:val="left"/>
+      <w:pPr>
+        <w:ind w:left="1440" w:hanging="1080"/>
+      </w:pPr>
+      <w:rPr>
+        <w:rFonts w:hint="default"/>
+      </w:rPr>
+    </w:lvl>
+    <w:lvl w:ilvl="4">
+      <w:start w:val="1"/>
+      <w:numFmt w:val="decimal"/>
+      <w:isLgl/>
+      <w:lvlText w:val="%1.%2.%3.%4.%5."/>
+      <w:lvlJc w:val="left"/>
+      <w:pPr>
+        <w:ind w:left="1800" w:hanging="1440"/>
+      </w:pPr>
+      <w:rPr>
+        <w:rFonts w:hint="default"/>
+      </w:rPr>
+    </w:lvl>
+    <w:lvl w:ilvl="5">
+      <w:start w:val="1"/>
+      <w:numFmt w:val="decimal"/>
+      <w:isLgl/>
+      <w:lvlText w:val="%1.%2.%3.%4.%5.%6."/>
+      <w:lvlJc w:val="left"/>
+      <w:pPr>
+        <w:ind w:left="1800" w:hanging="1440"/>
+      </w:pPr>
+      <w:rPr>
+        <w:rFonts w:hint="default"/>
+      </w:rPr>
+    </w:lvl>
+    <w:lvl w:ilvl="6">
+      <w:start w:val="1"/>
+      <w:numFmt w:val="decimal"/>
+      <w:isLgl/>
+      <w:lvlText w:val="%1.%2.%3.%4.%5.%6.%7."/>
+      <w:lvlJc w:val="left"/>
+      <w:pPr>
+        <w:ind w:left="2160" w:hanging="1800"/>
+      </w:pPr>
+      <w:rPr>
+        <w:rFonts w:hint="default"/>
+      </w:rPr>
+    </w:lvl>
+    <w:lvl w:ilvl="7">
+      <w:start w:val="1"/>
+      <w:numFmt w:val="decimal"/>
+      <w:isLgl/>
+      <w:lvlText w:val="%1.%2.%3.%4.%5.%6.%7.%8."/>
+      <w:lvlJc w:val="left"/>
+      <w:pPr>
+        <w:ind w:left="2520" w:hanging="2160"/>
+      </w:pPr>
+      <w:rPr>
+        <w:rFonts w:hint="default"/>
+      </w:rPr>
+    </w:lvl>
+    <w:lvl w:ilvl="8">
+      <w:start w:val="1"/>
+      <w:numFmt w:val="decimal"/>
+      <w:isLgl/>
+      <w:lvlText w:val="%1.%2.%3.%4.%5.%6.%7.%8.%9."/>
+      <w:lvlJc w:val="left"/>
+      <w:pPr>
+        <w:ind w:left="2520" w:hanging="2160"/>
+      </w:pPr>
+      <w:rPr>
+        <w:rFonts w:hint="default"/>
+      </w:rPr>
+    </w:lvl>
+  </w:abstractNum>
+  <w:abstractNum w:abstractNumId="4" w15:restartNumberingAfterBreak="0">
+    <w:nsid w:val="301B2719"/>
+    <w:multiLevelType w:val="hybridMultilevel"/>
+    <w:tmpl w:val="EED2A8BA"/>
+    <w:lvl w:ilvl="0" w:tplc="040C0001">
+      <w:start w:val="1"/>
+      <w:numFmt w:val="bullet"/>
+      <w:lvlText w:val=""/>
+      <w:lvlJc w:val="left"/>
+      <w:pPr>
+        <w:ind w:left="720" w:hanging="360"/>
+      </w:pPr>
+      <w:rPr>
+        <w:rFonts w:ascii="Symbol" w:hAnsi="Symbol" w:hint="default"/>
+      </w:rPr>
+    </w:lvl>
+    <w:lvl w:ilvl="1" w:tplc="FFFFFFFF">
+      <w:start w:val="1"/>
+      <w:numFmt w:val="bullet"/>
+      <w:lvlText w:val="o"/>
+      <w:lvlJc w:val="left"/>
+      <w:pPr>
+        <w:ind w:left="1440" w:hanging="360"/>
+      </w:pPr>
+      <w:rPr>
+        <w:rFonts w:ascii="Courier New" w:hAnsi="Courier New" w:cs="Courier New" w:hint="default"/>
+      </w:rPr>
+    </w:lvl>
+    <w:lvl w:ilvl="2" w:tplc="FFFFFFFF" w:tentative="1">
+      <w:start w:val="1"/>
+      <w:numFmt w:val="bullet"/>
+      <w:lvlText w:val=""/>
+      <w:lvlJc w:val="left"/>
+      <w:pPr>
+        <w:ind w:left="2160" w:hanging="360"/>
+      </w:pPr>
+      <w:rPr>
+        <w:rFonts w:ascii="Wingdings" w:hAnsi="Wingdings" w:hint="default"/>
+      </w:rPr>
+    </w:lvl>
+    <w:lvl w:ilvl="3" w:tplc="FFFFFFFF" w:tentative="1">
+      <w:start w:val="1"/>
+      <w:numFmt w:val="bullet"/>
+      <w:lvlText w:val=""/>
+      <w:lvlJc w:val="left"/>
+      <w:pPr>
+        <w:ind w:left="2880" w:hanging="360"/>
+      </w:pPr>
+      <w:rPr>
+        <w:rFonts w:ascii="Symbol" w:hAnsi="Symbol" w:hint="default"/>
+      </w:rPr>
+    </w:lvl>
+    <w:lvl w:ilvl="4" w:tplc="FFFFFFFF" w:tentative="1">
+      <w:start w:val="1"/>
+      <w:numFmt w:val="bullet"/>
+      <w:lvlText w:val="o"/>
+      <w:lvlJc w:val="left"/>
+      <w:pPr>
+        <w:ind w:left="3600" w:hanging="360"/>
+      </w:pPr>
+      <w:rPr>
+        <w:rFonts w:ascii="Courier New" w:hAnsi="Courier New" w:cs="Courier New" w:hint="default"/>
+      </w:rPr>
+    </w:lvl>
+    <w:lvl w:ilvl="5" w:tplc="FFFFFFFF" w:tentative="1">
+      <w:start w:val="1"/>
+      <w:numFmt w:val="bullet"/>
+      <w:lvlText w:val=""/>
+      <w:lvlJc w:val="left"/>
+      <w:pPr>
+        <w:ind w:left="4320" w:hanging="360"/>
+      </w:pPr>
+      <w:rPr>
+        <w:rFonts w:ascii="Wingdings" w:hAnsi="Wingdings" w:hint="default"/>
+      </w:rPr>
+    </w:lvl>
+    <w:lvl w:ilvl="6" w:tplc="FFFFFFFF" w:tentative="1">
+      <w:start w:val="1"/>
+      <w:numFmt w:val="bullet"/>
+      <w:lvlText w:val=""/>
+      <w:lvlJc w:val="left"/>
+      <w:pPr>
+        <w:ind w:left="5040" w:hanging="360"/>
+      </w:pPr>
+      <w:rPr>
+        <w:rFonts w:ascii="Symbol" w:hAnsi="Symbol" w:hint="default"/>
+      </w:rPr>
+    </w:lvl>
+    <w:lvl w:ilvl="7" w:tplc="FFFFFFFF" w:tentative="1">
+      <w:start w:val="1"/>
+      <w:numFmt w:val="bullet"/>
+      <w:lvlText w:val="o"/>
+      <w:lvlJc w:val="left"/>
+      <w:pPr>
+        <w:ind w:left="5760" w:hanging="360"/>
+      </w:pPr>
+      <w:rPr>
+        <w:rFonts w:ascii="Courier New" w:hAnsi="Courier New" w:cs="Courier New" w:hint="default"/>
+      </w:rPr>
+    </w:lvl>
+    <w:lvl w:ilvl="8" w:tplc="FFFFFFFF" w:tentative="1">
+      <w:start w:val="1"/>
+      <w:numFmt w:val="bullet"/>
+      <w:lvlText w:val=""/>
+      <w:lvlJc w:val="left"/>
+      <w:pPr>
+        <w:ind w:left="6480" w:hanging="360"/>
+      </w:pPr>
+      <w:rPr>
+        <w:rFonts w:ascii="Wingdings" w:hAnsi="Wingdings" w:hint="default"/>
+      </w:rPr>
+    </w:lvl>
+  </w:abstractNum>
+  <w:abstractNum w:abstractNumId="5" w15:restartNumberingAfterBreak="0">
+    <w:nsid w:val="4475794F"/>
+    <w:multiLevelType w:val="hybridMultilevel"/>
+    <w:tmpl w:val="C3BC89A8"/>
+    <w:lvl w:ilvl="0" w:tplc="040C0009">
+      <w:start w:val="1"/>
+      <w:numFmt w:val="bullet"/>
+      <w:lvlText w:val=""/>
+      <w:lvlJc w:val="left"/>
+      <w:pPr>
+        <w:ind w:left="720" w:hanging="360"/>
+      </w:pPr>
+      <w:rPr>
+        <w:rFonts w:ascii="Wingdings" w:hAnsi="Wingdings" w:hint="default"/>
+      </w:rPr>
+    </w:lvl>
+    <w:lvl w:ilvl="1" w:tplc="040C0003" w:tentative="1">
+      <w:start w:val="1"/>
+      <w:numFmt w:val="bullet"/>
+      <w:lvlText w:val="o"/>
+      <w:lvlJc w:val="left"/>
+      <w:pPr>
+        <w:ind w:left="1440" w:hanging="360"/>
+      </w:pPr>
+      <w:rPr>
+        <w:rFonts w:ascii="Courier New" w:hAnsi="Courier New" w:cs="Courier New" w:hint="default"/>
+      </w:rPr>
+    </w:lvl>
+    <w:lvl w:ilvl="2" w:tplc="040C0005" w:tentative="1">
+      <w:start w:val="1"/>
+      <w:numFmt w:val="bullet"/>
+      <w:lvlText w:val=""/>
+      <w:lvlJc w:val="left"/>
+      <w:pPr>
+        <w:ind w:left="2160" w:hanging="360"/>
+      </w:pPr>
+      <w:rPr>
+        <w:rFonts w:ascii="Wingdings" w:hAnsi="Wingdings" w:hint="default"/>
+      </w:rPr>
+    </w:lvl>
+    <w:lvl w:ilvl="3" w:tplc="040C0001" w:tentative="1">
+      <w:start w:val="1"/>
+      <w:numFmt w:val="bullet"/>
+      <w:lvlText w:val=""/>
+      <w:lvlJc w:val="left"/>
+      <w:pPr>
+        <w:ind w:left="2880" w:hanging="360"/>
+      </w:pPr>
+      <w:rPr>
+        <w:rFonts w:ascii="Symbol" w:hAnsi="Symbol" w:hint="default"/>
+      </w:rPr>
+    </w:lvl>
+    <w:lvl w:ilvl="4" w:tplc="040C0003" w:tentative="1">
+      <w:start w:val="1"/>
+      <w:numFmt w:val="bullet"/>
+      <w:lvlText w:val="o"/>
+      <w:lvlJc w:val="left"/>
+      <w:pPr>
+        <w:ind w:left="3600" w:hanging="360"/>
+      </w:pPr>
+      <w:rPr>
+        <w:rFonts w:ascii="Courier New" w:hAnsi="Courier New" w:cs="Courier New" w:hint="default"/>
+      </w:rPr>
+    </w:lvl>
+    <w:lvl w:ilvl="5" w:tplc="040C0005" w:tentative="1">
+      <w:start w:val="1"/>
+      <w:numFmt w:val="bullet"/>
+      <w:lvlText w:val=""/>
+      <w:lvlJc w:val="left"/>
+      <w:pPr>
+        <w:ind w:left="4320" w:hanging="360"/>
+      </w:pPr>
+      <w:rPr>
+        <w:rFonts w:ascii="Wingdings" w:hAnsi="Wingdings" w:hint="default"/>
+      </w:rPr>
+    </w:lvl>
+    <w:lvl w:ilvl="6" w:tplc="040C0001" w:tentative="1">
+      <w:start w:val="1"/>
+      <w:numFmt w:val="bullet"/>
+      <w:lvlText w:val=""/>
+      <w:lvlJc w:val="left"/>
+      <w:pPr>
+        <w:ind w:left="5040" w:hanging="360"/>
+      </w:pPr>
+      <w:rPr>
+        <w:rFonts w:ascii="Symbol" w:hAnsi="Symbol" w:hint="default"/>
+      </w:rPr>
+    </w:lvl>
+    <w:lvl w:ilvl="7" w:tplc="040C0003" w:tentative="1">
+      <w:start w:val="1"/>
+      <w:numFmt w:val="bullet"/>
+      <w:lvlText w:val="o"/>
+      <w:lvlJc w:val="left"/>
+      <w:pPr>
+        <w:ind w:left="5760" w:hanging="360"/>
+      </w:pPr>
+      <w:rPr>
+        <w:rFonts w:ascii="Courier New" w:hAnsi="Courier New" w:cs="Courier New" w:hint="default"/>
+      </w:rPr>
+    </w:lvl>
+    <w:lvl w:ilvl="8" w:tplc="040C0005" w:tentative="1">
+      <w:start w:val="1"/>
+      <w:numFmt w:val="bullet"/>
+      <w:lvlText w:val=""/>
+      <w:lvlJc w:val="left"/>
+      <w:pPr>
+        <w:ind w:left="6480" w:hanging="360"/>
+      </w:pPr>
+      <w:rPr>
+        <w:rFonts w:ascii="Wingdings" w:hAnsi="Wingdings" w:hint="default"/>
+      </w:rPr>
+    </w:lvl>
+  </w:abstractNum>
+  <w:abstractNum w:abstractNumId="6" w15:restartNumberingAfterBreak="0">
     <w:nsid w:val="496C004C"/>
     <w:multiLevelType w:val="hybridMultilevel"/>
     <w:tmpl w:val="DD8279DC"/>
@@ -785,7 +5113,503 @@
       </w:pPr>
     </w:lvl>
   </w:abstractNum>
-  <w:abstractNum w:abstractNumId="2" w15:restartNumberingAfterBreak="0">
+  <w:abstractNum w:abstractNumId="7" w15:restartNumberingAfterBreak="0">
+    <w:nsid w:val="52543A80"/>
+    <w:multiLevelType w:val="hybridMultilevel"/>
+    <w:tmpl w:val="04A2F940"/>
+    <w:lvl w:ilvl="0" w:tplc="6C1AB344">
+      <w:start w:val="2"/>
+      <w:numFmt w:val="bullet"/>
+      <w:lvlText w:val="-"/>
+      <w:lvlJc w:val="left"/>
+      <w:pPr>
+        <w:ind w:left="720" w:hanging="360"/>
+      </w:pPr>
+      <w:rPr>
+        <w:rFonts w:ascii="Calibri" w:eastAsiaTheme="minorHAnsi" w:hAnsi="Calibri" w:cs="Calibri" w:hint="default"/>
+      </w:rPr>
+    </w:lvl>
+    <w:lvl w:ilvl="1" w:tplc="040C0003" w:tentative="1">
+      <w:start w:val="1"/>
+      <w:numFmt w:val="bullet"/>
+      <w:lvlText w:val="o"/>
+      <w:lvlJc w:val="left"/>
+      <w:pPr>
+        <w:ind w:left="1440" w:hanging="360"/>
+      </w:pPr>
+      <w:rPr>
+        <w:rFonts w:ascii="Courier New" w:hAnsi="Courier New" w:cs="Courier New" w:hint="default"/>
+      </w:rPr>
+    </w:lvl>
+    <w:lvl w:ilvl="2" w:tplc="040C0005" w:tentative="1">
+      <w:start w:val="1"/>
+      <w:numFmt w:val="bullet"/>
+      <w:lvlText w:val=""/>
+      <w:lvlJc w:val="left"/>
+      <w:pPr>
+        <w:ind w:left="2160" w:hanging="360"/>
+      </w:pPr>
+      <w:rPr>
+        <w:rFonts w:ascii="Wingdings" w:hAnsi="Wingdings" w:hint="default"/>
+      </w:rPr>
+    </w:lvl>
+    <w:lvl w:ilvl="3" w:tplc="040C0001" w:tentative="1">
+      <w:start w:val="1"/>
+      <w:numFmt w:val="bullet"/>
+      <w:lvlText w:val=""/>
+      <w:lvlJc w:val="left"/>
+      <w:pPr>
+        <w:ind w:left="2880" w:hanging="360"/>
+      </w:pPr>
+      <w:rPr>
+        <w:rFonts w:ascii="Symbol" w:hAnsi="Symbol" w:hint="default"/>
+      </w:rPr>
+    </w:lvl>
+    <w:lvl w:ilvl="4" w:tplc="040C0003" w:tentative="1">
+      <w:start w:val="1"/>
+      <w:numFmt w:val="bullet"/>
+      <w:lvlText w:val="o"/>
+      <w:lvlJc w:val="left"/>
+      <w:pPr>
+        <w:ind w:left="3600" w:hanging="360"/>
+      </w:pPr>
+      <w:rPr>
+        <w:rFonts w:ascii="Courier New" w:hAnsi="Courier New" w:cs="Courier New" w:hint="default"/>
+      </w:rPr>
+    </w:lvl>
+    <w:lvl w:ilvl="5" w:tplc="040C0005" w:tentative="1">
+      <w:start w:val="1"/>
+      <w:numFmt w:val="bullet"/>
+      <w:lvlText w:val=""/>
+      <w:lvlJc w:val="left"/>
+      <w:pPr>
+        <w:ind w:left="4320" w:hanging="360"/>
+      </w:pPr>
+      <w:rPr>
+        <w:rFonts w:ascii="Wingdings" w:hAnsi="Wingdings" w:hint="default"/>
+      </w:rPr>
+    </w:lvl>
+    <w:lvl w:ilvl="6" w:tplc="040C0001" w:tentative="1">
+      <w:start w:val="1"/>
+      <w:numFmt w:val="bullet"/>
+      <w:lvlText w:val=""/>
+      <w:lvlJc w:val="left"/>
+      <w:pPr>
+        <w:ind w:left="5040" w:hanging="360"/>
+      </w:pPr>
+      <w:rPr>
+        <w:rFonts w:ascii="Symbol" w:hAnsi="Symbol" w:hint="default"/>
+      </w:rPr>
+    </w:lvl>
+    <w:lvl w:ilvl="7" w:tplc="040C0003" w:tentative="1">
+      <w:start w:val="1"/>
+      <w:numFmt w:val="bullet"/>
+      <w:lvlText w:val="o"/>
+      <w:lvlJc w:val="left"/>
+      <w:pPr>
+        <w:ind w:left="5760" w:hanging="360"/>
+      </w:pPr>
+      <w:rPr>
+        <w:rFonts w:ascii="Courier New" w:hAnsi="Courier New" w:cs="Courier New" w:hint="default"/>
+      </w:rPr>
+    </w:lvl>
+    <w:lvl w:ilvl="8" w:tplc="040C0005" w:tentative="1">
+      <w:start w:val="1"/>
+      <w:numFmt w:val="bullet"/>
+      <w:lvlText w:val=""/>
+      <w:lvlJc w:val="left"/>
+      <w:pPr>
+        <w:ind w:left="6480" w:hanging="360"/>
+      </w:pPr>
+      <w:rPr>
+        <w:rFonts w:ascii="Wingdings" w:hAnsi="Wingdings" w:hint="default"/>
+      </w:rPr>
+    </w:lvl>
+  </w:abstractNum>
+  <w:abstractNum w:abstractNumId="8" w15:restartNumberingAfterBreak="0">
+    <w:nsid w:val="5F632A01"/>
+    <w:multiLevelType w:val="hybridMultilevel"/>
+    <w:tmpl w:val="5B9AA3CE"/>
+    <w:lvl w:ilvl="0" w:tplc="040C0009">
+      <w:start w:val="1"/>
+      <w:numFmt w:val="bullet"/>
+      <w:lvlText w:val=""/>
+      <w:lvlJc w:val="left"/>
+      <w:pPr>
+        <w:ind w:left="720" w:hanging="360"/>
+      </w:pPr>
+      <w:rPr>
+        <w:rFonts w:ascii="Wingdings" w:hAnsi="Wingdings" w:hint="default"/>
+      </w:rPr>
+    </w:lvl>
+    <w:lvl w:ilvl="1" w:tplc="040C0003" w:tentative="1">
+      <w:start w:val="1"/>
+      <w:numFmt w:val="bullet"/>
+      <w:lvlText w:val="o"/>
+      <w:lvlJc w:val="left"/>
+      <w:pPr>
+        <w:ind w:left="1440" w:hanging="360"/>
+      </w:pPr>
+      <w:rPr>
+        <w:rFonts w:ascii="Courier New" w:hAnsi="Courier New" w:cs="Courier New" w:hint="default"/>
+      </w:rPr>
+    </w:lvl>
+    <w:lvl w:ilvl="2" w:tplc="040C0005" w:tentative="1">
+      <w:start w:val="1"/>
+      <w:numFmt w:val="bullet"/>
+      <w:lvlText w:val=""/>
+      <w:lvlJc w:val="left"/>
+      <w:pPr>
+        <w:ind w:left="2160" w:hanging="360"/>
+      </w:pPr>
+      <w:rPr>
+        <w:rFonts w:ascii="Wingdings" w:hAnsi="Wingdings" w:hint="default"/>
+      </w:rPr>
+    </w:lvl>
+    <w:lvl w:ilvl="3" w:tplc="040C0001" w:tentative="1">
+      <w:start w:val="1"/>
+      <w:numFmt w:val="bullet"/>
+      <w:lvlText w:val=""/>
+      <w:lvlJc w:val="left"/>
+      <w:pPr>
+        <w:ind w:left="2880" w:hanging="360"/>
+      </w:pPr>
+      <w:rPr>
+        <w:rFonts w:ascii="Symbol" w:hAnsi="Symbol" w:hint="default"/>
+      </w:rPr>
+    </w:lvl>
+    <w:lvl w:ilvl="4" w:tplc="040C0003" w:tentative="1">
+      <w:start w:val="1"/>
+      <w:numFmt w:val="bullet"/>
+      <w:lvlText w:val="o"/>
+      <w:lvlJc w:val="left"/>
+      <w:pPr>
+        <w:ind w:left="3600" w:hanging="360"/>
+      </w:pPr>
+      <w:rPr>
+        <w:rFonts w:ascii="Courier New" w:hAnsi="Courier New" w:cs="Courier New" w:hint="default"/>
+      </w:rPr>
+    </w:lvl>
+    <w:lvl w:ilvl="5" w:tplc="040C0005" w:tentative="1">
+      <w:start w:val="1"/>
+      <w:numFmt w:val="bullet"/>
+      <w:lvlText w:val=""/>
+      <w:lvlJc w:val="left"/>
+      <w:pPr>
+        <w:ind w:left="4320" w:hanging="360"/>
+      </w:pPr>
+      <w:rPr>
+        <w:rFonts w:ascii="Wingdings" w:hAnsi="Wingdings" w:hint="default"/>
+      </w:rPr>
+    </w:lvl>
+    <w:lvl w:ilvl="6" w:tplc="040C0001" w:tentative="1">
+      <w:start w:val="1"/>
+      <w:numFmt w:val="bullet"/>
+      <w:lvlText w:val=""/>
+      <w:lvlJc w:val="left"/>
+      <w:pPr>
+        <w:ind w:left="5040" w:hanging="360"/>
+      </w:pPr>
+      <w:rPr>
+        <w:rFonts w:ascii="Symbol" w:hAnsi="Symbol" w:hint="default"/>
+      </w:rPr>
+    </w:lvl>
+    <w:lvl w:ilvl="7" w:tplc="040C0003" w:tentative="1">
+      <w:start w:val="1"/>
+      <w:numFmt w:val="bullet"/>
+      <w:lvlText w:val="o"/>
+      <w:lvlJc w:val="left"/>
+      <w:pPr>
+        <w:ind w:left="5760" w:hanging="360"/>
+      </w:pPr>
+      <w:rPr>
+        <w:rFonts w:ascii="Courier New" w:hAnsi="Courier New" w:cs="Courier New" w:hint="default"/>
+      </w:rPr>
+    </w:lvl>
+    <w:lvl w:ilvl="8" w:tplc="040C0005" w:tentative="1">
+      <w:start w:val="1"/>
+      <w:numFmt w:val="bullet"/>
+      <w:lvlText w:val=""/>
+      <w:lvlJc w:val="left"/>
+      <w:pPr>
+        <w:ind w:left="6480" w:hanging="360"/>
+      </w:pPr>
+      <w:rPr>
+        <w:rFonts w:ascii="Wingdings" w:hAnsi="Wingdings" w:hint="default"/>
+      </w:rPr>
+    </w:lvl>
+  </w:abstractNum>
+  <w:abstractNum w:abstractNumId="9" w15:restartNumberingAfterBreak="0">
+    <w:nsid w:val="64097589"/>
+    <w:multiLevelType w:val="multilevel"/>
+    <w:tmpl w:val="B47EBBD8"/>
+    <w:lvl w:ilvl="0">
+      <w:start w:val="1"/>
+      <w:numFmt w:val="decimal"/>
+      <w:lvlText w:val="%1."/>
+      <w:lvlJc w:val="left"/>
+      <w:pPr>
+        <w:ind w:left="720" w:hanging="360"/>
+      </w:pPr>
+      <w:rPr>
+        <w:rFonts w:hint="default"/>
+      </w:rPr>
+    </w:lvl>
+    <w:lvl w:ilvl="1">
+      <w:start w:val="1"/>
+      <w:numFmt w:val="decimal"/>
+      <w:isLgl/>
+      <w:lvlText w:val="%1.%2."/>
+      <w:lvlJc w:val="left"/>
+      <w:pPr>
+        <w:ind w:left="1080" w:hanging="720"/>
+      </w:pPr>
+      <w:rPr>
+        <w:rFonts w:hint="default"/>
+      </w:rPr>
+    </w:lvl>
+    <w:lvl w:ilvl="2">
+      <w:start w:val="1"/>
+      <w:numFmt w:val="decimal"/>
+      <w:isLgl/>
+      <w:lvlText w:val="%1.%2.%3."/>
+      <w:lvlJc w:val="left"/>
+      <w:pPr>
+        <w:ind w:left="1080" w:hanging="720"/>
+      </w:pPr>
+      <w:rPr>
+        <w:rFonts w:hint="default"/>
+      </w:rPr>
+    </w:lvl>
+    <w:lvl w:ilvl="3">
+      <w:start w:val="1"/>
+      <w:numFmt w:val="decimal"/>
+      <w:isLgl/>
+      <w:lvlText w:val="%1.%2.%3.%4."/>
+      <w:lvlJc w:val="left"/>
+      <w:pPr>
+        <w:ind w:left="1440" w:hanging="1080"/>
+      </w:pPr>
+      <w:rPr>
+        <w:rFonts w:hint="default"/>
+      </w:rPr>
+    </w:lvl>
+    <w:lvl w:ilvl="4">
+      <w:start w:val="1"/>
+      <w:numFmt w:val="decimal"/>
+      <w:isLgl/>
+      <w:lvlText w:val="%1.%2.%3.%4.%5."/>
+      <w:lvlJc w:val="left"/>
+      <w:pPr>
+        <w:ind w:left="1800" w:hanging="1440"/>
+      </w:pPr>
+      <w:rPr>
+        <w:rFonts w:hint="default"/>
+      </w:rPr>
+    </w:lvl>
+    <w:lvl w:ilvl="5">
+      <w:start w:val="1"/>
+      <w:numFmt w:val="decimal"/>
+      <w:isLgl/>
+      <w:lvlText w:val="%1.%2.%3.%4.%5.%6."/>
+      <w:lvlJc w:val="left"/>
+      <w:pPr>
+        <w:ind w:left="1800" w:hanging="1440"/>
+      </w:pPr>
+      <w:rPr>
+        <w:rFonts w:hint="default"/>
+      </w:rPr>
+    </w:lvl>
+    <w:lvl w:ilvl="6">
+      <w:start w:val="1"/>
+      <w:numFmt w:val="decimal"/>
+      <w:isLgl/>
+      <w:lvlText w:val="%1.%2.%3.%4.%5.%6.%7."/>
+      <w:lvlJc w:val="left"/>
+      <w:pPr>
+        <w:ind w:left="2160" w:hanging="1800"/>
+      </w:pPr>
+      <w:rPr>
+        <w:rFonts w:hint="default"/>
+      </w:rPr>
+    </w:lvl>
+    <w:lvl w:ilvl="7">
+      <w:start w:val="1"/>
+      <w:numFmt w:val="decimal"/>
+      <w:isLgl/>
+      <w:lvlText w:val="%1.%2.%3.%4.%5.%6.%7.%8."/>
+      <w:lvlJc w:val="left"/>
+      <w:pPr>
+        <w:ind w:left="2520" w:hanging="2160"/>
+      </w:pPr>
+      <w:rPr>
+        <w:rFonts w:hint="default"/>
+      </w:rPr>
+    </w:lvl>
+    <w:lvl w:ilvl="8">
+      <w:start w:val="1"/>
+      <w:numFmt w:val="decimal"/>
+      <w:isLgl/>
+      <w:lvlText w:val="%1.%2.%3.%4.%5.%6.%7.%8.%9."/>
+      <w:lvlJc w:val="left"/>
+      <w:pPr>
+        <w:ind w:left="2520" w:hanging="2160"/>
+      </w:pPr>
+      <w:rPr>
+        <w:rFonts w:hint="default"/>
+      </w:rPr>
+    </w:lvl>
+  </w:abstractNum>
+  <w:abstractNum w:abstractNumId="10" w15:restartNumberingAfterBreak="0">
+    <w:nsid w:val="67393BFD"/>
+    <w:multiLevelType w:val="multilevel"/>
+    <w:tmpl w:val="4AC497D6"/>
+    <w:lvl w:ilvl="0">
+      <w:start w:val="1"/>
+      <w:numFmt w:val="bullet"/>
+      <w:lvlText w:val=""/>
+      <w:lvlJc w:val="left"/>
+      <w:pPr>
+        <w:tabs>
+          <w:tab w:val="num" w:pos="720"/>
+        </w:tabs>
+        <w:ind w:left="720" w:hanging="360"/>
+      </w:pPr>
+      <w:rPr>
+        <w:rFonts w:ascii="Symbol" w:hAnsi="Symbol" w:hint="default"/>
+        <w:sz w:val="20"/>
+      </w:rPr>
+    </w:lvl>
+    <w:lvl w:ilvl="1" w:tentative="1">
+      <w:start w:val="1"/>
+      <w:numFmt w:val="bullet"/>
+      <w:lvlText w:val="o"/>
+      <w:lvlJc w:val="left"/>
+      <w:pPr>
+        <w:tabs>
+          <w:tab w:val="num" w:pos="1440"/>
+        </w:tabs>
+        <w:ind w:left="1440" w:hanging="360"/>
+      </w:pPr>
+      <w:rPr>
+        <w:rFonts w:ascii="Courier New" w:hAnsi="Courier New" w:hint="default"/>
+        <w:sz w:val="20"/>
+      </w:rPr>
+    </w:lvl>
+    <w:lvl w:ilvl="2" w:tentative="1">
+      <w:start w:val="1"/>
+      <w:numFmt w:val="bullet"/>
+      <w:lvlText w:val=""/>
+      <w:lvlJc w:val="left"/>
+      <w:pPr>
+        <w:tabs>
+          <w:tab w:val="num" w:pos="2160"/>
+        </w:tabs>
+        <w:ind w:left="2160" w:hanging="360"/>
+      </w:pPr>
+      <w:rPr>
+        <w:rFonts w:ascii="Wingdings" w:hAnsi="Wingdings" w:hint="default"/>
+        <w:sz w:val="20"/>
+      </w:rPr>
+    </w:lvl>
+    <w:lvl w:ilvl="3" w:tentative="1">
+      <w:start w:val="1"/>
+      <w:numFmt w:val="bullet"/>
+      <w:lvlText w:val=""/>
+      <w:lvlJc w:val="left"/>
+      <w:pPr>
+        <w:tabs>
+          <w:tab w:val="num" w:pos="2880"/>
+        </w:tabs>
+        <w:ind w:left="2880" w:hanging="360"/>
+      </w:pPr>
+      <w:rPr>
+        <w:rFonts w:ascii="Wingdings" w:hAnsi="Wingdings" w:hint="default"/>
+        <w:sz w:val="20"/>
+      </w:rPr>
+    </w:lvl>
+    <w:lvl w:ilvl="4" w:tentative="1">
+      <w:start w:val="1"/>
+      <w:numFmt w:val="bullet"/>
+      <w:lvlText w:val=""/>
+      <w:lvlJc w:val="left"/>
+      <w:pPr>
+        <w:tabs>
+          <w:tab w:val="num" w:pos="3600"/>
+        </w:tabs>
+        <w:ind w:left="3600" w:hanging="360"/>
+      </w:pPr>
+      <w:rPr>
+        <w:rFonts w:ascii="Wingdings" w:hAnsi="Wingdings" w:hint="default"/>
+        <w:sz w:val="20"/>
+      </w:rPr>
+    </w:lvl>
+    <w:lvl w:ilvl="5" w:tentative="1">
+      <w:start w:val="1"/>
+      <w:numFmt w:val="bullet"/>
+      <w:lvlText w:val=""/>
+      <w:lvlJc w:val="left"/>
+      <w:pPr>
+        <w:tabs>
+          <w:tab w:val="num" w:pos="4320"/>
+        </w:tabs>
+        <w:ind w:left="4320" w:hanging="360"/>
+      </w:pPr>
+      <w:rPr>
+        <w:rFonts w:ascii="Wingdings" w:hAnsi="Wingdings" w:hint="default"/>
+        <w:sz w:val="20"/>
+      </w:rPr>
+    </w:lvl>
+    <w:lvl w:ilvl="6" w:tentative="1">
+      <w:start w:val="1"/>
+      <w:numFmt w:val="bullet"/>
+      <w:lvlText w:val=""/>
+      <w:lvlJc w:val="left"/>
+      <w:pPr>
+        <w:tabs>
+          <w:tab w:val="num" w:pos="5040"/>
+        </w:tabs>
+        <w:ind w:left="5040" w:hanging="360"/>
+      </w:pPr>
+      <w:rPr>
+        <w:rFonts w:ascii="Wingdings" w:hAnsi="Wingdings" w:hint="default"/>
+        <w:sz w:val="20"/>
+      </w:rPr>
+    </w:lvl>
+    <w:lvl w:ilvl="7" w:tentative="1">
+      <w:start w:val="1"/>
+      <w:numFmt w:val="bullet"/>
+      <w:lvlText w:val=""/>
+      <w:lvlJc w:val="left"/>
+      <w:pPr>
+        <w:tabs>
+          <w:tab w:val="num" w:pos="5760"/>
+        </w:tabs>
+        <w:ind w:left="5760" w:hanging="360"/>
+      </w:pPr>
+      <w:rPr>
+        <w:rFonts w:ascii="Wingdings" w:hAnsi="Wingdings" w:hint="default"/>
+        <w:sz w:val="20"/>
+      </w:rPr>
+    </w:lvl>
+    <w:lvl w:ilvl="8" w:tentative="1">
+      <w:start w:val="1"/>
+      <w:numFmt w:val="bullet"/>
+      <w:lvlText w:val=""/>
+      <w:lvlJc w:val="left"/>
+      <w:pPr>
+        <w:tabs>
+          <w:tab w:val="num" w:pos="6480"/>
+        </w:tabs>
+        <w:ind w:left="6480" w:hanging="360"/>
+      </w:pPr>
+      <w:rPr>
+        <w:rFonts w:ascii="Wingdings" w:hAnsi="Wingdings" w:hint="default"/>
+        <w:sz w:val="20"/>
+      </w:rPr>
+    </w:lvl>
+  </w:abstractNum>
+  <w:abstractNum w:abstractNumId="11" w15:restartNumberingAfterBreak="0">
     <w:nsid w:val="74EE226C"/>
     <w:multiLevelType w:val="hybridMultilevel"/>
     <w:tmpl w:val="33EE7904"/>
@@ -899,13 +5723,40 @@
     </w:lvl>
   </w:abstractNum>
   <w:num w:numId="1" w16cid:durableId="2051567705">
+    <w:abstractNumId w:val="11"/>
+  </w:num>
+  <w:num w:numId="2" w16cid:durableId="963343824">
+    <w:abstractNumId w:val="1"/>
+  </w:num>
+  <w:num w:numId="3" w16cid:durableId="1202399063">
+    <w:abstractNumId w:val="6"/>
+  </w:num>
+  <w:num w:numId="4" w16cid:durableId="1278751802">
+    <w:abstractNumId w:val="9"/>
+  </w:num>
+  <w:num w:numId="5" w16cid:durableId="1153520506">
+    <w:abstractNumId w:val="10"/>
+  </w:num>
+  <w:num w:numId="6" w16cid:durableId="1230379374">
     <w:abstractNumId w:val="2"/>
   </w:num>
-  <w:num w:numId="2" w16cid:durableId="963343824">
+  <w:num w:numId="7" w16cid:durableId="465781963">
+    <w:abstractNumId w:val="7"/>
+  </w:num>
+  <w:num w:numId="8" w16cid:durableId="607350897">
+    <w:abstractNumId w:val="4"/>
+  </w:num>
+  <w:num w:numId="9" w16cid:durableId="818350756">
+    <w:abstractNumId w:val="3"/>
+  </w:num>
+  <w:num w:numId="10" w16cid:durableId="470904937">
     <w:abstractNumId w:val="0"/>
   </w:num>
-  <w:num w:numId="3" w16cid:durableId="1202399063">
-    <w:abstractNumId w:val="1"/>
+  <w:num w:numId="11" w16cid:durableId="1323504549">
+    <w:abstractNumId w:val="5"/>
+  </w:num>
+  <w:num w:numId="12" w16cid:durableId="1673290577">
+    <w:abstractNumId w:val="8"/>
   </w:num>
 </w:numbering>
 </file>
@@ -1310,6 +6161,7 @@
   <w:style w:type="paragraph" w:default="1" w:styleId="Normal">
     <w:name w:val="Normal"/>
     <w:qFormat/>
+    <w:rsid w:val="00A86F06"/>
   </w:style>
   <w:style w:type="paragraph" w:styleId="Titre1">
     <w:name w:val="heading 1"/>
@@ -1338,7 +6190,6 @@
     <w:next w:val="Normal"/>
     <w:link w:val="Titre2Car"/>
     <w:uiPriority w:val="9"/>
-    <w:semiHidden/>
     <w:unhideWhenUsed/>
     <w:qFormat/>
     <w:rsid w:val="00AB493F"/>
@@ -1361,7 +6212,6 @@
     <w:next w:val="Normal"/>
     <w:link w:val="Titre3Car"/>
     <w:uiPriority w:val="9"/>
-    <w:semiHidden/>
     <w:unhideWhenUsed/>
     <w:qFormat/>
     <w:rsid w:val="00AB493F"/>
@@ -1513,7 +6363,6 @@
   <w:style w:type="character" w:default="1" w:styleId="Policepardfaut">
     <w:name w:val="Default Paragraph Font"/>
     <w:uiPriority w:val="1"/>
-    <w:semiHidden/>
     <w:unhideWhenUsed/>
   </w:style>
   <w:style w:type="table" w:default="1" w:styleId="TableauNormal">
@@ -1555,7 +6404,6 @@
     <w:basedOn w:val="Policepardfaut"/>
     <w:link w:val="Titre2"/>
     <w:uiPriority w:val="9"/>
-    <w:semiHidden/>
     <w:rsid w:val="00AB493F"/>
     <w:rPr>
       <w:rFonts w:asciiTheme="majorHAnsi" w:eastAsiaTheme="majorEastAsia" w:hAnsiTheme="majorHAnsi" w:cstheme="majorBidi"/>
@@ -1569,7 +6417,6 @@
     <w:basedOn w:val="Policepardfaut"/>
     <w:link w:val="Titre3"/>
     <w:uiPriority w:val="9"/>
-    <w:semiHidden/>
     <w:rsid w:val="00AB493F"/>
     <w:rPr>
       <w:rFonts w:eastAsiaTheme="majorEastAsia" w:cstheme="majorBidi"/>
@@ -1849,6 +6696,222 @@
       <w:color w:val="605E5C"/>
       <w:shd w:val="clear" w:color="auto" w:fill="E1DFDD"/>
     </w:rPr>
+  </w:style>
+  <w:style w:type="paragraph" w:styleId="En-tte">
+    <w:name w:val="header"/>
+    <w:basedOn w:val="Normal"/>
+    <w:link w:val="En-tteCar"/>
+    <w:uiPriority w:val="99"/>
+    <w:unhideWhenUsed/>
+    <w:rsid w:val="006A6C81"/>
+    <w:pPr>
+      <w:tabs>
+        <w:tab w:val="center" w:pos="4536"/>
+        <w:tab w:val="right" w:pos="9072"/>
+      </w:tabs>
+      <w:spacing w:after="0" w:line="240" w:lineRule="auto"/>
+    </w:pPr>
+  </w:style>
+  <w:style w:type="character" w:customStyle="1" w:styleId="En-tteCar">
+    <w:name w:val="En-tête Car"/>
+    <w:basedOn w:val="Policepardfaut"/>
+    <w:link w:val="En-tte"/>
+    <w:uiPriority w:val="99"/>
+    <w:rsid w:val="006A6C81"/>
+  </w:style>
+  <w:style w:type="paragraph" w:styleId="Pieddepage">
+    <w:name w:val="footer"/>
+    <w:basedOn w:val="Normal"/>
+    <w:link w:val="PieddepageCar"/>
+    <w:uiPriority w:val="99"/>
+    <w:unhideWhenUsed/>
+    <w:rsid w:val="006A6C81"/>
+    <w:pPr>
+      <w:tabs>
+        <w:tab w:val="center" w:pos="4536"/>
+        <w:tab w:val="right" w:pos="9072"/>
+      </w:tabs>
+      <w:spacing w:after="0" w:line="240" w:lineRule="auto"/>
+    </w:pPr>
+  </w:style>
+  <w:style w:type="character" w:customStyle="1" w:styleId="PieddepageCar">
+    <w:name w:val="Pied de page Car"/>
+    <w:basedOn w:val="Policepardfaut"/>
+    <w:link w:val="Pieddepage"/>
+    <w:uiPriority w:val="99"/>
+    <w:rsid w:val="006A6C81"/>
+  </w:style>
+  <w:style w:type="paragraph" w:styleId="Lgende">
+    <w:name w:val="caption"/>
+    <w:basedOn w:val="Normal"/>
+    <w:next w:val="Normal"/>
+    <w:uiPriority w:val="35"/>
+    <w:unhideWhenUsed/>
+    <w:qFormat/>
+    <w:rsid w:val="008C69E3"/>
+    <w:pPr>
+      <w:spacing w:after="200" w:line="240" w:lineRule="auto"/>
+    </w:pPr>
+    <w:rPr>
+      <w:i/>
+      <w:iCs/>
+      <w:color w:val="4B4644" w:themeColor="text2"/>
+      <w:sz w:val="18"/>
+      <w:szCs w:val="18"/>
+    </w:rPr>
+  </w:style>
+  <w:style w:type="paragraph" w:styleId="En-ttedetabledesmatires">
+    <w:name w:val="TOC Heading"/>
+    <w:basedOn w:val="Titre1"/>
+    <w:next w:val="Normal"/>
+    <w:uiPriority w:val="39"/>
+    <w:unhideWhenUsed/>
+    <w:qFormat/>
+    <w:rsid w:val="004F14FC"/>
+    <w:pPr>
+      <w:spacing w:before="240" w:after="0"/>
+      <w:outlineLvl w:val="9"/>
+    </w:pPr>
+    <w:rPr>
+      <w:kern w:val="0"/>
+      <w:sz w:val="32"/>
+      <w:szCs w:val="32"/>
+      <w:lang w:eastAsia="fr-FR"/>
+      <w14:ligatures w14:val="none"/>
+    </w:rPr>
+  </w:style>
+  <w:style w:type="paragraph" w:styleId="TM1">
+    <w:name w:val="toc 1"/>
+    <w:basedOn w:val="Normal"/>
+    <w:next w:val="Normal"/>
+    <w:autoRedefine/>
+    <w:uiPriority w:val="39"/>
+    <w:unhideWhenUsed/>
+    <w:rsid w:val="004F14FC"/>
+    <w:pPr>
+      <w:spacing w:after="100"/>
+    </w:pPr>
+  </w:style>
+  <w:style w:type="paragraph" w:styleId="TM2">
+    <w:name w:val="toc 2"/>
+    <w:basedOn w:val="Normal"/>
+    <w:next w:val="Normal"/>
+    <w:autoRedefine/>
+    <w:uiPriority w:val="39"/>
+    <w:unhideWhenUsed/>
+    <w:rsid w:val="004F14FC"/>
+    <w:pPr>
+      <w:spacing w:after="100"/>
+      <w:ind w:left="220"/>
+    </w:pPr>
+  </w:style>
+  <w:style w:type="paragraph" w:styleId="TM3">
+    <w:name w:val="toc 3"/>
+    <w:basedOn w:val="Normal"/>
+    <w:next w:val="Normal"/>
+    <w:autoRedefine/>
+    <w:uiPriority w:val="39"/>
+    <w:unhideWhenUsed/>
+    <w:rsid w:val="004F14FC"/>
+    <w:pPr>
+      <w:spacing w:after="100"/>
+      <w:ind w:left="440"/>
+    </w:pPr>
+  </w:style>
+  <w:style w:type="table" w:styleId="Grilledutableau">
+    <w:name w:val="Table Grid"/>
+    <w:basedOn w:val="TableauNormal"/>
+    <w:uiPriority w:val="39"/>
+    <w:rsid w:val="004F14FC"/>
+    <w:pPr>
+      <w:spacing w:after="0" w:line="240" w:lineRule="auto"/>
+    </w:pPr>
+    <w:tblPr>
+      <w:tblBorders>
+        <w:top w:val="single" w:sz="4" w:space="0" w:color="auto"/>
+        <w:left w:val="single" w:sz="4" w:space="0" w:color="auto"/>
+        <w:bottom w:val="single" w:sz="4" w:space="0" w:color="auto"/>
+        <w:right w:val="single" w:sz="4" w:space="0" w:color="auto"/>
+        <w:insideH w:val="single" w:sz="4" w:space="0" w:color="auto"/>
+        <w:insideV w:val="single" w:sz="4" w:space="0" w:color="auto"/>
+      </w:tblBorders>
+    </w:tblPr>
+  </w:style>
+  <w:style w:type="table" w:styleId="TableauGrille4-Accentuation1">
+    <w:name w:val="Grid Table 4 Accent 1"/>
+    <w:basedOn w:val="TableauNormal"/>
+    <w:uiPriority w:val="49"/>
+    <w:rsid w:val="000366AC"/>
+    <w:pPr>
+      <w:spacing w:after="0" w:line="240" w:lineRule="auto"/>
+    </w:pPr>
+    <w:tblPr>
+      <w:tblStyleRowBandSize w:val="1"/>
+      <w:tblStyleColBandSize w:val="1"/>
+      <w:tblBorders>
+        <w:top w:val="single" w:sz="4" w:space="0" w:color="80D385" w:themeColor="accent1" w:themeTint="99"/>
+        <w:left w:val="single" w:sz="4" w:space="0" w:color="80D385" w:themeColor="accent1" w:themeTint="99"/>
+        <w:bottom w:val="single" w:sz="4" w:space="0" w:color="80D385" w:themeColor="accent1" w:themeTint="99"/>
+        <w:right w:val="single" w:sz="4" w:space="0" w:color="80D385" w:themeColor="accent1" w:themeTint="99"/>
+        <w:insideH w:val="single" w:sz="4" w:space="0" w:color="80D385" w:themeColor="accent1" w:themeTint="99"/>
+        <w:insideV w:val="single" w:sz="4" w:space="0" w:color="80D385" w:themeColor="accent1" w:themeTint="99"/>
+      </w:tblBorders>
+    </w:tblPr>
+    <w:tblStylePr w:type="firstRow">
+      <w:rPr>
+        <w:b/>
+        <w:bCs/>
+        <w:color w:val="FFFFFF" w:themeColor="background1"/>
+      </w:rPr>
+      <w:tblPr/>
+      <w:tcPr>
+        <w:tcBorders>
+          <w:top w:val="single" w:sz="4" w:space="0" w:color="3AA741" w:themeColor="accent1"/>
+          <w:left w:val="single" w:sz="4" w:space="0" w:color="3AA741" w:themeColor="accent1"/>
+          <w:bottom w:val="single" w:sz="4" w:space="0" w:color="3AA741" w:themeColor="accent1"/>
+          <w:right w:val="single" w:sz="4" w:space="0" w:color="3AA741" w:themeColor="accent1"/>
+          <w:insideH w:val="nil"/>
+          <w:insideV w:val="nil"/>
+        </w:tcBorders>
+        <w:shd w:val="clear" w:color="auto" w:fill="3AA741" w:themeFill="accent1"/>
+      </w:tcPr>
+    </w:tblStylePr>
+    <w:tblStylePr w:type="lastRow">
+      <w:rPr>
+        <w:b/>
+        <w:bCs/>
+      </w:rPr>
+      <w:tblPr/>
+      <w:tcPr>
+        <w:tcBorders>
+          <w:top w:val="double" w:sz="4" w:space="0" w:color="3AA741" w:themeColor="accent1"/>
+        </w:tcBorders>
+      </w:tcPr>
+    </w:tblStylePr>
+    <w:tblStylePr w:type="firstCol">
+      <w:rPr>
+        <w:b/>
+        <w:bCs/>
+      </w:rPr>
+    </w:tblStylePr>
+    <w:tblStylePr w:type="lastCol">
+      <w:rPr>
+        <w:b/>
+        <w:bCs/>
+      </w:rPr>
+    </w:tblStylePr>
+    <w:tblStylePr w:type="band1Vert">
+      <w:tblPr/>
+      <w:tcPr>
+        <w:shd w:val="clear" w:color="auto" w:fill="D4F0D6" w:themeFill="accent1" w:themeFillTint="33"/>
+      </w:tcPr>
+    </w:tblStylePr>
+    <w:tblStylePr w:type="band1Horz">
+      <w:tblPr/>
+      <w:tcPr>
+        <w:shd w:val="clear" w:color="auto" w:fill="D4F0D6" w:themeFill="accent1" w:themeFillTint="33"/>
+      </w:tcPr>
+    </w:tblStylePr>
   </w:style>
 </w:styles>
 </file>
@@ -2146,4 +7209,16 @@
     </a:ext>
   </a:extLst>
 </a:theme>
+</file>
+
+<file path=customXml/item1.xml><?xml version="1.0" encoding="utf-8"?>
+<b:Sources xmlns:b="http://schemas.openxmlformats.org/officeDocument/2006/bibliography" xmlns="http://schemas.openxmlformats.org/officeDocument/2006/bibliography" SelectedStyle="\APASixthEditionOfficeOnline.xsl" StyleName="APA" Version="6"/>
+</file>
+
+<file path=customXml/itemProps1.xml><?xml version="1.0" encoding="utf-8"?>
+<ds:datastoreItem xmlns:ds="http://schemas.openxmlformats.org/officeDocument/2006/customXml" ds:itemID="{80A01035-653B-44C9-9056-015F0E31154F}">
+  <ds:schemaRefs>
+    <ds:schemaRef ds:uri="http://schemas.openxmlformats.org/officeDocument/2006/bibliography"/>
+  </ds:schemaRefs>
+</ds:datastoreItem>
 </file>